--- a/研究报告/核心语料与审查_20261006/02_核心术语与语料依据.docx
+++ b/研究报告/核心语料与审查_20261006/02_核心术语与语料依据.docx
@@ -17,7 +17,63 @@
         <w:pStyle w:val="FirstParagraph"/>
       </w:pPr>
       <w:r>
-        <w:t xml:space="preserve">版本：2026年10月7日。适用于当前六章报告、内容提要、图表和推荐工作簿。本表按本轮补充第15项要求重建，替代此前词表。定义、公式和单位分开核对；同一指标在表头、图轴和正文采用同名。原始程序字段仅为兼容保留，不作交付名称。</w:t>
+        <w:t xml:space="preserve">版本：2026年10月7日。适用于当前六章报告、内容提要、图表和推荐工作簿。本表经第15项要求及术语再审更新，替代此前词表。定义、公式和单位分开核对；同一指标在表头、图轴和正文采用同名。原始程序字段仅为兼容保留，不作交付名称。</w:t>
+      </w:r>
+    </w:p>
+    <w:p>
+      <w:pPr>
+        <w:pStyle w:val="BodyText"/>
+      </w:pPr>
+      <w:r>
+        <w:t xml:space="preserve">本次再审将</w:t>
+      </w:r>
+      <w:r>
+        <w:t xml:space="preserve">“</w:t>
+      </w:r>
+      <w:r>
+        <w:t xml:space="preserve">容量负荷比</w:t>
+      </w:r>
+      <w:r>
+        <w:t xml:space="preserve">”</w:t>
+      </w:r>
+      <w:r>
+        <w:t xml:space="preserve">统一为</w:t>
+      </w:r>
+      <w:r>
+        <w:t xml:space="preserve">“</w:t>
+      </w:r>
+      <w:r>
+        <w:t xml:space="preserve">容载比</w:t>
+      </w:r>
+      <w:r>
+        <w:t xml:space="preserve">”</w:t>
+      </w:r>
+      <w:r>
+        <w:t xml:space="preserve">，月度季节统计标注</w:t>
+      </w:r>
+      <w:r>
+        <w:t xml:space="preserve">“</w:t>
+      </w:r>
+      <w:r>
+        <w:t xml:space="preserve">容载比（月度分析值）</w:t>
+      </w:r>
+      <w:r>
+        <w:t xml:space="preserve">”</w:t>
+      </w:r>
+      <w:r>
+        <w:t xml:space="preserve">。相关性表采用</w:t>
+      </w:r>
+      <w:r>
+        <w:t xml:space="preserve">“</w:t>
+      </w:r>
+      <w:r>
+        <w:t xml:space="preserve">指标一／指标二</w:t>
+      </w:r>
+      <w:r>
+        <w:t xml:space="preserve">”</w:t>
+      </w:r>
+      <w:r>
+        <w:t xml:space="preserve">，入选参数表区分源荷参数、需求参数、持续时间、经济参数及分类条件。完整名称覆盖正文、摘要、表头、图轴和工作簿；年度/月度、估计值、基期/目标年等只作范围限定。</w:t>
       </w:r>
     </w:p>
     <w:p>
@@ -115,7 +171,7 @@
         <w:pStyle w:val="BodyText"/>
       </w:pPr>
       <w:r>
-        <w:t xml:space="preserve">比例指标统一标明无量纲比值或百分数。容载比沿用标准MVA/MW口径；主变有功折算需要功率因数，不能改动容载比分子。储能功率用MW、能量用MWh；单柜能量215 kWh避免两位小数引入舍入误读。表头统一</w:t>
+        <w:t xml:space="preserve">比例指标统一标明无量纲比值或百分数。容载比按标准采用MVA与MW的比值；主变有功折算需要功率因数，不能改动容载比分子。储能功率用MW、能量用MWh；单柜能量215 kWh避免两位小数引入舍入误读。表头统一</w:t>
       </w:r>
       <w:r>
         <w:t xml:space="preserve">“</w:t>
@@ -182,6 +238,7 @@
       <w:tblPr>
         <w:tblStyle w:val="Table"/>
         <w:tblW w:type="pct" w:w="5000.0"/>
+        <w:jc w:val="center"/>
         <w:tblLayout w:type="fixed"/>
         <w:tblLook w:firstRow="1"/>
       </w:tblPr>
@@ -206,13 +263,14 @@
           <w:p>
             <w:pPr>
               <w:pStyle w:val="Compact"/>
-              <w:spacing w:line="264" w:lineRule="auto"/>
-              <w:ind w:firstLine="0"/>
-              <w:jc w:val="left"/>
-            </w:pPr>
-            <w:r>
-              <w:rPr>
-                <w:sz w:val="18"/>
+              <w:spacing w:line="280" w:lineRule="exact"/>
+              <w:ind w:firstLine="0"/>
+              <w:jc w:val="center"/>
+            </w:pPr>
+            <w:r>
+              <w:rPr>
+                <w:rFonts w:ascii="Times New Roman" w:hAnsi="Times New Roman"/>
+                <w:sz w:val="20"/>
               </w:rPr>
               <w:t xml:space="preserve">统一名称、符号及单位</w:t>
             </w:r>
@@ -228,13 +286,14 @@
           <w:p>
             <w:pPr>
               <w:pStyle w:val="Compact"/>
-              <w:spacing w:line="264" w:lineRule="auto"/>
-              <w:ind w:firstLine="0"/>
-              <w:jc w:val="left"/>
-            </w:pPr>
-            <w:r>
-              <w:rPr>
-                <w:sz w:val="18"/>
+              <w:spacing w:line="280" w:lineRule="exact"/>
+              <w:ind w:firstLine="0"/>
+              <w:jc w:val="center"/>
+            </w:pPr>
+            <w:r>
+              <w:rPr>
+                <w:rFonts w:ascii="Times New Roman" w:hAnsi="Times New Roman"/>
+                <w:sz w:val="20"/>
               </w:rPr>
               <w:t xml:space="preserve">定义与计算公式</w:t>
             </w:r>
@@ -250,13 +309,14 @@
           <w:p>
             <w:pPr>
               <w:pStyle w:val="Compact"/>
-              <w:spacing w:line="264" w:lineRule="auto"/>
-              <w:ind w:firstLine="0"/>
-              <w:jc w:val="left"/>
-            </w:pPr>
-            <w:r>
-              <w:rPr>
-                <w:sz w:val="18"/>
+              <w:spacing w:line="280" w:lineRule="exact"/>
+              <w:ind w:firstLine="0"/>
+              <w:jc w:val="center"/>
+            </w:pPr>
+            <w:r>
+              <w:rPr>
+                <w:rFonts w:ascii="Times New Roman" w:hAnsi="Times New Roman"/>
+                <w:sz w:val="20"/>
               </w:rPr>
               <w:t xml:space="preserve">出处及性质</w:t>
             </w:r>
@@ -274,13 +334,14 @@
           <w:p>
             <w:pPr>
               <w:pStyle w:val="Compact"/>
-              <w:spacing w:line="264" w:lineRule="auto"/>
-              <w:ind w:firstLine="0"/>
-              <w:jc w:val="left"/>
-            </w:pPr>
-            <w:r>
-              <w:rPr>
-                <w:sz w:val="18"/>
+              <w:spacing w:line="280" w:lineRule="exact"/>
+              <w:ind w:firstLine="0"/>
+              <w:jc w:val="center"/>
+            </w:pPr>
+            <w:r>
+              <w:rPr>
+                <w:rFonts w:ascii="Times New Roman" w:hAnsi="Times New Roman"/>
+                <w:sz w:val="20"/>
               </w:rPr>
               <w:t xml:space="preserve">容载比；R、R_s；MVA/MW</w:t>
             </w:r>
@@ -293,13 +354,14 @@
           <w:p>
             <w:pPr>
               <w:pStyle w:val="Compact"/>
-              <w:spacing w:line="264" w:lineRule="auto"/>
-              <w:ind w:firstLine="0"/>
-              <w:jc w:val="left"/>
-            </w:pPr>
-            <w:r>
-              <w:rPr>
-                <w:sz w:val="18"/>
+              <w:spacing w:line="280" w:lineRule="exact"/>
+              <w:ind w:firstLine="0"/>
+              <w:jc w:val="center"/>
+            </w:pPr>
+            <w:r>
+              <w:rPr>
+                <w:rFonts w:ascii="Times New Roman" w:hAnsi="Times New Roman"/>
+                <w:sz w:val="20"/>
               </w:rPr>
               <w:t xml:space="preserve">同一规划区域、同一电压等级公用变电站主变容量之和与年网供最大负荷之比。R=ΣS_ei/P_max</w:t>
             </w:r>
@@ -312,13 +374,14 @@
           <w:p>
             <w:pPr>
               <w:pStyle w:val="Compact"/>
-              <w:spacing w:line="264" w:lineRule="auto"/>
-              <w:ind w:firstLine="0"/>
-              <w:jc w:val="left"/>
-            </w:pPr>
-            <w:r>
-              <w:rPr>
-                <w:sz w:val="18"/>
+              <w:spacing w:line="280" w:lineRule="exact"/>
+              <w:ind w:firstLine="0"/>
+              <w:jc w:val="center"/>
+            </w:pPr>
+            <w:r>
+              <w:rPr>
+                <w:rFonts w:ascii="Times New Roman" w:hAnsi="Times New Roman"/>
+                <w:sz w:val="20"/>
               </w:rPr>
               <w:t xml:space="preserve">DL/T 5729—2023，2.0.9、6.3.2式；PDF第24页。标准原式；符号R为本报告简记</w:t>
             </w:r>
@@ -336,13 +399,14 @@
           <w:p>
             <w:pPr>
               <w:pStyle w:val="Compact"/>
-              <w:spacing w:line="264" w:lineRule="auto"/>
-              <w:ind w:firstLine="0"/>
-              <w:jc w:val="left"/>
-            </w:pPr>
-            <w:r>
-              <w:rPr>
-                <w:sz w:val="18"/>
+              <w:spacing w:line="280" w:lineRule="exact"/>
+              <w:ind w:firstLine="0"/>
+              <w:jc w:val="center"/>
+            </w:pPr>
+            <w:r>
+              <w:rPr>
+                <w:rFonts w:ascii="Times New Roman" w:hAnsi="Times New Roman"/>
+                <w:sz w:val="20"/>
               </w:rPr>
               <w:t xml:space="preserve">公用主变总容量；S；MVA</w:t>
             </w:r>
@@ -355,13 +419,14 @@
           <w:p>
             <w:pPr>
               <w:pStyle w:val="Compact"/>
-              <w:spacing w:line="264" w:lineRule="auto"/>
-              <w:ind w:firstLine="0"/>
-              <w:jc w:val="left"/>
-            </w:pPr>
-            <w:r>
-              <w:rPr>
-                <w:sz w:val="18"/>
+              <w:spacing w:line="280" w:lineRule="exact"/>
+              <w:ind w:firstLine="0"/>
+              <w:jc w:val="center"/>
+            </w:pPr>
+            <w:r>
+              <w:rPr>
+                <w:rFonts w:ascii="Times New Roman" w:hAnsi="Times New Roman"/>
+                <w:sz w:val="20"/>
               </w:rPr>
               <w:t xml:space="preserve">统计范围内在役公用主变额定容量之和。S=ΣS_ei</w:t>
             </w:r>
@@ -374,13 +439,14 @@
           <w:p>
             <w:pPr>
               <w:pStyle w:val="Compact"/>
-              <w:spacing w:line="264" w:lineRule="auto"/>
-              <w:ind w:firstLine="0"/>
-              <w:jc w:val="left"/>
-            </w:pPr>
-            <w:r>
-              <w:rPr>
-                <w:sz w:val="18"/>
+              <w:spacing w:line="280" w:lineRule="exact"/>
+              <w:ind w:firstLine="0"/>
+              <w:jc w:val="center"/>
+            </w:pPr>
+            <w:r>
+              <w:rPr>
+                <w:rFonts w:ascii="Times New Roman" w:hAnsi="Times New Roman"/>
+                <w:sz w:val="20"/>
               </w:rPr>
               <w:t xml:space="preserve">DL/T 5729—2023，6.3.2。规范定义的数学表达</w:t>
             </w:r>
@@ -398,13 +464,14 @@
           <w:p>
             <w:pPr>
               <w:pStyle w:val="Compact"/>
-              <w:spacing w:line="264" w:lineRule="auto"/>
-              <w:ind w:firstLine="0"/>
-              <w:jc w:val="left"/>
-            </w:pPr>
-            <w:r>
-              <w:rPr>
-                <w:sz w:val="18"/>
+              <w:spacing w:line="280" w:lineRule="exact"/>
+              <w:ind w:firstLine="0"/>
+              <w:jc w:val="center"/>
+            </w:pPr>
+            <w:r>
+              <w:rPr>
+                <w:rFonts w:ascii="Times New Roman" w:hAnsi="Times New Roman"/>
+                <w:sz w:val="20"/>
               </w:rPr>
               <w:t xml:space="preserve">年网供最大负荷；P_max；MW</w:t>
             </w:r>
@@ -417,13 +484,14 @@
           <w:p>
             <w:pPr>
               <w:pStyle w:val="Compact"/>
-              <w:spacing w:line="264" w:lineRule="auto"/>
-              <w:ind w:firstLine="0"/>
-              <w:jc w:val="left"/>
-            </w:pPr>
-            <w:r>
-              <w:rPr>
-                <w:sz w:val="18"/>
+              <w:spacing w:line="280" w:lineRule="exact"/>
+              <w:ind w:firstLine="0"/>
+              <w:jc w:val="center"/>
+            </w:pPr>
+            <w:r>
+              <w:rPr>
+                <w:rFonts w:ascii="Times New Roman" w:hAnsi="Times New Roman"/>
+                <w:sz w:val="20"/>
               </w:rPr>
               <w:t xml:space="preserve">本区域同电压等级公用变压器同一时刻输送功率代数和的全年最大正值。P_max=max_t ΣP_i(t)</w:t>
             </w:r>
@@ -436,13 +504,14 @@
           <w:p>
             <w:pPr>
               <w:pStyle w:val="Compact"/>
-              <w:spacing w:line="264" w:lineRule="auto"/>
-              <w:ind w:firstLine="0"/>
-              <w:jc w:val="left"/>
-            </w:pPr>
-            <w:r>
-              <w:rPr>
-                <w:sz w:val="18"/>
+              <w:spacing w:line="280" w:lineRule="exact"/>
+              <w:ind w:firstLine="0"/>
+              <w:jc w:val="center"/>
+            </w:pPr>
+            <w:r>
+              <w:rPr>
+                <w:rFonts w:ascii="Times New Roman" w:hAnsi="Times New Roman"/>
+                <w:sz w:val="20"/>
               </w:rPr>
               <w:t xml:space="preserve">DL/T 5729—2023，6.3.2；2025年4月修订稿3.1.13、3.1.16。规范定义的数学表达</w:t>
             </w:r>
@@ -460,13 +529,14 @@
           <w:p>
             <w:pPr>
               <w:pStyle w:val="Compact"/>
-              <w:spacing w:line="264" w:lineRule="auto"/>
-              <w:ind w:firstLine="0"/>
-              <w:jc w:val="left"/>
-            </w:pPr>
-            <w:r>
-              <w:rPr>
-                <w:sz w:val="18"/>
+              <w:spacing w:line="280" w:lineRule="exact"/>
+              <w:ind w:firstLine="0"/>
+              <w:jc w:val="center"/>
+            </w:pPr>
+            <w:r>
+              <w:rPr>
+                <w:rFonts w:ascii="Times New Roman" w:hAnsi="Times New Roman"/>
+                <w:sz w:val="20"/>
               </w:rPr>
               <w:t xml:space="preserve">净负荷；P_net(t)；MW</w:t>
             </w:r>
@@ -479,13 +549,14 @@
           <w:p>
             <w:pPr>
               <w:pStyle w:val="Compact"/>
-              <w:spacing w:line="264" w:lineRule="auto"/>
-              <w:ind w:firstLine="0"/>
-              <w:jc w:val="left"/>
-            </w:pPr>
-            <w:r>
-              <w:rPr>
-                <w:sz w:val="18"/>
+              <w:spacing w:line="280" w:lineRule="exact"/>
+              <w:ind w:firstLine="0"/>
+              <w:jc w:val="center"/>
+            </w:pPr>
+            <w:r>
+              <w:rPr>
+                <w:rFonts w:ascii="Times New Roman" w:hAnsi="Times New Roman"/>
+                <w:sz w:val="20"/>
               </w:rPr>
               <w:t xml:space="preserve">同一规划区域、同一电压等级公用变压器同一时刻输送功率之和；高压向低压为正，反向为负。P_net(t)=ΣP_i(t)</w:t>
             </w:r>
@@ -498,13 +569,14 @@
           <w:p>
             <w:pPr>
               <w:pStyle w:val="Compact"/>
-              <w:spacing w:line="264" w:lineRule="auto"/>
-              <w:ind w:firstLine="0"/>
-              <w:jc w:val="left"/>
-            </w:pPr>
-            <w:r>
-              <w:rPr>
-                <w:sz w:val="18"/>
+              <w:spacing w:line="280" w:lineRule="exact"/>
+              <w:ind w:firstLine="0"/>
+              <w:jc w:val="center"/>
+            </w:pPr>
+            <w:r>
+              <w:rPr>
+                <w:rFonts w:ascii="Times New Roman" w:hAnsi="Times New Roman"/>
+                <w:sz w:val="20"/>
               </w:rPr>
               <w:t xml:space="preserve">2025年4月修订稿3.1.13。修订稿定义；不是已发布标准新增条文</w:t>
             </w:r>
@@ -522,13 +594,14 @@
           <w:p>
             <w:pPr>
               <w:pStyle w:val="Compact"/>
-              <w:spacing w:line="264" w:lineRule="auto"/>
-              <w:ind w:firstLine="0"/>
-              <w:jc w:val="left"/>
-            </w:pPr>
-            <w:r>
-              <w:rPr>
-                <w:sz w:val="18"/>
+              <w:spacing w:line="280" w:lineRule="exact"/>
+              <w:ind w:firstLine="0"/>
+              <w:jc w:val="center"/>
+            </w:pPr>
+            <w:r>
+              <w:rPr>
+                <w:rFonts w:ascii="Times New Roman" w:hAnsi="Times New Roman"/>
+                <w:sz w:val="20"/>
               </w:rPr>
               <w:t xml:space="preserve">用户最大负荷；P_user,max；MW</w:t>
             </w:r>
@@ -541,13 +614,14 @@
           <w:p>
             <w:pPr>
               <w:pStyle w:val="Compact"/>
-              <w:spacing w:line="264" w:lineRule="auto"/>
-              <w:ind w:firstLine="0"/>
-              <w:jc w:val="left"/>
-            </w:pPr>
-            <w:r>
-              <w:rPr>
-                <w:sz w:val="18"/>
+              <w:spacing w:line="280" w:lineRule="exact"/>
+              <w:ind w:firstLine="0"/>
+              <w:jc w:val="center"/>
+            </w:pPr>
+            <w:r>
+              <w:rPr>
+                <w:rFonts w:ascii="Times New Roman" w:hAnsi="Times New Roman"/>
+                <w:sz w:val="20"/>
               </w:rPr>
               <w:t xml:space="preserve">同一供电范围用户实际用电需求在统计期内的同时最大值。P_user,max=max_t P_user(t)</w:t>
             </w:r>
@@ -560,13 +634,14 @@
           <w:p>
             <w:pPr>
               <w:pStyle w:val="Compact"/>
-              <w:spacing w:line="264" w:lineRule="auto"/>
-              <w:ind w:firstLine="0"/>
-              <w:jc w:val="left"/>
-            </w:pPr>
-            <w:r>
-              <w:rPr>
-                <w:sz w:val="18"/>
+              <w:spacing w:line="280" w:lineRule="exact"/>
+              <w:ind w:firstLine="0"/>
+              <w:jc w:val="center"/>
+            </w:pPr>
+            <w:r>
+              <w:rPr>
+                <w:rFonts w:ascii="Times New Roman" w:hAnsi="Times New Roman"/>
+                <w:sz w:val="20"/>
               </w:rPr>
               <w:t xml:space="preserve">2025年4月修订稿3.1.18。修订稿指标分母</w:t>
             </w:r>
@@ -584,13 +659,14 @@
           <w:p>
             <w:pPr>
               <w:pStyle w:val="Compact"/>
-              <w:spacing w:line="264" w:lineRule="auto"/>
-              <w:ind w:firstLine="0"/>
-              <w:jc w:val="left"/>
-            </w:pPr>
-            <w:r>
-              <w:rPr>
-                <w:sz w:val="18"/>
+              <w:spacing w:line="280" w:lineRule="exact"/>
+              <w:ind w:firstLine="0"/>
+              <w:jc w:val="center"/>
+            </w:pPr>
+            <w:r>
+              <w:rPr>
+                <w:rFonts w:ascii="Times New Roman" w:hAnsi="Times New Roman"/>
+                <w:sz w:val="20"/>
               </w:rPr>
               <w:t xml:space="preserve">最大正向净负荷；P⁺；MW</w:t>
             </w:r>
@@ -603,13 +679,14 @@
           <w:p>
             <w:pPr>
               <w:pStyle w:val="Compact"/>
-              <w:spacing w:line="264" w:lineRule="auto"/>
-              <w:ind w:firstLine="0"/>
-              <w:jc w:val="left"/>
-            </w:pPr>
-            <w:r>
-              <w:rPr>
-                <w:sz w:val="18"/>
+              <w:spacing w:line="280" w:lineRule="exact"/>
+              <w:ind w:firstLine="0"/>
+              <w:jc w:val="center"/>
+            </w:pPr>
+            <w:r>
+              <w:rPr>
+                <w:rFonts w:ascii="Times New Roman" w:hAnsi="Times New Roman"/>
+                <w:sz w:val="20"/>
               </w:rPr>
               <w:t xml:space="preserve">净负荷在统计期内的正向最大幅值。P⁺=max_t max(P_net(t),0)</w:t>
             </w:r>
@@ -622,13 +699,14 @@
           <w:p>
             <w:pPr>
               <w:pStyle w:val="Compact"/>
-              <w:spacing w:line="264" w:lineRule="auto"/>
-              <w:ind w:firstLine="0"/>
-              <w:jc w:val="left"/>
-            </w:pPr>
-            <w:r>
-              <w:rPr>
-                <w:sz w:val="18"/>
+              <w:spacing w:line="280" w:lineRule="exact"/>
+              <w:ind w:firstLine="0"/>
+              <w:jc w:val="center"/>
+            </w:pPr>
+            <w:r>
+              <w:rPr>
+                <w:rFonts w:ascii="Times New Roman" w:hAnsi="Times New Roman"/>
+                <w:sz w:val="20"/>
               </w:rPr>
               <w:t xml:space="preserve">修订稿3.1.13；研究计算式。研究统计量</w:t>
             </w:r>
@@ -646,13 +724,14 @@
           <w:p>
             <w:pPr>
               <w:pStyle w:val="Compact"/>
-              <w:spacing w:line="264" w:lineRule="auto"/>
-              <w:ind w:firstLine="0"/>
-              <w:jc w:val="left"/>
-            </w:pPr>
-            <w:r>
-              <w:rPr>
-                <w:sz w:val="18"/>
+              <w:spacing w:line="280" w:lineRule="exact"/>
+              <w:ind w:firstLine="0"/>
+              <w:jc w:val="center"/>
+            </w:pPr>
+            <w:r>
+              <w:rPr>
+                <w:rFonts w:ascii="Times New Roman" w:hAnsi="Times New Roman"/>
+                <w:sz w:val="20"/>
               </w:rPr>
               <w:t xml:space="preserve">最大反向净负荷；P⁻；MW</w:t>
             </w:r>
@@ -665,13 +744,14 @@
           <w:p>
             <w:pPr>
               <w:pStyle w:val="Compact"/>
-              <w:spacing w:line="264" w:lineRule="auto"/>
-              <w:ind w:firstLine="0"/>
-              <w:jc w:val="left"/>
-            </w:pPr>
-            <w:r>
-              <w:rPr>
-                <w:sz w:val="18"/>
+              <w:spacing w:line="280" w:lineRule="exact"/>
+              <w:ind w:firstLine="0"/>
+              <w:jc w:val="center"/>
+            </w:pPr>
+            <w:r>
+              <w:rPr>
+                <w:rFonts w:ascii="Times New Roman" w:hAnsi="Times New Roman"/>
+                <w:sz w:val="20"/>
               </w:rPr>
               <w:t xml:space="preserve">净负荷在统计期内的反向最大幅值，以非负数列示。P⁻=max_t max(−P_net(t),0)</w:t>
             </w:r>
@@ -684,13 +764,14 @@
           <w:p>
             <w:pPr>
               <w:pStyle w:val="Compact"/>
-              <w:spacing w:line="264" w:lineRule="auto"/>
-              <w:ind w:firstLine="0"/>
-              <w:jc w:val="left"/>
-            </w:pPr>
-            <w:r>
-              <w:rPr>
-                <w:sz w:val="18"/>
+              <w:spacing w:line="280" w:lineRule="exact"/>
+              <w:ind w:firstLine="0"/>
+              <w:jc w:val="center"/>
+            </w:pPr>
+            <w:r>
+              <w:rPr>
+                <w:rFonts w:ascii="Times New Roman" w:hAnsi="Times New Roman"/>
+                <w:sz w:val="20"/>
               </w:rPr>
               <w:t xml:space="preserve">修订稿7.4.2.2；研究计算式。研究统计量</w:t>
             </w:r>
@@ -708,13 +789,14 @@
           <w:p>
             <w:pPr>
               <w:pStyle w:val="Compact"/>
-              <w:spacing w:line="264" w:lineRule="auto"/>
-              <w:ind w:firstLine="0"/>
-              <w:jc w:val="left"/>
-            </w:pPr>
-            <w:r>
-              <w:rPr>
-                <w:sz w:val="18"/>
+              <w:spacing w:line="280" w:lineRule="exact"/>
+              <w:ind w:firstLine="0"/>
+              <w:jc w:val="center"/>
+            </w:pPr>
+            <w:r>
+              <w:rPr>
+                <w:rFonts w:ascii="Times New Roman" w:hAnsi="Times New Roman"/>
+                <w:sz w:val="20"/>
               </w:rPr>
               <w:t xml:space="preserve">净负荷最大绝对值；P_abs；MW</w:t>
             </w:r>
@@ -727,13 +809,14 @@
           <w:p>
             <w:pPr>
               <w:pStyle w:val="Compact"/>
-              <w:spacing w:line="264" w:lineRule="auto"/>
-              <w:ind w:firstLine="0"/>
-              <w:jc w:val="left"/>
-            </w:pPr>
-            <w:r>
-              <w:rPr>
-                <w:sz w:val="18"/>
+              <w:spacing w:line="280" w:lineRule="exact"/>
+              <w:ind w:firstLine="0"/>
+              <w:jc w:val="center"/>
+            </w:pPr>
+            <w:r>
+              <w:rPr>
+                <w:rFonts w:ascii="Times New Roman" w:hAnsi="Times New Roman"/>
+                <w:sz w:val="20"/>
               </w:rPr>
               <w:t xml:space="preserve">全年正反向功率幅值中的最大值。P_abs=max(P⁺,P⁻)</w:t>
             </w:r>
@@ -746,13 +829,14 @@
           <w:p>
             <w:pPr>
               <w:pStyle w:val="Compact"/>
-              <w:spacing w:line="264" w:lineRule="auto"/>
-              <w:ind w:firstLine="0"/>
-              <w:jc w:val="left"/>
-            </w:pPr>
-            <w:r>
-              <w:rPr>
-                <w:sz w:val="18"/>
+              <w:spacing w:line="280" w:lineRule="exact"/>
+              <w:ind w:firstLine="0"/>
+              <w:jc w:val="center"/>
+            </w:pPr>
+            <w:r>
+              <w:rPr>
+                <w:rFonts w:ascii="Times New Roman" w:hAnsi="Times New Roman"/>
+                <w:sz w:val="20"/>
               </w:rPr>
               <w:t xml:space="preserve">研究计算式。研究统计量</w:t>
             </w:r>
@@ -770,13 +854,14 @@
           <w:p>
             <w:pPr>
               <w:pStyle w:val="Compact"/>
-              <w:spacing w:line="264" w:lineRule="auto"/>
-              <w:ind w:firstLine="0"/>
-              <w:jc w:val="left"/>
-            </w:pPr>
-            <w:r>
-              <w:rPr>
-                <w:sz w:val="18"/>
+              <w:spacing w:line="280" w:lineRule="exact"/>
+              <w:ind w:firstLine="0"/>
+              <w:jc w:val="center"/>
+            </w:pPr>
+            <w:r>
+              <w:rPr>
+                <w:rFonts w:ascii="Times New Roman" w:hAnsi="Times New Roman"/>
+                <w:sz w:val="20"/>
               </w:rPr>
               <w:t xml:space="preserve">负荷分散系数；K_D；1</w:t>
             </w:r>
@@ -789,13 +874,14 @@
           <w:p>
             <w:pPr>
               <w:pStyle w:val="Compact"/>
-              <w:spacing w:line="264" w:lineRule="auto"/>
-              <w:ind w:firstLine="0"/>
-              <w:jc w:val="left"/>
-            </w:pPr>
-            <w:r>
-              <w:rPr>
-                <w:sz w:val="18"/>
+              <w:spacing w:line="280" w:lineRule="exact"/>
+              <w:ind w:firstLine="0"/>
+              <w:jc w:val="center"/>
+            </w:pPr>
+            <w:r>
+              <w:rPr>
+                <w:rFonts w:ascii="Times New Roman" w:hAnsi="Times New Roman"/>
+                <w:sz w:val="20"/>
               </w:rPr>
               <w:t xml:space="preserve">各站最大负荷之和与区域同时最大负荷之比，统计期、电压等级和范围相同。K_D=Σmax_t P_i(t)/max_t ΣP_i(t)</w:t>
             </w:r>
@@ -808,13 +894,14 @@
           <w:p>
             <w:pPr>
               <w:pStyle w:val="Compact"/>
-              <w:spacing w:line="264" w:lineRule="auto"/>
-              <w:ind w:firstLine="0"/>
-              <w:jc w:val="left"/>
-            </w:pPr>
-            <w:r>
-              <w:rPr>
-                <w:sz w:val="18"/>
+              <w:spacing w:line="280" w:lineRule="exact"/>
+              <w:ind w:firstLine="0"/>
+              <w:jc w:val="center"/>
+            </w:pPr>
+            <w:r>
+              <w:rPr>
+                <w:rFonts w:ascii="Times New Roman" w:hAnsi="Times New Roman"/>
+                <w:sz w:val="20"/>
               </w:rPr>
               <w:t xml:space="preserve">DL/T 5729—2023，6.3.2列出名称；刘炜彬等第2.1节给出定义。标准采用该名称；公式据文献，不冒称导则原式</w:t>
             </w:r>
@@ -832,13 +919,14 @@
           <w:p>
             <w:pPr>
               <w:pStyle w:val="Compact"/>
-              <w:spacing w:line="264" w:lineRule="auto"/>
-              <w:ind w:firstLine="0"/>
-              <w:jc w:val="left"/>
-            </w:pPr>
-            <w:r>
-              <w:rPr>
-                <w:sz w:val="18"/>
+              <w:spacing w:line="280" w:lineRule="exact"/>
+              <w:ind w:firstLine="0"/>
+              <w:jc w:val="center"/>
+            </w:pPr>
+            <w:r>
+              <w:rPr>
+                <w:rFonts w:ascii="Times New Roman" w:hAnsi="Times New Roman"/>
+                <w:sz w:val="20"/>
               </w:rPr>
               <w:t xml:space="preserve">年最大净负荷平均增长率；ḡ；%</w:t>
             </w:r>
@@ -851,13 +939,14 @@
           <w:p>
             <w:pPr>
               <w:pStyle w:val="Compact"/>
-              <w:spacing w:line="264" w:lineRule="auto"/>
-              <w:ind w:firstLine="0"/>
-              <w:jc w:val="left"/>
-            </w:pPr>
-            <w:r>
-              <w:rPr>
-                <w:sz w:val="18"/>
+              <w:spacing w:line="280" w:lineRule="exact"/>
+              <w:ind w:firstLine="0"/>
+              <w:jc w:val="center"/>
+            </w:pPr>
+            <w:r>
+              <w:rPr>
+                <w:rFonts w:ascii="Times New Roman" w:hAnsi="Times New Roman"/>
+                <w:sz w:val="20"/>
               </w:rPr>
               <w:t xml:space="preserve">反映规划期年度最大净负荷平均增长水平；本报告采用近年递增加权估计。g_y=P_y/P_(y−1)−1；ḡ=Σw_y g_y/Σw_y</w:t>
             </w:r>
@@ -870,13 +959,14 @@
           <w:p>
             <w:pPr>
               <w:pStyle w:val="Compact"/>
-              <w:spacing w:line="264" w:lineRule="auto"/>
-              <w:ind w:firstLine="0"/>
-              <w:jc w:val="left"/>
-            </w:pPr>
-            <w:r>
-              <w:rPr>
-                <w:sz w:val="18"/>
+              <w:spacing w:line="280" w:lineRule="exact"/>
+              <w:ind w:firstLine="0"/>
+              <w:jc w:val="center"/>
+            </w:pPr>
+            <w:r>
+              <w:rPr>
+                <w:rFonts w:ascii="Times New Roman" w:hAnsi="Times New Roman"/>
+                <w:sz w:val="20"/>
               </w:rPr>
               <w:t xml:space="preserve">2025年4月修订稿表2；DL/T 5729—2023表6.3.4使用年负荷平均增长率。名称据修订稿；1∶2∶3∶4权重为研究估计方法</w:t>
             </w:r>
@@ -894,13 +984,14 @@
           <w:p>
             <w:pPr>
               <w:pStyle w:val="Compact"/>
-              <w:spacing w:line="264" w:lineRule="auto"/>
-              <w:ind w:firstLine="0"/>
-              <w:jc w:val="left"/>
-            </w:pPr>
-            <w:r>
-              <w:rPr>
-                <w:sz w:val="18"/>
+              <w:spacing w:line="280" w:lineRule="exact"/>
+              <w:ind w:firstLine="0"/>
+              <w:jc w:val="center"/>
+            </w:pPr>
+            <w:r>
+              <w:rPr>
+                <w:rFonts w:ascii="Times New Roman" w:hAnsi="Times New Roman"/>
+                <w:sz w:val="20"/>
               </w:rPr>
               <w:t xml:space="preserve">年最大净负荷同比增长率；g_y；%</w:t>
             </w:r>
@@ -913,13 +1004,14 @@
           <w:p>
             <w:pPr>
               <w:pStyle w:val="Compact"/>
-              <w:spacing w:line="264" w:lineRule="auto"/>
-              <w:ind w:firstLine="0"/>
-              <w:jc w:val="left"/>
-            </w:pPr>
-            <w:r>
-              <w:rPr>
-                <w:sz w:val="18"/>
+              <w:spacing w:line="280" w:lineRule="exact"/>
+              <w:ind w:firstLine="0"/>
+              <w:jc w:val="center"/>
+            </w:pPr>
+            <w:r>
+              <w:rPr>
+                <w:rFonts w:ascii="Times New Roman" w:hAnsi="Times New Roman"/>
+                <w:sz w:val="20"/>
               </w:rPr>
               <w:t xml:space="preserve">相邻年度最大净负荷的相对增长。g_y=P_y/P_(y−1)−1</w:t>
             </w:r>
@@ -932,13 +1024,14 @@
           <w:p>
             <w:pPr>
               <w:pStyle w:val="Compact"/>
-              <w:spacing w:line="264" w:lineRule="auto"/>
-              <w:ind w:firstLine="0"/>
-              <w:jc w:val="left"/>
-            </w:pPr>
-            <w:r>
-              <w:rPr>
-                <w:sz w:val="18"/>
+              <w:spacing w:line="280" w:lineRule="exact"/>
+              <w:ind w:firstLine="0"/>
+              <w:jc w:val="center"/>
+            </w:pPr>
+            <w:r>
+              <w:rPr>
+                <w:rFonts w:ascii="Times New Roman" w:hAnsi="Times New Roman"/>
+                <w:sz w:val="20"/>
               </w:rPr>
               <w:t xml:space="preserve">统计计算。研究统计量</w:t>
             </w:r>
@@ -956,13 +1049,14 @@
           <w:p>
             <w:pPr>
               <w:pStyle w:val="Compact"/>
-              <w:spacing w:line="264" w:lineRule="auto"/>
-              <w:ind w:firstLine="0"/>
-              <w:jc w:val="left"/>
-            </w:pPr>
-            <w:r>
-              <w:rPr>
-                <w:sz w:val="18"/>
+              <w:spacing w:line="280" w:lineRule="exact"/>
+              <w:ind w:firstLine="0"/>
+              <w:jc w:val="center"/>
+            </w:pPr>
+            <w:r>
+              <w:rPr>
+                <w:rFonts w:ascii="Times New Roman" w:hAnsi="Times New Roman"/>
+                <w:sz w:val="20"/>
               </w:rPr>
               <w:t xml:space="preserve">年最大净负荷复合增长率；g_c；%</w:t>
             </w:r>
@@ -975,13 +1069,14 @@
           <w:p>
             <w:pPr>
               <w:pStyle w:val="Compact"/>
-              <w:spacing w:line="264" w:lineRule="auto"/>
-              <w:ind w:firstLine="0"/>
-              <w:jc w:val="left"/>
-            </w:pPr>
-            <w:r>
-              <w:rPr>
-                <w:sz w:val="18"/>
+              <w:spacing w:line="280" w:lineRule="exact"/>
+              <w:ind w:firstLine="0"/>
+              <w:jc w:val="center"/>
+            </w:pPr>
+            <w:r>
+              <w:rPr>
+                <w:rFonts w:ascii="Times New Roman" w:hAnsi="Times New Roman"/>
+                <w:sz w:val="20"/>
               </w:rPr>
               <w:t xml:space="preserve">起止年度最大净负荷按等比增长折算的平均增速。g_c=(P_end/P_start)^(1/n)−1</w:t>
             </w:r>
@@ -994,13 +1089,14 @@
           <w:p>
             <w:pPr>
               <w:pStyle w:val="Compact"/>
-              <w:spacing w:line="264" w:lineRule="auto"/>
-              <w:ind w:firstLine="0"/>
-              <w:jc w:val="left"/>
-            </w:pPr>
-            <w:r>
-              <w:rPr>
-                <w:sz w:val="18"/>
+              <w:spacing w:line="280" w:lineRule="exact"/>
+              <w:ind w:firstLine="0"/>
+              <w:jc w:val="center"/>
+            </w:pPr>
+            <w:r>
+              <w:rPr>
+                <w:rFonts w:ascii="Times New Roman" w:hAnsi="Times New Roman"/>
+                <w:sz w:val="20"/>
               </w:rPr>
               <w:t xml:space="preserve">统计计算。研究统计量</w:t>
             </w:r>
@@ -1018,13 +1114,14 @@
           <w:p>
             <w:pPr>
               <w:pStyle w:val="Compact"/>
-              <w:spacing w:line="264" w:lineRule="auto"/>
-              <w:ind w:firstLine="0"/>
-              <w:jc w:val="left"/>
-            </w:pPr>
-            <w:r>
-              <w:rPr>
-                <w:sz w:val="18"/>
+              <w:spacing w:line="280" w:lineRule="exact"/>
+              <w:ind w:firstLine="0"/>
+              <w:jc w:val="center"/>
+            </w:pPr>
+            <w:r>
+              <w:rPr>
+                <w:rFonts w:ascii="Times New Roman" w:hAnsi="Times New Roman"/>
+                <w:sz w:val="20"/>
               </w:rPr>
               <w:t xml:space="preserve">用户年负荷率；f_user；1</w:t>
             </w:r>
@@ -1037,13 +1134,14 @@
           <w:p>
             <w:pPr>
               <w:pStyle w:val="Compact"/>
-              <w:spacing w:line="264" w:lineRule="auto"/>
-              <w:ind w:firstLine="0"/>
-              <w:jc w:val="left"/>
-            </w:pPr>
-            <w:r>
-              <w:rPr>
-                <w:sz w:val="18"/>
+              <w:spacing w:line="280" w:lineRule="exact"/>
+              <w:ind w:firstLine="0"/>
+              <w:jc w:val="center"/>
+            </w:pPr>
+            <w:r>
+              <w:rPr>
+                <w:rFonts w:ascii="Times New Roman" w:hAnsi="Times New Roman"/>
+                <w:sz w:val="20"/>
               </w:rPr>
               <w:t xml:space="preserve">同范围用户全年平均负荷与最大负荷之比。f_user=E_user/(8760P_user,max)</w:t>
             </w:r>
@@ -1056,13 +1154,14 @@
           <w:p>
             <w:pPr>
               <w:pStyle w:val="Compact"/>
-              <w:spacing w:line="264" w:lineRule="auto"/>
-              <w:ind w:firstLine="0"/>
-              <w:jc w:val="left"/>
-            </w:pPr>
-            <w:r>
-              <w:rPr>
-                <w:sz w:val="18"/>
+              <w:spacing w:line="280" w:lineRule="exact"/>
+              <w:ind w:firstLine="0"/>
+              <w:jc w:val="center"/>
+            </w:pPr>
+            <w:r>
+              <w:rPr>
+                <w:rFonts w:ascii="Times New Roman" w:hAnsi="Times New Roman"/>
+                <w:sz w:val="20"/>
               </w:rPr>
               <w:t xml:space="preserve">负荷特性通用计算；本报告按非闰年8760 h。通用工程量</w:t>
             </w:r>
@@ -1080,13 +1179,14 @@
           <w:p>
             <w:pPr>
               <w:pStyle w:val="Compact"/>
-              <w:spacing w:line="264" w:lineRule="auto"/>
-              <w:ind w:firstLine="0"/>
-              <w:jc w:val="left"/>
-            </w:pPr>
-            <w:r>
-              <w:rPr>
-                <w:sz w:val="18"/>
+              <w:spacing w:line="280" w:lineRule="exact"/>
+              <w:ind w:firstLine="0"/>
+              <w:jc w:val="center"/>
+            </w:pPr>
+            <w:r>
+              <w:rPr>
+                <w:rFonts w:ascii="Times New Roman" w:hAnsi="Times New Roman"/>
+                <w:sz w:val="20"/>
               </w:rPr>
               <w:t xml:space="preserve">饱和负荷密度；σ；MW/km²</w:t>
             </w:r>
@@ -1099,13 +1199,14 @@
           <w:p>
             <w:pPr>
               <w:pStyle w:val="Compact"/>
-              <w:spacing w:line="264" w:lineRule="auto"/>
-              <w:ind w:firstLine="0"/>
-              <w:jc w:val="left"/>
-            </w:pPr>
-            <w:r>
-              <w:rPr>
-                <w:sz w:val="18"/>
+              <w:spacing w:line="280" w:lineRule="exact"/>
+              <w:ind w:firstLine="0"/>
+              <w:jc w:val="center"/>
+            </w:pPr>
+            <w:r>
+              <w:rPr>
+                <w:rFonts w:ascii="Times New Roman" w:hAnsi="Times New Roman"/>
+                <w:sz w:val="20"/>
               </w:rPr>
               <w:t xml:space="preserve">规划区域饱和最大负荷与对应供电面积之比。σ=P_sat/A</w:t>
             </w:r>
@@ -1118,13 +1219,14 @@
           <w:p>
             <w:pPr>
               <w:pStyle w:val="Compact"/>
-              <w:spacing w:line="264" w:lineRule="auto"/>
-              <w:ind w:firstLine="0"/>
-              <w:jc w:val="left"/>
-            </w:pPr>
-            <w:r>
-              <w:rPr>
-                <w:sz w:val="18"/>
+              <w:spacing w:line="280" w:lineRule="exact"/>
+              <w:ind w:firstLine="0"/>
+              <w:jc w:val="center"/>
+            </w:pPr>
+            <w:r>
+              <w:rPr>
+                <w:rFonts w:ascii="Times New Roman" w:hAnsi="Times New Roman"/>
+                <w:sz w:val="20"/>
               </w:rPr>
               <w:t xml:space="preserve">DL/T 5729—2023，表4.1.2。标准分类依据；非现状负荷密度</w:t>
             </w:r>
@@ -1142,13 +1244,14 @@
           <w:p>
             <w:pPr>
               <w:pStyle w:val="Compact"/>
-              <w:spacing w:line="264" w:lineRule="auto"/>
-              <w:ind w:firstLine="0"/>
-              <w:jc w:val="left"/>
-            </w:pPr>
-            <w:r>
-              <w:rPr>
-                <w:sz w:val="18"/>
+              <w:spacing w:line="280" w:lineRule="exact"/>
+              <w:ind w:firstLine="0"/>
+              <w:jc w:val="center"/>
+            </w:pPr>
+            <w:r>
+              <w:rPr>
+                <w:rFonts w:ascii="Times New Roman" w:hAnsi="Times New Roman"/>
+                <w:sz w:val="20"/>
               </w:rPr>
               <w:t xml:space="preserve">供电区域类别；A、B、C；—</w:t>
             </w:r>
@@ -1161,13 +1264,14 @@
           <w:p>
             <w:pPr>
               <w:pStyle w:val="Compact"/>
-              <w:spacing w:line="264" w:lineRule="auto"/>
-              <w:ind w:firstLine="0"/>
-              <w:jc w:val="left"/>
-            </w:pPr>
-            <w:r>
-              <w:rPr>
-                <w:sz w:val="18"/>
+              <w:spacing w:line="280" w:lineRule="exact"/>
+              <w:ind w:firstLine="0"/>
+              <w:jc w:val="center"/>
+            </w:pPr>
+            <w:r>
+              <w:rPr>
+                <w:rFonts w:ascii="Times New Roman" w:hAnsi="Times New Roman"/>
+                <w:sz w:val="20"/>
               </w:rPr>
               <w:t xml:space="preserve">结合饱和负荷密度、行政级别及发展水平划分的供电区域类型。分类指标，无单一计算公式</w:t>
             </w:r>
@@ -1180,13 +1284,14 @@
           <w:p>
             <w:pPr>
               <w:pStyle w:val="Compact"/>
-              <w:spacing w:line="264" w:lineRule="auto"/>
-              <w:ind w:firstLine="0"/>
-              <w:jc w:val="left"/>
-            </w:pPr>
-            <w:r>
-              <w:rPr>
-                <w:sz w:val="18"/>
+              <w:spacing w:line="280" w:lineRule="exact"/>
+              <w:ind w:firstLine="0"/>
+              <w:jc w:val="center"/>
+            </w:pPr>
+            <w:r>
+              <w:rPr>
+                <w:rFonts w:ascii="Times New Roman" w:hAnsi="Times New Roman"/>
+                <w:sz w:val="20"/>
               </w:rPr>
               <w:t xml:space="preserve">DL/T 5729—2023，4.1及表4.1.2。标准分类</w:t>
             </w:r>
@@ -1208,6 +1313,7 @@
       <w:tblPr>
         <w:tblStyle w:val="Table"/>
         <w:tblW w:type="pct" w:w="5000.0"/>
+        <w:jc w:val="center"/>
         <w:tblLayout w:type="fixed"/>
         <w:tblLook w:firstRow="1"/>
       </w:tblPr>
@@ -1232,13 +1338,14 @@
           <w:p>
             <w:pPr>
               <w:pStyle w:val="Compact"/>
-              <w:spacing w:line="264" w:lineRule="auto"/>
-              <w:ind w:firstLine="0"/>
-              <w:jc w:val="left"/>
-            </w:pPr>
-            <w:r>
-              <w:rPr>
-                <w:sz w:val="18"/>
+              <w:spacing w:line="280" w:lineRule="exact"/>
+              <w:ind w:firstLine="0"/>
+              <w:jc w:val="center"/>
+            </w:pPr>
+            <w:r>
+              <w:rPr>
+                <w:rFonts w:ascii="Times New Roman" w:hAnsi="Times New Roman"/>
+                <w:sz w:val="20"/>
               </w:rPr>
               <w:t xml:space="preserve">统一名称、符号及单位</w:t>
             </w:r>
@@ -1254,13 +1361,14 @@
           <w:p>
             <w:pPr>
               <w:pStyle w:val="Compact"/>
-              <w:spacing w:line="264" w:lineRule="auto"/>
-              <w:ind w:firstLine="0"/>
-              <w:jc w:val="left"/>
-            </w:pPr>
-            <w:r>
-              <w:rPr>
-                <w:sz w:val="18"/>
+              <w:spacing w:line="280" w:lineRule="exact"/>
+              <w:ind w:firstLine="0"/>
+              <w:jc w:val="center"/>
+            </w:pPr>
+            <w:r>
+              <w:rPr>
+                <w:rFonts w:ascii="Times New Roman" w:hAnsi="Times New Roman"/>
+                <w:sz w:val="20"/>
               </w:rPr>
               <w:t xml:space="preserve">定义与计算公式</w:t>
             </w:r>
@@ -1276,13 +1384,14 @@
           <w:p>
             <w:pPr>
               <w:pStyle w:val="Compact"/>
-              <w:spacing w:line="264" w:lineRule="auto"/>
-              <w:ind w:firstLine="0"/>
-              <w:jc w:val="left"/>
-            </w:pPr>
-            <w:r>
-              <w:rPr>
-                <w:sz w:val="18"/>
+              <w:spacing w:line="280" w:lineRule="exact"/>
+              <w:ind w:firstLine="0"/>
+              <w:jc w:val="center"/>
+            </w:pPr>
+            <w:r>
+              <w:rPr>
+                <w:rFonts w:ascii="Times New Roman" w:hAnsi="Times New Roman"/>
+                <w:sz w:val="20"/>
               </w:rPr>
               <w:t xml:space="preserve">出处及性质</w:t>
             </w:r>
@@ -1300,13 +1409,14 @@
           <w:p>
             <w:pPr>
               <w:pStyle w:val="Compact"/>
-              <w:spacing w:line="264" w:lineRule="auto"/>
-              <w:ind w:firstLine="0"/>
-              <w:jc w:val="left"/>
-            </w:pPr>
-            <w:r>
-              <w:rPr>
-                <w:sz w:val="18"/>
+              <w:spacing w:line="280" w:lineRule="exact"/>
+              <w:ind w:firstLine="0"/>
+              <w:jc w:val="center"/>
+            </w:pPr>
+            <w:r>
+              <w:rPr>
+                <w:rFonts w:ascii="Times New Roman" w:hAnsi="Times New Roman"/>
+                <w:sz w:val="20"/>
               </w:rPr>
               <w:t xml:space="preserve">分布式电源装机渗透率；η_C；1或%</w:t>
             </w:r>
@@ -1319,13 +1429,14 @@
           <w:p>
             <w:pPr>
               <w:pStyle w:val="Compact"/>
-              <w:spacing w:line="264" w:lineRule="auto"/>
-              <w:ind w:firstLine="0"/>
-              <w:jc w:val="left"/>
-            </w:pPr>
-            <w:r>
-              <w:rPr>
-                <w:sz w:val="18"/>
+              <w:spacing w:line="280" w:lineRule="exact"/>
+              <w:ind w:firstLine="0"/>
+              <w:jc w:val="center"/>
+            </w:pPr>
+            <w:r>
+              <w:rPr>
+                <w:rFonts w:ascii="Times New Roman" w:hAnsi="Times New Roman"/>
+                <w:sz w:val="20"/>
               </w:rPr>
               <w:t xml:space="preserve">并网接入分布式电源装机容量与同范围用户最大负荷之比。η_C=C_DG/P_user,max</w:t>
             </w:r>
@@ -1338,13 +1449,14 @@
           <w:p>
             <w:pPr>
               <w:pStyle w:val="Compact"/>
-              <w:spacing w:line="264" w:lineRule="auto"/>
-              <w:ind w:firstLine="0"/>
-              <w:jc w:val="left"/>
-            </w:pPr>
-            <w:r>
-              <w:rPr>
-                <w:sz w:val="18"/>
+              <w:spacing w:line="280" w:lineRule="exact"/>
+              <w:ind w:firstLine="0"/>
+              <w:jc w:val="center"/>
+            </w:pPr>
+            <w:r>
+              <w:rPr>
+                <w:rFonts w:ascii="Times New Roman" w:hAnsi="Times New Roman"/>
+                <w:sz w:val="20"/>
               </w:rPr>
               <w:t xml:space="preserve">2025年4月修订稿3.1.18。修订稿指标</w:t>
             </w:r>
@@ -1362,13 +1474,14 @@
           <w:p>
             <w:pPr>
               <w:pStyle w:val="Compact"/>
-              <w:spacing w:line="264" w:lineRule="auto"/>
-              <w:ind w:firstLine="0"/>
-              <w:jc w:val="left"/>
-            </w:pPr>
-            <w:r>
-              <w:rPr>
-                <w:sz w:val="18"/>
+              <w:spacing w:line="280" w:lineRule="exact"/>
+              <w:ind w:firstLine="0"/>
+              <w:jc w:val="center"/>
+            </w:pPr>
+            <w:r>
+              <w:rPr>
+                <w:rFonts w:ascii="Times New Roman" w:hAnsi="Times New Roman"/>
+                <w:sz w:val="20"/>
               </w:rPr>
               <w:t xml:space="preserve">分布式电源电量渗透率；η_E；1或%</w:t>
             </w:r>
@@ -1381,13 +1494,14 @@
           <w:p>
             <w:pPr>
               <w:pStyle w:val="Compact"/>
-              <w:spacing w:line="264" w:lineRule="auto"/>
-              <w:ind w:firstLine="0"/>
-              <w:jc w:val="left"/>
-            </w:pPr>
-            <w:r>
-              <w:rPr>
-                <w:sz w:val="18"/>
+              <w:spacing w:line="280" w:lineRule="exact"/>
+              <w:ind w:firstLine="0"/>
+              <w:jc w:val="center"/>
+            </w:pPr>
+            <w:r>
+              <w:rPr>
+                <w:rFonts w:ascii="Times New Roman" w:hAnsi="Times New Roman"/>
+                <w:sz w:val="20"/>
               </w:rPr>
               <w:t xml:space="preserve">分布式电源发电量与同范围用户用电量之比。η_E=E_DG/E_user</w:t>
             </w:r>
@@ -1400,13 +1514,14 @@
           <w:p>
             <w:pPr>
               <w:pStyle w:val="Compact"/>
-              <w:spacing w:line="264" w:lineRule="auto"/>
-              <w:ind w:firstLine="0"/>
-              <w:jc w:val="left"/>
-            </w:pPr>
-            <w:r>
-              <w:rPr>
-                <w:sz w:val="18"/>
+              <w:spacing w:line="280" w:lineRule="exact"/>
+              <w:ind w:firstLine="0"/>
+              <w:jc w:val="center"/>
+            </w:pPr>
+            <w:r>
+              <w:rPr>
+                <w:rFonts w:ascii="Times New Roman" w:hAnsi="Times New Roman"/>
+                <w:sz w:val="20"/>
               </w:rPr>
               <w:t xml:space="preserve">2025年4月修订稿3.1.19。修订稿指标</w:t>
             </w:r>
@@ -1424,13 +1539,14 @@
           <w:p>
             <w:pPr>
               <w:pStyle w:val="Compact"/>
-              <w:spacing w:line="264" w:lineRule="auto"/>
-              <w:ind w:firstLine="0"/>
-              <w:jc w:val="left"/>
-            </w:pPr>
-            <w:r>
-              <w:rPr>
-                <w:sz w:val="18"/>
+              <w:spacing w:line="280" w:lineRule="exact"/>
+              <w:ind w:firstLine="0"/>
+              <w:jc w:val="center"/>
+            </w:pPr>
+            <w:r>
+              <w:rPr>
+                <w:rFonts w:ascii="Times New Roman" w:hAnsi="Times New Roman"/>
+                <w:sz w:val="20"/>
               </w:rPr>
               <w:t xml:space="preserve">新能源利用率；η_use；1或%</w:t>
             </w:r>
@@ -1443,13 +1559,14 @@
           <w:p>
             <w:pPr>
               <w:pStyle w:val="Compact"/>
-              <w:spacing w:line="264" w:lineRule="auto"/>
-              <w:ind w:firstLine="0"/>
-              <w:jc w:val="left"/>
-            </w:pPr>
-            <w:r>
-              <w:rPr>
-                <w:sz w:val="18"/>
+              <w:spacing w:line="280" w:lineRule="exact"/>
+              <w:ind w:firstLine="0"/>
+              <w:jc w:val="center"/>
+            </w:pPr>
+            <w:r>
+              <w:rPr>
+                <w:rFonts w:ascii="Times New Roman" w:hAnsi="Times New Roman"/>
+                <w:sz w:val="20"/>
               </w:rPr>
               <w:t xml:space="preserve">新能源实际发电量与可用发电量之比。η_use=E_actual/E_available</w:t>
             </w:r>
@@ -1462,13 +1579,14 @@
           <w:p>
             <w:pPr>
               <w:pStyle w:val="Compact"/>
-              <w:spacing w:line="264" w:lineRule="auto"/>
-              <w:ind w:firstLine="0"/>
-              <w:jc w:val="left"/>
-            </w:pPr>
-            <w:r>
-              <w:rPr>
-                <w:sz w:val="18"/>
+              <w:spacing w:line="280" w:lineRule="exact"/>
+              <w:ind w:firstLine="0"/>
+              <w:jc w:val="center"/>
+            </w:pPr>
+            <w:r>
+              <w:rPr>
+                <w:rFonts w:ascii="Times New Roman" w:hAnsi="Times New Roman"/>
+                <w:sz w:val="20"/>
               </w:rPr>
               <w:t xml:space="preserve">DL/T 2041—2025，3.2。规范定义的数学表达</w:t>
             </w:r>
@@ -1486,13 +1604,14 @@
           <w:p>
             <w:pPr>
               <w:pStyle w:val="Compact"/>
-              <w:spacing w:line="264" w:lineRule="auto"/>
-              <w:ind w:firstLine="0"/>
-              <w:jc w:val="left"/>
-            </w:pPr>
-            <w:r>
-              <w:rPr>
-                <w:sz w:val="18"/>
+              <w:spacing w:line="280" w:lineRule="exact"/>
+              <w:ind w:firstLine="0"/>
+              <w:jc w:val="center"/>
+            </w:pPr>
+            <w:r>
+              <w:rPr>
+                <w:rFonts w:ascii="Times New Roman" w:hAnsi="Times New Roman"/>
+                <w:sz w:val="20"/>
               </w:rPr>
               <w:t xml:space="preserve">分布式电源最大出力系数；k_G,max；1或%</w:t>
             </w:r>
@@ -1505,13 +1624,14 @@
           <w:p>
             <w:pPr>
               <w:pStyle w:val="Compact"/>
-              <w:spacing w:line="264" w:lineRule="auto"/>
-              <w:ind w:firstLine="0"/>
-              <w:jc w:val="left"/>
-            </w:pPr>
-            <w:r>
-              <w:rPr>
-                <w:sz w:val="18"/>
+              <w:spacing w:line="280" w:lineRule="exact"/>
+              <w:ind w:firstLine="0"/>
+              <w:jc w:val="center"/>
+            </w:pPr>
+            <w:r>
+              <w:rPr>
+                <w:rFonts w:ascii="Times New Roman" w:hAnsi="Times New Roman"/>
+                <w:sz w:val="20"/>
               </w:rPr>
               <w:t xml:space="preserve">同一范围各分布式电源最大输出功率之和与额定输出功率之和的比值。k_G,max=ΣP_Gi,max/ΣP_Gi,N</w:t>
             </w:r>
@@ -1524,13 +1644,14 @@
           <w:p>
             <w:pPr>
               <w:pStyle w:val="Compact"/>
-              <w:spacing w:line="264" w:lineRule="auto"/>
-              <w:ind w:firstLine="0"/>
-              <w:jc w:val="left"/>
-            </w:pPr>
-            <w:r>
-              <w:rPr>
-                <w:sz w:val="18"/>
+              <w:spacing w:line="280" w:lineRule="exact"/>
+              <w:ind w:firstLine="0"/>
+              <w:jc w:val="center"/>
+            </w:pPr>
+            <w:r>
+              <w:rPr>
+                <w:rFonts w:ascii="Times New Roman" w:hAnsi="Times New Roman"/>
+                <w:sz w:val="20"/>
               </w:rPr>
               <w:t xml:space="preserve">DL/T 2041—2025，3.7。规范定义的数学表达</w:t>
             </w:r>
@@ -1548,13 +1669,14 @@
           <w:p>
             <w:pPr>
               <w:pStyle w:val="Compact"/>
-              <w:spacing w:line="264" w:lineRule="auto"/>
-              <w:ind w:firstLine="0"/>
-              <w:jc w:val="left"/>
-            </w:pPr>
-            <w:r>
-              <w:rPr>
-                <w:sz w:val="18"/>
+              <w:spacing w:line="280" w:lineRule="exact"/>
+              <w:ind w:firstLine="0"/>
+              <w:jc w:val="center"/>
+            </w:pPr>
+            <w:r>
+              <w:rPr>
+                <w:rFonts w:ascii="Times New Roman" w:hAnsi="Times New Roman"/>
+                <w:sz w:val="20"/>
               </w:rPr>
               <w:t xml:space="preserve">分布式光伏装机容量；C_PV；MW</w:t>
             </w:r>
@@ -1567,13 +1689,14 @@
           <w:p>
             <w:pPr>
               <w:pStyle w:val="Compact"/>
-              <w:spacing w:line="264" w:lineRule="auto"/>
-              <w:ind w:firstLine="0"/>
-              <w:jc w:val="left"/>
-            </w:pPr>
-            <w:r>
-              <w:rPr>
-                <w:sz w:val="18"/>
+              <w:spacing w:line="280" w:lineRule="exact"/>
+              <w:ind w:firstLine="0"/>
+              <w:jc w:val="center"/>
+            </w:pPr>
+            <w:r>
+              <w:rPr>
+                <w:rFonts w:ascii="Times New Roman" w:hAnsi="Times New Roman"/>
+                <w:sz w:val="20"/>
               </w:rPr>
               <w:t xml:space="preserve">同一统计时点与范围内已并网光伏额定装机容量。C_PV=ΣC_PV,i；1万千瓦=10 MW</w:t>
             </w:r>
@@ -1586,13 +1709,14 @@
           <w:p>
             <w:pPr>
               <w:pStyle w:val="Compact"/>
-              <w:spacing w:line="264" w:lineRule="auto"/>
-              <w:ind w:firstLine="0"/>
-              <w:jc w:val="left"/>
-            </w:pPr>
-            <w:r>
-              <w:rPr>
-                <w:sz w:val="18"/>
+              <w:spacing w:line="280" w:lineRule="exact"/>
+              <w:ind w:firstLine="0"/>
+              <w:jc w:val="center"/>
+            </w:pPr>
+            <w:r>
+              <w:rPr>
+                <w:rFonts w:ascii="Times New Roman" w:hAnsi="Times New Roman"/>
+                <w:sz w:val="20"/>
               </w:rPr>
               <w:t xml:space="preserve">项目装机统计；单位已交叉核对。数据统计量</w:t>
             </w:r>
@@ -1610,13 +1734,14 @@
           <w:p>
             <w:pPr>
               <w:pStyle w:val="Compact"/>
-              <w:spacing w:line="264" w:lineRule="auto"/>
-              <w:ind w:firstLine="0"/>
-              <w:jc w:val="left"/>
-            </w:pPr>
-            <w:r>
-              <w:rPr>
-                <w:sz w:val="18"/>
+              <w:spacing w:line="280" w:lineRule="exact"/>
+              <w:ind w:firstLine="0"/>
+              <w:jc w:val="center"/>
+            </w:pPr>
+            <w:r>
+              <w:rPr>
+                <w:rFonts w:ascii="Times New Roman" w:hAnsi="Times New Roman"/>
+                <w:sz w:val="20"/>
               </w:rPr>
               <w:t xml:space="preserve">光伏出力系数；φ_t；1</w:t>
             </w:r>
@@ -1629,13 +1754,14 @@
           <w:p>
             <w:pPr>
               <w:pStyle w:val="Compact"/>
-              <w:spacing w:line="264" w:lineRule="auto"/>
-              <w:ind w:firstLine="0"/>
-              <w:jc w:val="left"/>
-            </w:pPr>
-            <w:r>
-              <w:rPr>
-                <w:sz w:val="18"/>
+              <w:spacing w:line="280" w:lineRule="exact"/>
+              <w:ind w:firstLine="0"/>
+              <w:jc w:val="center"/>
+            </w:pPr>
+            <w:r>
+              <w:rPr>
+                <w:rFonts w:ascii="Times New Roman" w:hAnsi="Times New Roman"/>
+                <w:sz w:val="20"/>
               </w:rPr>
               <w:t xml:space="preserve">指定时刻光伏输出功率相对于装机容量的比例。φ_t=P_PV(t)/C_PV(t)</w:t>
             </w:r>
@@ -1648,13 +1774,14 @@
           <w:p>
             <w:pPr>
               <w:pStyle w:val="Compact"/>
-              <w:spacing w:line="264" w:lineRule="auto"/>
-              <w:ind w:firstLine="0"/>
-              <w:jc w:val="left"/>
-            </w:pPr>
-            <w:r>
-              <w:rPr>
-                <w:sz w:val="18"/>
+              <w:spacing w:line="280" w:lineRule="exact"/>
+              <w:ind w:firstLine="0"/>
+              <w:jc w:val="center"/>
+            </w:pPr>
+            <w:r>
+              <w:rPr>
+                <w:rFonts w:ascii="Times New Roman" w:hAnsi="Times New Roman"/>
+                <w:sz w:val="20"/>
               </w:rPr>
               <w:t xml:space="preserve">研究时序参数。研究参数；不混用分布式电源最大出力系数</w:t>
             </w:r>
@@ -1672,13 +1799,14 @@
           <w:p>
             <w:pPr>
               <w:pStyle w:val="Compact"/>
-              <w:spacing w:line="264" w:lineRule="auto"/>
-              <w:ind w:firstLine="0"/>
-              <w:jc w:val="left"/>
-            </w:pPr>
-            <w:r>
-              <w:rPr>
-                <w:sz w:val="18"/>
+              <w:spacing w:line="280" w:lineRule="exact"/>
+              <w:ind w:firstLine="0"/>
+              <w:jc w:val="center"/>
+            </w:pPr>
+            <w:r>
+              <w:rPr>
+                <w:rFonts w:ascii="Times New Roman" w:hAnsi="Times New Roman"/>
+                <w:sz w:val="20"/>
               </w:rPr>
               <w:t xml:space="preserve">光伏年利用小时；T_G；h</w:t>
             </w:r>
@@ -1691,13 +1819,14 @@
           <w:p>
             <w:pPr>
               <w:pStyle w:val="Compact"/>
-              <w:spacing w:line="264" w:lineRule="auto"/>
-              <w:ind w:firstLine="0"/>
-              <w:jc w:val="left"/>
-            </w:pPr>
-            <w:r>
-              <w:rPr>
-                <w:sz w:val="18"/>
+              <w:spacing w:line="280" w:lineRule="exact"/>
+              <w:ind w:firstLine="0"/>
+              <w:jc w:val="center"/>
+            </w:pPr>
+            <w:r>
+              <w:rPr>
+                <w:rFonts w:ascii="Times New Roman" w:hAnsi="Times New Roman"/>
+                <w:sz w:val="20"/>
               </w:rPr>
               <w:t xml:space="preserve">全年光伏发电量与对应装机容量之比。T_G=E_PV/C_PV</w:t>
             </w:r>
@@ -1710,13 +1839,14 @@
           <w:p>
             <w:pPr>
               <w:pStyle w:val="Compact"/>
-              <w:spacing w:line="264" w:lineRule="auto"/>
-              <w:ind w:firstLine="0"/>
-              <w:jc w:val="left"/>
-            </w:pPr>
-            <w:r>
-              <w:rPr>
-                <w:sz w:val="18"/>
+              <w:spacing w:line="280" w:lineRule="exact"/>
+              <w:ind w:firstLine="0"/>
+              <w:jc w:val="center"/>
+            </w:pPr>
+            <w:r>
+              <w:rPr>
+                <w:rFonts w:ascii="Times New Roman" w:hAnsi="Times New Roman"/>
+                <w:sz w:val="20"/>
               </w:rPr>
               <w:t xml:space="preserve">通用工程计算；分期装机另按月积分。通用工程量</w:t>
             </w:r>
@@ -1734,13 +1864,14 @@
           <w:p>
             <w:pPr>
               <w:pStyle w:val="Compact"/>
-              <w:spacing w:line="264" w:lineRule="auto"/>
-              <w:ind w:firstLine="0"/>
-              <w:jc w:val="left"/>
-            </w:pPr>
-            <w:r>
-              <w:rPr>
-                <w:sz w:val="18"/>
+              <w:spacing w:line="280" w:lineRule="exact"/>
+              <w:ind w:firstLine="0"/>
+              <w:jc w:val="center"/>
+            </w:pPr>
+            <w:r>
+              <w:rPr>
+                <w:rFonts w:ascii="Times New Roman" w:hAnsi="Times New Roman"/>
+                <w:sz w:val="20"/>
               </w:rPr>
               <w:t xml:space="preserve">光伏年发电量；E_PV；MWh</w:t>
             </w:r>
@@ -1753,13 +1884,14 @@
           <w:p>
             <w:pPr>
               <w:pStyle w:val="Compact"/>
-              <w:spacing w:line="264" w:lineRule="auto"/>
-              <w:ind w:firstLine="0"/>
-              <w:jc w:val="left"/>
-            </w:pPr>
-            <w:r>
-              <w:rPr>
-                <w:sz w:val="18"/>
+              <w:spacing w:line="280" w:lineRule="exact"/>
+              <w:ind w:firstLine="0"/>
+              <w:jc w:val="center"/>
+            </w:pPr>
+            <w:r>
+              <w:rPr>
+                <w:rFonts w:ascii="Times New Roman" w:hAnsi="Times New Roman"/>
+                <w:sz w:val="20"/>
               </w:rPr>
               <w:t xml:space="preserve">光伏全年输出有功功率对时间的积分。E_PV=ΣP_PV(t)Δt</w:t>
             </w:r>
@@ -1772,13 +1904,14 @@
           <w:p>
             <w:pPr>
               <w:pStyle w:val="Compact"/>
-              <w:spacing w:line="264" w:lineRule="auto"/>
-              <w:ind w:firstLine="0"/>
-              <w:jc w:val="left"/>
-            </w:pPr>
-            <w:r>
-              <w:rPr>
-                <w:sz w:val="18"/>
+              <w:spacing w:line="280" w:lineRule="exact"/>
+              <w:ind w:firstLine="0"/>
+              <w:jc w:val="center"/>
+            </w:pPr>
+            <w:r>
+              <w:rPr>
+                <w:rFonts w:ascii="Times New Roman" w:hAnsi="Times New Roman"/>
+                <w:sz w:val="20"/>
               </w:rPr>
               <w:t xml:space="preserve">电量积分。物理量</w:t>
             </w:r>
@@ -1796,13 +1929,14 @@
           <w:p>
             <w:pPr>
               <w:pStyle w:val="Compact"/>
-              <w:spacing w:line="264" w:lineRule="auto"/>
-              <w:ind w:firstLine="0"/>
-              <w:jc w:val="left"/>
-            </w:pPr>
-            <w:r>
-              <w:rPr>
-                <w:sz w:val="18"/>
+              <w:spacing w:line="280" w:lineRule="exact"/>
+              <w:ind w:firstLine="0"/>
+              <w:jc w:val="center"/>
+            </w:pPr>
+            <w:r>
+              <w:rPr>
+                <w:rFonts w:ascii="Times New Roman" w:hAnsi="Times New Roman"/>
+                <w:sz w:val="20"/>
               </w:rPr>
               <w:t xml:space="preserve">用户年用电量；E_user；MWh</w:t>
             </w:r>
@@ -1815,13 +1949,14 @@
           <w:p>
             <w:pPr>
               <w:pStyle w:val="Compact"/>
-              <w:spacing w:line="264" w:lineRule="auto"/>
-              <w:ind w:firstLine="0"/>
-              <w:jc w:val="left"/>
-            </w:pPr>
-            <w:r>
-              <w:rPr>
-                <w:sz w:val="18"/>
+              <w:spacing w:line="280" w:lineRule="exact"/>
+              <w:ind w:firstLine="0"/>
+              <w:jc w:val="center"/>
+            </w:pPr>
+            <w:r>
+              <w:rPr>
+                <w:rFonts w:ascii="Times New Roman" w:hAnsi="Times New Roman"/>
+                <w:sz w:val="20"/>
               </w:rPr>
               <w:t xml:space="preserve">同范围用户全年用电有功功率的积分。E_user=ΣP_user(t)Δt</w:t>
             </w:r>
@@ -1834,13 +1969,14 @@
           <w:p>
             <w:pPr>
               <w:pStyle w:val="Compact"/>
-              <w:spacing w:line="264" w:lineRule="auto"/>
-              <w:ind w:firstLine="0"/>
-              <w:jc w:val="left"/>
-            </w:pPr>
-            <w:r>
-              <w:rPr>
-                <w:sz w:val="18"/>
+              <w:spacing w:line="280" w:lineRule="exact"/>
+              <w:ind w:firstLine="0"/>
+              <w:jc w:val="center"/>
+            </w:pPr>
+            <w:r>
+              <w:rPr>
+                <w:rFonts w:ascii="Times New Roman" w:hAnsi="Times New Roman"/>
+                <w:sz w:val="20"/>
               </w:rPr>
               <w:t xml:space="preserve">电量积分。物理量</w:t>
             </w:r>
@@ -1858,13 +1994,14 @@
           <w:p>
             <w:pPr>
               <w:pStyle w:val="Compact"/>
-              <w:spacing w:line="264" w:lineRule="auto"/>
-              <w:ind w:firstLine="0"/>
-              <w:jc w:val="left"/>
-            </w:pPr>
-            <w:r>
-              <w:rPr>
-                <w:sz w:val="18"/>
+              <w:spacing w:line="280" w:lineRule="exact"/>
+              <w:ind w:firstLine="0"/>
+              <w:jc w:val="center"/>
+            </w:pPr>
+            <w:r>
+              <w:rPr>
+                <w:rFonts w:ascii="Times New Roman" w:hAnsi="Times New Roman"/>
+                <w:sz w:val="20"/>
               </w:rPr>
               <w:t xml:space="preserve">净交换电量；E_net；MWh</w:t>
             </w:r>
@@ -1877,13 +2014,14 @@
           <w:p>
             <w:pPr>
               <w:pStyle w:val="Compact"/>
-              <w:spacing w:line="264" w:lineRule="auto"/>
-              <w:ind w:firstLine="0"/>
-              <w:jc w:val="left"/>
-            </w:pPr>
-            <w:r>
-              <w:rPr>
-                <w:sz w:val="18"/>
+              <w:spacing w:line="280" w:lineRule="exact"/>
+              <w:ind w:firstLine="0"/>
+              <w:jc w:val="center"/>
+            </w:pPr>
+            <w:r>
+              <w:rPr>
+                <w:rFonts w:ascii="Times New Roman" w:hAnsi="Times New Roman"/>
+                <w:sz w:val="20"/>
               </w:rPr>
               <w:t xml:space="preserve">同一边界受电为正、反送为负的功率积分。E_net=ΣP_net(t)Δt</w:t>
             </w:r>
@@ -1896,13 +2034,14 @@
           <w:p>
             <w:pPr>
               <w:pStyle w:val="Compact"/>
-              <w:spacing w:line="264" w:lineRule="auto"/>
-              <w:ind w:firstLine="0"/>
-              <w:jc w:val="left"/>
-            </w:pPr>
-            <w:r>
-              <w:rPr>
-                <w:sz w:val="18"/>
+              <w:spacing w:line="280" w:lineRule="exact"/>
+              <w:ind w:firstLine="0"/>
+              <w:jc w:val="center"/>
+            </w:pPr>
+            <w:r>
+              <w:rPr>
+                <w:rFonts w:ascii="Times New Roman" w:hAnsi="Times New Roman"/>
+                <w:sz w:val="20"/>
               </w:rPr>
               <w:t xml:space="preserve">功率平衡与电量积分。研究统计量</w:t>
             </w:r>
@@ -1920,13 +2059,14 @@
           <w:p>
             <w:pPr>
               <w:pStyle w:val="Compact"/>
-              <w:spacing w:line="264" w:lineRule="auto"/>
-              <w:ind w:firstLine="0"/>
-              <w:jc w:val="left"/>
-            </w:pPr>
-            <w:r>
-              <w:rPr>
-                <w:sz w:val="18"/>
+              <w:spacing w:line="280" w:lineRule="exact"/>
+              <w:ind w:firstLine="0"/>
+              <w:jc w:val="center"/>
+            </w:pPr>
+            <w:r>
+              <w:rPr>
+                <w:rFonts w:ascii="Times New Roman" w:hAnsi="Times New Roman"/>
+                <w:sz w:val="20"/>
               </w:rPr>
               <w:t xml:space="preserve">屋顶光伏装机容量估算；P_roof；MWp</w:t>
             </w:r>
@@ -1939,13 +2079,14 @@
           <w:p>
             <w:pPr>
               <w:pStyle w:val="Compact"/>
-              <w:spacing w:line="264" w:lineRule="auto"/>
-              <w:ind w:firstLine="0"/>
-              <w:jc w:val="left"/>
-            </w:pPr>
-            <w:r>
-              <w:rPr>
-                <w:sz w:val="18"/>
+              <w:spacing w:line="280" w:lineRule="exact"/>
+              <w:ind w:firstLine="0"/>
+              <w:jc w:val="center"/>
+            </w:pPr>
+            <w:r>
+              <w:rPr>
+                <w:rFonts w:ascii="Times New Roman" w:hAnsi="Times New Roman"/>
+                <w:sz w:val="20"/>
               </w:rPr>
               <w:t xml:space="preserve">调查面积、可利用比例和可用面积装机密度形成的资源情景估算。P_roof=A_roof f_roof d_roof/1000</w:t>
             </w:r>
@@ -1958,13 +2099,14 @@
           <w:p>
             <w:pPr>
               <w:pStyle w:val="Compact"/>
-              <w:spacing w:line="264" w:lineRule="auto"/>
-              <w:ind w:firstLine="0"/>
-              <w:jc w:val="left"/>
-            </w:pPr>
-            <w:r>
-              <w:rPr>
-                <w:sz w:val="18"/>
+              <w:spacing w:line="280" w:lineRule="exact"/>
+              <w:ind w:firstLine="0"/>
+              <w:jc w:val="center"/>
+            </w:pPr>
+            <w:r>
+              <w:rPr>
+                <w:rFonts w:ascii="Times New Roman" w:hAnsi="Times New Roman"/>
+                <w:sz w:val="20"/>
               </w:rPr>
               <w:t xml:space="preserve">江苏屋顶资源估算政策、徐州地铁工程资料；报告5.1.2。研究估算；不是可开放容量</w:t>
             </w:r>
@@ -1982,13 +2124,14 @@
           <w:p>
             <w:pPr>
               <w:pStyle w:val="Compact"/>
-              <w:spacing w:line="264" w:lineRule="auto"/>
-              <w:ind w:firstLine="0"/>
-              <w:jc w:val="left"/>
-            </w:pPr>
-            <w:r>
-              <w:rPr>
-                <w:sz w:val="18"/>
+              <w:spacing w:line="280" w:lineRule="exact"/>
+              <w:ind w:firstLine="0"/>
+              <w:jc w:val="center"/>
+            </w:pPr>
+            <w:r>
+              <w:rPr>
+                <w:rFonts w:ascii="Times New Roman" w:hAnsi="Times New Roman"/>
+                <w:sz w:val="20"/>
               </w:rPr>
               <w:t xml:space="preserve">调查屋顶面积；A_roof；m²</w:t>
             </w:r>
@@ -2001,13 +2144,14 @@
           <w:p>
             <w:pPr>
               <w:pStyle w:val="Compact"/>
-              <w:spacing w:line="264" w:lineRule="auto"/>
-              <w:ind w:firstLine="0"/>
-              <w:jc w:val="left"/>
-            </w:pPr>
-            <w:r>
-              <w:rPr>
-                <w:sz w:val="18"/>
+              <w:spacing w:line="280" w:lineRule="exact"/>
+              <w:ind w:firstLine="0"/>
+              <w:jc w:val="center"/>
+            </w:pPr>
+            <w:r>
+              <w:rPr>
+                <w:rFonts w:ascii="Times New Roman" w:hAnsi="Times New Roman"/>
+                <w:sz w:val="20"/>
               </w:rPr>
               <w:t xml:space="preserve">去重后的调查屋顶面积。见屋顶光伏装机容量估算式</w:t>
             </w:r>
@@ -2020,13 +2164,14 @@
           <w:p>
             <w:pPr>
               <w:pStyle w:val="Compact"/>
-              <w:spacing w:line="264" w:lineRule="auto"/>
-              <w:ind w:firstLine="0"/>
-              <w:jc w:val="left"/>
-            </w:pPr>
-            <w:r>
-              <w:rPr>
-                <w:sz w:val="18"/>
+              <w:spacing w:line="280" w:lineRule="exact"/>
+              <w:ind w:firstLine="0"/>
+              <w:jc w:val="center"/>
+            </w:pPr>
+            <w:r>
+              <w:rPr>
+                <w:rFonts w:ascii="Times New Roman" w:hAnsi="Times New Roman"/>
+                <w:sz w:val="20"/>
               </w:rPr>
               <w:t xml:space="preserve">报告5.1.2。研究资源参数</w:t>
             </w:r>
@@ -2044,13 +2189,14 @@
           <w:p>
             <w:pPr>
               <w:pStyle w:val="Compact"/>
-              <w:spacing w:line="264" w:lineRule="auto"/>
-              <w:ind w:firstLine="0"/>
-              <w:jc w:val="left"/>
-            </w:pPr>
-            <w:r>
-              <w:rPr>
-                <w:sz w:val="18"/>
+              <w:spacing w:line="280" w:lineRule="exact"/>
+              <w:ind w:firstLine="0"/>
+              <w:jc w:val="center"/>
+            </w:pPr>
+            <w:r>
+              <w:rPr>
+                <w:rFonts w:ascii="Times New Roman" w:hAnsi="Times New Roman"/>
+                <w:sz w:val="20"/>
               </w:rPr>
               <w:t xml:space="preserve">屋顶可利用比例；f_roof；%</w:t>
             </w:r>
@@ -2063,13 +2209,14 @@
           <w:p>
             <w:pPr>
               <w:pStyle w:val="Compact"/>
-              <w:spacing w:line="264" w:lineRule="auto"/>
-              <w:ind w:firstLine="0"/>
-              <w:jc w:val="left"/>
-            </w:pPr>
-            <w:r>
-              <w:rPr>
-                <w:sz w:val="18"/>
+              <w:spacing w:line="280" w:lineRule="exact"/>
+              <w:ind w:firstLine="0"/>
+              <w:jc w:val="center"/>
+            </w:pPr>
+            <w:r>
+              <w:rPr>
+                <w:rFonts w:ascii="Times New Roman" w:hAnsi="Times New Roman"/>
+                <w:sz w:val="20"/>
               </w:rPr>
               <w:t xml:space="preserve">可用于光伏建设的面积占调查面积比例。见屋顶光伏装机容量估算式</w:t>
             </w:r>
@@ -2082,13 +2229,14 @@
           <w:p>
             <w:pPr>
               <w:pStyle w:val="Compact"/>
-              <w:spacing w:line="264" w:lineRule="auto"/>
-              <w:ind w:firstLine="0"/>
-              <w:jc w:val="left"/>
-            </w:pPr>
-            <w:r>
-              <w:rPr>
-                <w:sz w:val="18"/>
+              <w:spacing w:line="280" w:lineRule="exact"/>
+              <w:ind w:firstLine="0"/>
+              <w:jc w:val="center"/>
+            </w:pPr>
+            <w:r>
+              <w:rPr>
+                <w:rFonts w:ascii="Times New Roman" w:hAnsi="Times New Roman"/>
+                <w:sz w:val="20"/>
               </w:rPr>
               <w:t xml:space="preserve">报告5.1.2。研究资源参数</w:t>
             </w:r>
@@ -2106,13 +2254,14 @@
           <w:p>
             <w:pPr>
               <w:pStyle w:val="Compact"/>
-              <w:spacing w:line="264" w:lineRule="auto"/>
-              <w:ind w:firstLine="0"/>
-              <w:jc w:val="left"/>
-            </w:pPr>
-            <w:r>
-              <w:rPr>
-                <w:sz w:val="18"/>
+              <w:spacing w:line="280" w:lineRule="exact"/>
+              <w:ind w:firstLine="0"/>
+              <w:jc w:val="center"/>
+            </w:pPr>
+            <w:r>
+              <w:rPr>
+                <w:rFonts w:ascii="Times New Roman" w:hAnsi="Times New Roman"/>
+                <w:sz w:val="20"/>
               </w:rPr>
               <w:t xml:space="preserve">单位可用面积装机密度；d_roof；kWp/m²</w:t>
             </w:r>
@@ -2125,13 +2274,14 @@
           <w:p>
             <w:pPr>
               <w:pStyle w:val="Compact"/>
-              <w:spacing w:line="264" w:lineRule="auto"/>
-              <w:ind w:firstLine="0"/>
-              <w:jc w:val="left"/>
-            </w:pPr>
-            <w:r>
-              <w:rPr>
-                <w:sz w:val="18"/>
+              <w:spacing w:line="280" w:lineRule="exact"/>
+              <w:ind w:firstLine="0"/>
+              <w:jc w:val="center"/>
+            </w:pPr>
+            <w:r>
+              <w:rPr>
+                <w:rFonts w:ascii="Times New Roman" w:hAnsi="Times New Roman"/>
+                <w:sz w:val="20"/>
               </w:rPr>
               <w:t xml:space="preserve">光伏装机容量与可用建筑面积之比。见屋顶光伏装机容量估算式</w:t>
             </w:r>
@@ -2144,13 +2294,14 @@
           <w:p>
             <w:pPr>
               <w:pStyle w:val="Compact"/>
-              <w:spacing w:line="264" w:lineRule="auto"/>
-              <w:ind w:firstLine="0"/>
-              <w:jc w:val="left"/>
-            </w:pPr>
-            <w:r>
-              <w:rPr>
-                <w:sz w:val="18"/>
+              <w:spacing w:line="280" w:lineRule="exact"/>
+              <w:ind w:firstLine="0"/>
+              <w:jc w:val="center"/>
+            </w:pPr>
+            <w:r>
+              <w:rPr>
+                <w:rFonts w:ascii="Times New Roman" w:hAnsi="Times New Roman"/>
+                <w:sz w:val="20"/>
               </w:rPr>
               <w:t xml:space="preserve">报告5.1.2。研究资源参数</w:t>
             </w:r>
@@ -2172,6 +2323,7 @@
       <w:tblPr>
         <w:tblStyle w:val="Table"/>
         <w:tblW w:type="pct" w:w="5000.0"/>
+        <w:jc w:val="center"/>
         <w:tblLayout w:type="fixed"/>
         <w:tblLook w:firstRow="1"/>
       </w:tblPr>
@@ -2196,13 +2348,14 @@
           <w:p>
             <w:pPr>
               <w:pStyle w:val="Compact"/>
-              <w:spacing w:line="264" w:lineRule="auto"/>
-              <w:ind w:firstLine="0"/>
-              <w:jc w:val="left"/>
-            </w:pPr>
-            <w:r>
-              <w:rPr>
-                <w:sz w:val="18"/>
+              <w:spacing w:line="280" w:lineRule="exact"/>
+              <w:ind w:firstLine="0"/>
+              <w:jc w:val="center"/>
+            </w:pPr>
+            <w:r>
+              <w:rPr>
+                <w:rFonts w:ascii="Times New Roman" w:hAnsi="Times New Roman"/>
+                <w:sz w:val="20"/>
               </w:rPr>
               <w:t xml:space="preserve">统一名称、符号及单位</w:t>
             </w:r>
@@ -2218,13 +2371,14 @@
           <w:p>
             <w:pPr>
               <w:pStyle w:val="Compact"/>
-              <w:spacing w:line="264" w:lineRule="auto"/>
-              <w:ind w:firstLine="0"/>
-              <w:jc w:val="left"/>
-            </w:pPr>
-            <w:r>
-              <w:rPr>
-                <w:sz w:val="18"/>
+              <w:spacing w:line="280" w:lineRule="exact"/>
+              <w:ind w:firstLine="0"/>
+              <w:jc w:val="center"/>
+            </w:pPr>
+            <w:r>
+              <w:rPr>
+                <w:rFonts w:ascii="Times New Roman" w:hAnsi="Times New Roman"/>
+                <w:sz w:val="20"/>
               </w:rPr>
               <w:t xml:space="preserve">定义与计算公式</w:t>
             </w:r>
@@ -2240,13 +2394,14 @@
           <w:p>
             <w:pPr>
               <w:pStyle w:val="Compact"/>
-              <w:spacing w:line="264" w:lineRule="auto"/>
-              <w:ind w:firstLine="0"/>
-              <w:jc w:val="left"/>
-            </w:pPr>
-            <w:r>
-              <w:rPr>
-                <w:sz w:val="18"/>
+              <w:spacing w:line="280" w:lineRule="exact"/>
+              <w:ind w:firstLine="0"/>
+              <w:jc w:val="center"/>
+            </w:pPr>
+            <w:r>
+              <w:rPr>
+                <w:rFonts w:ascii="Times New Roman" w:hAnsi="Times New Roman"/>
+                <w:sz w:val="20"/>
               </w:rPr>
               <w:t xml:space="preserve">出处及性质</w:t>
             </w:r>
@@ -2264,13 +2419,14 @@
           <w:p>
             <w:pPr>
               <w:pStyle w:val="Compact"/>
-              <w:spacing w:line="264" w:lineRule="auto"/>
-              <w:ind w:firstLine="0"/>
-              <w:jc w:val="left"/>
-            </w:pPr>
-            <w:r>
-              <w:rPr>
-                <w:sz w:val="18"/>
+              <w:spacing w:line="280" w:lineRule="exact"/>
+              <w:ind w:firstLine="0"/>
+              <w:jc w:val="center"/>
+            </w:pPr>
+            <w:r>
+              <w:rPr>
+                <w:rFonts w:ascii="Times New Roman" w:hAnsi="Times New Roman"/>
+                <w:sz w:val="20"/>
               </w:rPr>
               <w:t xml:space="preserve">主变年最大负载率；β_max；%</w:t>
             </w:r>
@@ -2283,34 +2439,36 @@
           <w:p>
             <w:pPr>
               <w:pStyle w:val="Compact"/>
-              <w:spacing w:line="264" w:lineRule="auto"/>
-              <w:ind w:firstLine="0"/>
-              <w:jc w:val="left"/>
-            </w:pPr>
-            <w:r>
-              <w:rPr>
-                <w:sz w:val="18"/>
-              </w:rPr>
-              <w:t xml:space="preserve">单台主变全年负载率最大值，须按设备记录所采用的视在功率或电流口径计算。β_max=max_t(S_load(t)/S_N)；电流统计时为max_t(I(t)/I_N)</w:t>
-            </w:r>
-          </w:p>
-        </w:tc>
-        <w:tc>
-          <w:tcPr>
-            <w:vAlign w:val="center"/>
-          </w:tcPr>
-          <w:p>
-            <w:pPr>
-              <w:pStyle w:val="Compact"/>
-              <w:spacing w:line="264" w:lineRule="auto"/>
-              <w:ind w:firstLine="0"/>
-              <w:jc w:val="left"/>
-            </w:pPr>
-            <w:r>
-              <w:rPr>
-                <w:sz w:val="18"/>
-              </w:rPr>
-              <w:t xml:space="preserve">设备运行统计；视在功率基本关系。工程量；两种口径不混合比较</w:t>
+              <w:spacing w:line="280" w:lineRule="exact"/>
+              <w:ind w:firstLine="0"/>
+              <w:jc w:val="center"/>
+            </w:pPr>
+            <w:r>
+              <w:rPr>
+                <w:rFonts w:ascii="Times New Roman" w:hAnsi="Times New Roman"/>
+                <w:sz w:val="20"/>
+              </w:rPr>
+              <w:t xml:space="preserve">单台主变全年负载率最大值，须按设备记录中的视在功率或电流计算。β_max=max_t(S_load(t)/S_N)；电流统计时为max_t(I(t)/I_N)</w:t>
+            </w:r>
+          </w:p>
+        </w:tc>
+        <w:tc>
+          <w:tcPr>
+            <w:vAlign w:val="center"/>
+          </w:tcPr>
+          <w:p>
+            <w:pPr>
+              <w:pStyle w:val="Compact"/>
+              <w:spacing w:line="280" w:lineRule="exact"/>
+              <w:ind w:firstLine="0"/>
+              <w:jc w:val="center"/>
+            </w:pPr>
+            <w:r>
+              <w:rPr>
+                <w:rFonts w:ascii="Times New Roman" w:hAnsi="Times New Roman"/>
+                <w:sz w:val="20"/>
+              </w:rPr>
+              <w:t xml:space="preserve">设备运行统计；视在功率基本关系。工程量；视在功率与电流的统计值分别列示</w:t>
             </w:r>
           </w:p>
         </w:tc>
@@ -2326,13 +2484,14 @@
           <w:p>
             <w:pPr>
               <w:pStyle w:val="Compact"/>
-              <w:spacing w:line="264" w:lineRule="auto"/>
-              <w:ind w:firstLine="0"/>
-              <w:jc w:val="left"/>
-            </w:pPr>
-            <w:r>
-              <w:rPr>
-                <w:sz w:val="18"/>
+              <w:spacing w:line="280" w:lineRule="exact"/>
+              <w:ind w:firstLine="0"/>
+              <w:jc w:val="center"/>
+            </w:pPr>
+            <w:r>
+              <w:rPr>
+                <w:rFonts w:ascii="Times New Roman" w:hAnsi="Times New Roman"/>
+                <w:sz w:val="20"/>
               </w:rPr>
               <w:t xml:space="preserve">反向负载率；β_rev；%</w:t>
             </w:r>
@@ -2345,32 +2504,34 @@
           <w:p>
             <w:pPr>
               <w:pStyle w:val="Compact"/>
-              <w:spacing w:line="264" w:lineRule="auto"/>
-              <w:ind w:firstLine="0"/>
-              <w:jc w:val="left"/>
-            </w:pPr>
-            <w:r>
-              <w:rPr>
-                <w:sz w:val="18"/>
-              </w:rPr>
-              <w:t xml:space="preserve">流经变压器的反向输送功率与额定容量之比。β_rev=P_rev/S_N（按导则反向输送功率口径）</w:t>
-            </w:r>
-          </w:p>
-        </w:tc>
-        <w:tc>
-          <w:tcPr>
-            <w:vAlign w:val="center"/>
-          </w:tcPr>
-          <w:p>
-            <w:pPr>
-              <w:pStyle w:val="Compact"/>
-              <w:spacing w:line="264" w:lineRule="auto"/>
-              <w:ind w:firstLine="0"/>
-              <w:jc w:val="left"/>
-            </w:pPr>
-            <w:r>
-              <w:rPr>
-                <w:sz w:val="18"/>
+              <w:spacing w:line="280" w:lineRule="exact"/>
+              <w:ind w:firstLine="0"/>
+              <w:jc w:val="center"/>
+            </w:pPr>
+            <w:r>
+              <w:rPr>
+                <w:rFonts w:ascii="Times New Roman" w:hAnsi="Times New Roman"/>
+                <w:sz w:val="20"/>
+              </w:rPr>
+              <w:t xml:space="preserve">流经变压器的反向输送功率与额定容量之比。β_rev=P_rev/S_N（按导则定义的反向输送功率计算）</w:t>
+            </w:r>
+          </w:p>
+        </w:tc>
+        <w:tc>
+          <w:tcPr>
+            <w:vAlign w:val="center"/>
+          </w:tcPr>
+          <w:p>
+            <w:pPr>
+              <w:pStyle w:val="Compact"/>
+              <w:spacing w:line="280" w:lineRule="exact"/>
+              <w:ind w:firstLine="0"/>
+              <w:jc w:val="center"/>
+            </w:pPr>
+            <w:r>
+              <w:rPr>
+                <w:rFonts w:ascii="Times New Roman" w:hAnsi="Times New Roman"/>
+                <w:sz w:val="20"/>
               </w:rPr>
               <w:t xml:space="preserve">DL/T 2041—2025，3.6。规范定义的数学表达；不擅加0.95重定义</w:t>
             </w:r>
@@ -2388,13 +2549,14 @@
           <w:p>
             <w:pPr>
               <w:pStyle w:val="Compact"/>
-              <w:spacing w:line="264" w:lineRule="auto"/>
-              <w:ind w:firstLine="0"/>
-              <w:jc w:val="left"/>
-            </w:pPr>
-            <w:r>
-              <w:rPr>
-                <w:sz w:val="18"/>
+              <w:spacing w:line="280" w:lineRule="exact"/>
+              <w:ind w:firstLine="0"/>
+              <w:jc w:val="center"/>
+            </w:pPr>
+            <w:r>
+              <w:rPr>
+                <w:rFonts w:ascii="Times New Roman" w:hAnsi="Times New Roman"/>
+                <w:sz w:val="20"/>
               </w:rPr>
               <w:t xml:space="preserve">站群估计负载率；β_group；%</w:t>
             </w:r>
@@ -2407,13 +2569,14 @@
           <w:p>
             <w:pPr>
               <w:pStyle w:val="Compact"/>
-              <w:spacing w:line="264" w:lineRule="auto"/>
-              <w:ind w:firstLine="0"/>
-              <w:jc w:val="left"/>
-            </w:pPr>
-            <w:r>
-              <w:rPr>
-                <w:sz w:val="18"/>
+              <w:spacing w:line="280" w:lineRule="exact"/>
+              <w:ind w:firstLine="0"/>
+              <w:jc w:val="center"/>
+            </w:pPr>
+            <w:r>
+              <w:rPr>
+                <w:rFonts w:ascii="Times New Roman" w:hAnsi="Times New Roman"/>
+                <w:sz w:val="20"/>
               </w:rPr>
               <w:t xml:space="preserve">同范围净负荷最大绝对值按功率因数折算后与主变总容量的比值。β_group=P_abs/(S cosφ)</w:t>
             </w:r>
@@ -2426,13 +2589,14 @@
           <w:p>
             <w:pPr>
               <w:pStyle w:val="Compact"/>
-              <w:spacing w:line="264" w:lineRule="auto"/>
-              <w:ind w:firstLine="0"/>
-              <w:jc w:val="left"/>
-            </w:pPr>
-            <w:r>
-              <w:rPr>
-                <w:sz w:val="18"/>
+              <w:spacing w:line="280" w:lineRule="exact"/>
+              <w:ind w:firstLine="0"/>
+              <w:jc w:val="center"/>
+            </w:pPr>
+            <w:r>
+              <w:rPr>
+                <w:rFonts w:ascii="Times New Roman" w:hAnsi="Times New Roman"/>
+                <w:sz w:val="20"/>
               </w:rPr>
               <w:t xml:space="preserve">报告3.5。研究统计量，区别于逐台实测负载率及标准反向负载率</w:t>
             </w:r>
@@ -2450,32 +2614,34 @@
           <w:p>
             <w:pPr>
               <w:pStyle w:val="Compact"/>
-              <w:spacing w:line="264" w:lineRule="auto"/>
-              <w:ind w:firstLine="0"/>
-              <w:jc w:val="left"/>
-            </w:pPr>
-            <w:r>
-              <w:rPr>
-                <w:sz w:val="18"/>
-              </w:rPr>
-              <w:t xml:space="preserve">月度容量负荷比；R_m；MVA/MW</w:t>
-            </w:r>
-          </w:p>
-        </w:tc>
-        <w:tc>
-          <w:tcPr>
-            <w:vAlign w:val="center"/>
-          </w:tcPr>
-          <w:p>
-            <w:pPr>
-              <w:pStyle w:val="Compact"/>
-              <w:spacing w:line="264" w:lineRule="auto"/>
-              <w:ind w:firstLine="0"/>
-              <w:jc w:val="left"/>
-            </w:pPr>
-            <w:r>
-              <w:rPr>
-                <w:sz w:val="18"/>
+              <w:spacing w:line="280" w:lineRule="exact"/>
+              <w:ind w:firstLine="0"/>
+              <w:jc w:val="center"/>
+            </w:pPr>
+            <w:r>
+              <w:rPr>
+                <w:rFonts w:ascii="Times New Roman" w:hAnsi="Times New Roman"/>
+                <w:sz w:val="20"/>
+              </w:rPr>
+              <w:t xml:space="preserve">容载比（月度分析值）；R_m；MVA/MW</w:t>
+            </w:r>
+          </w:p>
+        </w:tc>
+        <w:tc>
+          <w:tcPr>
+            <w:vAlign w:val="center"/>
+          </w:tcPr>
+          <w:p>
+            <w:pPr>
+              <w:pStyle w:val="Compact"/>
+              <w:spacing w:line="280" w:lineRule="exact"/>
+              <w:ind w:firstLine="0"/>
+              <w:jc w:val="center"/>
+            </w:pPr>
+            <w:r>
+              <w:rPr>
+                <w:rFonts w:ascii="Times New Roman" w:hAnsi="Times New Roman"/>
+                <w:sz w:val="20"/>
               </w:rPr>
               <w:t xml:space="preserve">固定年末主变容量与当月最大正向净负荷之比。R_m=S_year-end/P_m⁺</w:t>
             </w:r>
@@ -2488,15 +2654,16 @@
           <w:p>
             <w:pPr>
               <w:pStyle w:val="Compact"/>
-              <w:spacing w:line="264" w:lineRule="auto"/>
-              <w:ind w:firstLine="0"/>
-              <w:jc w:val="left"/>
-            </w:pPr>
-            <w:r>
-              <w:rPr>
-                <w:sz w:val="18"/>
-              </w:rPr>
-              <w:t xml:space="preserve">报告3.5。研究统计量，区别于年度容载比</w:t>
+              <w:spacing w:line="280" w:lineRule="exact"/>
+              <w:ind w:firstLine="0"/>
+              <w:jc w:val="center"/>
+            </w:pPr>
+            <w:r>
+              <w:rPr>
+                <w:rFonts w:ascii="Times New Roman" w:hAnsi="Times New Roman"/>
+                <w:sz w:val="20"/>
+              </w:rPr>
+              <w:t xml:space="preserve">报告3.5。容载比的月度分析值；固定年末容量，非导则规定的年度规划值</w:t>
             </w:r>
           </w:p>
         </w:tc>
@@ -2512,13 +2679,14 @@
           <w:p>
             <w:pPr>
               <w:pStyle w:val="Compact"/>
-              <w:spacing w:line="264" w:lineRule="auto"/>
-              <w:ind w:firstLine="0"/>
-              <w:jc w:val="left"/>
-            </w:pPr>
-            <w:r>
-              <w:rPr>
-                <w:sz w:val="18"/>
+              <w:spacing w:line="280" w:lineRule="exact"/>
+              <w:ind w:firstLine="0"/>
+              <w:jc w:val="center"/>
+            </w:pPr>
+            <w:r>
+              <w:rPr>
+                <w:rFonts w:ascii="Times New Roman" w:hAnsi="Times New Roman"/>
+                <w:sz w:val="20"/>
               </w:rPr>
               <w:t xml:space="preserve">功率因数；cosφ；1</w:t>
             </w:r>
@@ -2531,13 +2699,14 @@
           <w:p>
             <w:pPr>
               <w:pStyle w:val="Compact"/>
-              <w:spacing w:line="264" w:lineRule="auto"/>
-              <w:ind w:firstLine="0"/>
-              <w:jc w:val="left"/>
-            </w:pPr>
-            <w:r>
-              <w:rPr>
-                <w:sz w:val="18"/>
+              <w:spacing w:line="280" w:lineRule="exact"/>
+              <w:ind w:firstLine="0"/>
+              <w:jc w:val="center"/>
+            </w:pPr>
+            <w:r>
+              <w:rPr>
+                <w:rFonts w:ascii="Times New Roman" w:hAnsi="Times New Roman"/>
+                <w:sz w:val="20"/>
               </w:rPr>
               <w:t xml:space="preserve">有功功率与视在功率之比。cosφ=P/S；三相P=√3UIcosφ</w:t>
             </w:r>
@@ -2550,13 +2719,14 @@
           <w:p>
             <w:pPr>
               <w:pStyle w:val="Compact"/>
-              <w:spacing w:line="264" w:lineRule="auto"/>
-              <w:ind w:firstLine="0"/>
-              <w:jc w:val="left"/>
-            </w:pPr>
-            <w:r>
-              <w:rPr>
-                <w:sz w:val="18"/>
+              <w:spacing w:line="280" w:lineRule="exact"/>
+              <w:ind w:firstLine="0"/>
+              <w:jc w:val="center"/>
+            </w:pPr>
+            <w:r>
+              <w:rPr>
+                <w:rFonts w:ascii="Times New Roman" w:hAnsi="Times New Roman"/>
+                <w:sz w:val="20"/>
               </w:rPr>
               <w:t xml:space="preserve">交流电路基本关系。通用物理量</w:t>
             </w:r>
@@ -2574,13 +2744,14 @@
           <w:p>
             <w:pPr>
               <w:pStyle w:val="Compact"/>
-              <w:spacing w:line="264" w:lineRule="auto"/>
-              <w:ind w:firstLine="0"/>
-              <w:jc w:val="left"/>
-            </w:pPr>
-            <w:r>
-              <w:rPr>
-                <w:sz w:val="18"/>
+              <w:spacing w:line="280" w:lineRule="exact"/>
+              <w:ind w:firstLine="0"/>
+              <w:jc w:val="center"/>
+            </w:pPr>
+            <w:r>
+              <w:rPr>
+                <w:rFonts w:ascii="Times New Roman" w:hAnsi="Times New Roman"/>
+                <w:sz w:val="20"/>
               </w:rPr>
               <w:t xml:space="preserve">供电能力；P_supply；MW</w:t>
             </w:r>
@@ -2593,13 +2764,14 @@
           <w:p>
             <w:pPr>
               <w:pStyle w:val="Compact"/>
-              <w:spacing w:line="264" w:lineRule="auto"/>
-              <w:ind w:firstLine="0"/>
-              <w:jc w:val="left"/>
-            </w:pPr>
-            <w:r>
-              <w:rPr>
-                <w:sz w:val="18"/>
+              <w:spacing w:line="280" w:lineRule="exact"/>
+              <w:ind w:firstLine="0"/>
+              <w:jc w:val="center"/>
+            </w:pPr>
+            <w:r>
+              <w:rPr>
+                <w:rFonts w:ascii="Times New Roman" w:hAnsi="Times New Roman"/>
+                <w:sz w:val="20"/>
               </w:rPr>
               <w:t xml:space="preserve">给定网络和运行条件下可供应负荷的能力；设备有功折算仅是其容量组成。主变有功折算为S cosφ；网络能力须结合约束计算</w:t>
             </w:r>
@@ -2612,13 +2784,14 @@
           <w:p>
             <w:pPr>
               <w:pStyle w:val="Compact"/>
-              <w:spacing w:line="264" w:lineRule="auto"/>
-              <w:ind w:firstLine="0"/>
-              <w:jc w:val="left"/>
-            </w:pPr>
-            <w:r>
-              <w:rPr>
-                <w:sz w:val="18"/>
+              <w:spacing w:line="280" w:lineRule="exact"/>
+              <w:ind w:firstLine="0"/>
+              <w:jc w:val="center"/>
+            </w:pPr>
+            <w:r>
+              <w:rPr>
+                <w:rFonts w:ascii="Times New Roman" w:hAnsi="Times New Roman"/>
+                <w:sz w:val="20"/>
               </w:rPr>
               <w:t xml:space="preserve">DL/T 5729—2023，6.3；修订稿3.1.15。标准术语；不将S cosφ直接称区域最大供电能力</w:t>
             </w:r>
@@ -2636,13 +2809,14 @@
           <w:p>
             <w:pPr>
               <w:pStyle w:val="Compact"/>
-              <w:spacing w:line="264" w:lineRule="auto"/>
-              <w:ind w:firstLine="0"/>
-              <w:jc w:val="left"/>
-            </w:pPr>
-            <w:r>
-              <w:rPr>
-                <w:sz w:val="18"/>
+              <w:spacing w:line="280" w:lineRule="exact"/>
+              <w:ind w:firstLine="0"/>
+              <w:jc w:val="center"/>
+            </w:pPr>
+            <w:r>
+              <w:rPr>
+                <w:rFonts w:ascii="Times New Roman" w:hAnsi="Times New Roman"/>
+                <w:sz w:val="20"/>
               </w:rPr>
               <w:t xml:space="preserve">主变N-1校核；N-1；—</w:t>
             </w:r>
@@ -2655,13 +2829,14 @@
           <w:p>
             <w:pPr>
               <w:pStyle w:val="Compact"/>
-              <w:spacing w:line="264" w:lineRule="auto"/>
-              <w:ind w:firstLine="0"/>
-              <w:jc w:val="left"/>
-            </w:pPr>
-            <w:r>
-              <w:rPr>
-                <w:sz w:val="18"/>
+              <w:spacing w:line="280" w:lineRule="exact"/>
+              <w:ind w:firstLine="0"/>
+              <w:jc w:val="center"/>
+            </w:pPr>
+            <w:r>
+              <w:rPr>
+                <w:rFonts w:ascii="Times New Roman" w:hAnsi="Times New Roman"/>
+                <w:sz w:val="20"/>
               </w:rPr>
               <w:t xml:space="preserve">一台主变退出后校核剩余设备和允许的负荷转供、储能资源满足负荷要求。最不利剩余主变容量=ΣS_i−max(S_i)</w:t>
             </w:r>
@@ -2674,13 +2849,14 @@
           <w:p>
             <w:pPr>
               <w:pStyle w:val="Compact"/>
-              <w:spacing w:line="264" w:lineRule="auto"/>
-              <w:ind w:firstLine="0"/>
-              <w:jc w:val="left"/>
-            </w:pPr>
-            <w:r>
-              <w:rPr>
-                <w:sz w:val="18"/>
+              <w:spacing w:line="280" w:lineRule="exact"/>
+              <w:ind w:firstLine="0"/>
+              <w:jc w:val="center"/>
+            </w:pPr>
+            <w:r>
+              <w:rPr>
+                <w:rFonts w:ascii="Times New Roman" w:hAnsi="Times New Roman"/>
+                <w:sz w:val="20"/>
               </w:rPr>
               <w:t xml:space="preserve">DL/T 5729—2023，2.0.12、6.2。标准停运工况；剩余容量式为研究计算</w:t>
             </w:r>
@@ -2698,13 +2874,14 @@
           <w:p>
             <w:pPr>
               <w:pStyle w:val="Compact"/>
-              <w:spacing w:line="264" w:lineRule="auto"/>
-              <w:ind w:firstLine="0"/>
-              <w:jc w:val="left"/>
-            </w:pPr>
-            <w:r>
-              <w:rPr>
-                <w:sz w:val="18"/>
+              <w:spacing w:line="280" w:lineRule="exact"/>
+              <w:ind w:firstLine="0"/>
+              <w:jc w:val="center"/>
+            </w:pPr>
+            <w:r>
+              <w:rPr>
+                <w:rFonts w:ascii="Times New Roman" w:hAnsi="Times New Roman"/>
+                <w:sz w:val="20"/>
               </w:rPr>
               <w:t xml:space="preserve">转供能力；Q_cap；MW或%</w:t>
             </w:r>
@@ -2717,13 +2894,14 @@
           <w:p>
             <w:pPr>
               <w:pStyle w:val="Compact"/>
-              <w:spacing w:line="264" w:lineRule="auto"/>
-              <w:ind w:firstLine="0"/>
-              <w:jc w:val="left"/>
-            </w:pPr>
-            <w:r>
-              <w:rPr>
-                <w:sz w:val="18"/>
+              <w:spacing w:line="280" w:lineRule="exact"/>
+              <w:ind w:firstLine="0"/>
+              <w:jc w:val="center"/>
+            </w:pPr>
+            <w:r>
+              <w:rPr>
+                <w:rFonts w:ascii="Times New Roman" w:hAnsi="Times New Roman"/>
+                <w:sz w:val="20"/>
               </w:rPr>
               <w:t xml:space="preserve">电网元件停运时，通过本级或下级电网转移负荷的能力。比例表示ρ=Q_transferable/P_scope</w:t>
             </w:r>
@@ -2736,13 +2914,14 @@
           <w:p>
             <w:pPr>
               <w:pStyle w:val="Compact"/>
-              <w:spacing w:line="264" w:lineRule="auto"/>
-              <w:ind w:firstLine="0"/>
-              <w:jc w:val="left"/>
-            </w:pPr>
-            <w:r>
-              <w:rPr>
-                <w:sz w:val="18"/>
+              <w:spacing w:line="280" w:lineRule="exact"/>
+              <w:ind w:firstLine="0"/>
+              <w:jc w:val="center"/>
+            </w:pPr>
+            <w:r>
+              <w:rPr>
+                <w:rFonts w:ascii="Times New Roman" w:hAnsi="Times New Roman"/>
+                <w:sz w:val="20"/>
               </w:rPr>
               <w:t xml:space="preserve">DL/T 5729—2023，2.0.15；修订稿3.1.11。标准术语；正常负荷转接量另列</w:t>
             </w:r>
@@ -2760,13 +2939,14 @@
           <w:p>
             <w:pPr>
               <w:pStyle w:val="Compact"/>
-              <w:spacing w:line="264" w:lineRule="auto"/>
-              <w:ind w:firstLine="0"/>
-              <w:jc w:val="left"/>
-            </w:pPr>
-            <w:r>
-              <w:rPr>
-                <w:sz w:val="18"/>
+              <w:spacing w:line="280" w:lineRule="exact"/>
+              <w:ind w:firstLine="0"/>
+              <w:jc w:val="center"/>
+            </w:pPr>
+            <w:r>
+              <w:rPr>
+                <w:rFonts w:ascii="Times New Roman" w:hAnsi="Times New Roman"/>
+                <w:sz w:val="20"/>
               </w:rPr>
               <w:t xml:space="preserve">初始站间转供率；ρ_0；%</w:t>
             </w:r>
@@ -2779,13 +2959,14 @@
           <w:p>
             <w:pPr>
               <w:pStyle w:val="Compact"/>
-              <w:spacing w:line="264" w:lineRule="auto"/>
-              <w:ind w:firstLine="0"/>
-              <w:jc w:val="left"/>
-            </w:pPr>
-            <w:r>
-              <w:rPr>
-                <w:sz w:val="18"/>
+              <w:spacing w:line="280" w:lineRule="exact"/>
+              <w:ind w:firstLine="0"/>
+              <w:jc w:val="center"/>
+            </w:pPr>
+            <w:r>
+              <w:rPr>
+                <w:rFonts w:ascii="Times New Roman" w:hAnsi="Times New Roman"/>
+                <w:sz w:val="20"/>
               </w:rPr>
               <w:t xml:space="preserve">基期站间可转移负荷占对应负荷的比例。ρ_0=Q_cap,0/P_scope</w:t>
             </w:r>
@@ -2798,13 +2979,14 @@
           <w:p>
             <w:pPr>
               <w:pStyle w:val="Compact"/>
-              <w:spacing w:line="264" w:lineRule="auto"/>
-              <w:ind w:firstLine="0"/>
-              <w:jc w:val="left"/>
-            </w:pPr>
-            <w:r>
-              <w:rPr>
-                <w:sz w:val="18"/>
+              <w:spacing w:line="280" w:lineRule="exact"/>
+              <w:ind w:firstLine="0"/>
+              <w:jc w:val="center"/>
+            </w:pPr>
+            <w:r>
+              <w:rPr>
+                <w:rFonts w:ascii="Times New Roman" w:hAnsi="Times New Roman"/>
+                <w:sz w:val="20"/>
               </w:rPr>
               <w:t xml:space="preserve">报告5.2.2，依转供能力比例定义。研究参数</w:t>
             </w:r>
@@ -2822,13 +3004,14 @@
           <w:p>
             <w:pPr>
               <w:pStyle w:val="Compact"/>
-              <w:spacing w:line="264" w:lineRule="auto"/>
-              <w:ind w:firstLine="0"/>
-              <w:jc w:val="left"/>
-            </w:pPr>
-            <w:r>
-              <w:rPr>
-                <w:sz w:val="18"/>
+              <w:spacing w:line="280" w:lineRule="exact"/>
+              <w:ind w:firstLine="0"/>
+              <w:jc w:val="center"/>
+            </w:pPr>
+            <w:r>
+              <w:rPr>
+                <w:rFonts w:ascii="Times New Roman" w:hAnsi="Times New Roman"/>
+                <w:sz w:val="20"/>
               </w:rPr>
               <w:t xml:space="preserve">正常运行负荷转接；Q_out、Q_in；MW</w:t>
             </w:r>
@@ -2841,13 +3024,14 @@
           <w:p>
             <w:pPr>
               <w:pStyle w:val="Compact"/>
-              <w:spacing w:line="264" w:lineRule="auto"/>
-              <w:ind w:firstLine="0"/>
-              <w:jc w:val="left"/>
-            </w:pPr>
-            <w:r>
-              <w:rPr>
-                <w:sz w:val="18"/>
+              <w:spacing w:line="280" w:lineRule="exact"/>
+              <w:ind w:firstLine="0"/>
+              <w:jc w:val="center"/>
+            </w:pPr>
+            <w:r>
+              <w:rPr>
+                <w:rFonts w:ascii="Times New Roman" w:hAnsi="Times New Roman"/>
+                <w:sz w:val="20"/>
               </w:rPr>
               <w:t xml:space="preserve">正常方式下站间供电负荷的调整，区域转出与承接总量相等。ΣQ_out=ΣQ_in；L′=L−Q_out+Q_in</w:t>
             </w:r>
@@ -2860,13 +3044,14 @@
           <w:p>
             <w:pPr>
               <w:pStyle w:val="Compact"/>
-              <w:spacing w:line="264" w:lineRule="auto"/>
-              <w:ind w:firstLine="0"/>
-              <w:jc w:val="left"/>
-            </w:pPr>
-            <w:r>
-              <w:rPr>
-                <w:sz w:val="18"/>
+              <w:spacing w:line="280" w:lineRule="exact"/>
+              <w:ind w:firstLine="0"/>
+              <w:jc w:val="center"/>
+            </w:pPr>
+            <w:r>
+              <w:rPr>
+                <w:rFonts w:ascii="Times New Roman" w:hAnsi="Times New Roman"/>
+                <w:sz w:val="20"/>
               </w:rPr>
               <w:t xml:space="preserve">报告5.2.3。研究运行安排</w:t>
             </w:r>
@@ -2884,13 +3069,14 @@
           <w:p>
             <w:pPr>
               <w:pStyle w:val="Compact"/>
-              <w:spacing w:line="264" w:lineRule="auto"/>
-              <w:ind w:firstLine="0"/>
-              <w:jc w:val="left"/>
-            </w:pPr>
-            <w:r>
-              <w:rPr>
-                <w:sz w:val="18"/>
+              <w:spacing w:line="280" w:lineRule="exact"/>
+              <w:ind w:firstLine="0"/>
+              <w:jc w:val="center"/>
+            </w:pPr>
+            <w:r>
+              <w:rPr>
+                <w:rFonts w:ascii="Times New Roman" w:hAnsi="Times New Roman"/>
+                <w:sz w:val="20"/>
               </w:rPr>
               <w:t xml:space="preserve">线路可转负荷；F_L；MW</w:t>
             </w:r>
@@ -2903,13 +3089,14 @@
           <w:p>
             <w:pPr>
               <w:pStyle w:val="Compact"/>
-              <w:spacing w:line="264" w:lineRule="auto"/>
-              <w:ind w:firstLine="0"/>
-              <w:jc w:val="left"/>
-            </w:pPr>
-            <w:r>
-              <w:rPr>
-                <w:sz w:val="18"/>
+              <w:spacing w:line="280" w:lineRule="exact"/>
+              <w:ind w:firstLine="0"/>
+              <w:jc w:val="center"/>
+            </w:pPr>
+            <w:r>
+              <w:rPr>
+                <w:rFonts w:ascii="Times New Roman" w:hAnsi="Times New Roman"/>
+                <w:sz w:val="20"/>
               </w:rPr>
               <w:t xml:space="preserve">在线路载流、区段负荷与受端容量约束下可转移的负荷。F_L≤min(区段可转负荷,线路余量,受端余量)</w:t>
             </w:r>
@@ -2922,13 +3109,14 @@
           <w:p>
             <w:pPr>
               <w:pStyle w:val="Compact"/>
-              <w:spacing w:line="264" w:lineRule="auto"/>
-              <w:ind w:firstLine="0"/>
-              <w:jc w:val="left"/>
-            </w:pPr>
-            <w:r>
-              <w:rPr>
-                <w:sz w:val="18"/>
+              <w:spacing w:line="280" w:lineRule="exact"/>
+              <w:ind w:firstLine="0"/>
+              <w:jc w:val="center"/>
+            </w:pPr>
+            <w:r>
+              <w:rPr>
+                <w:rFonts w:ascii="Times New Roman" w:hAnsi="Times New Roman"/>
+                <w:sz w:val="20"/>
               </w:rPr>
               <w:t xml:space="preserve">DL/T 5729—2023转供能力要求；报告4.3.3。工程计算量</w:t>
             </w:r>
@@ -2946,13 +3134,14 @@
           <w:p>
             <w:pPr>
               <w:pStyle w:val="Compact"/>
-              <w:spacing w:line="264" w:lineRule="auto"/>
-              <w:ind w:firstLine="0"/>
-              <w:jc w:val="left"/>
-            </w:pPr>
-            <w:r>
-              <w:rPr>
-                <w:sz w:val="18"/>
+              <w:spacing w:line="280" w:lineRule="exact"/>
+              <w:ind w:firstLine="0"/>
+              <w:jc w:val="center"/>
+            </w:pPr>
+            <w:r>
+              <w:rPr>
+                <w:rFonts w:ascii="Times New Roman" w:hAnsi="Times New Roman"/>
+                <w:sz w:val="20"/>
               </w:rPr>
               <w:t xml:space="preserve">主变额定容量；S_N；MVA</w:t>
             </w:r>
@@ -2965,13 +3154,14 @@
           <w:p>
             <w:pPr>
               <w:pStyle w:val="Compact"/>
-              <w:spacing w:line="264" w:lineRule="auto"/>
-              <w:ind w:firstLine="0"/>
-              <w:jc w:val="left"/>
-            </w:pPr>
-            <w:r>
-              <w:rPr>
-                <w:sz w:val="18"/>
+              <w:spacing w:line="280" w:lineRule="exact"/>
+              <w:ind w:firstLine="0"/>
+              <w:jc w:val="center"/>
+            </w:pPr>
+            <w:r>
+              <w:rPr>
+                <w:rFonts w:ascii="Times New Roman" w:hAnsi="Times New Roman"/>
+                <w:sz w:val="20"/>
               </w:rPr>
               <w:t xml:space="preserve">制造商规定的主变额定视在容量。铭牌参数</w:t>
             </w:r>
@@ -2984,13 +3174,14 @@
           <w:p>
             <w:pPr>
               <w:pStyle w:val="Compact"/>
-              <w:spacing w:line="264" w:lineRule="auto"/>
-              <w:ind w:firstLine="0"/>
-              <w:jc w:val="left"/>
-            </w:pPr>
-            <w:r>
-              <w:rPr>
-                <w:sz w:val="18"/>
+              <w:spacing w:line="280" w:lineRule="exact"/>
+              <w:ind w:firstLine="0"/>
+              <w:jc w:val="center"/>
+            </w:pPr>
+            <w:r>
+              <w:rPr>
+                <w:rFonts w:ascii="Times New Roman" w:hAnsi="Times New Roman"/>
+                <w:sz w:val="20"/>
               </w:rPr>
               <w:t xml:space="preserve">设备规格与项目工程资料；储能标准版本见前述依据说明。工程参数；数值为本研究采用规格</w:t>
             </w:r>
@@ -3008,13 +3199,14 @@
           <w:p>
             <w:pPr>
               <w:pStyle w:val="Compact"/>
-              <w:spacing w:line="264" w:lineRule="auto"/>
-              <w:ind w:firstLine="0"/>
-              <w:jc w:val="left"/>
-            </w:pPr>
-            <w:r>
-              <w:rPr>
-                <w:sz w:val="18"/>
+              <w:spacing w:line="280" w:lineRule="exact"/>
+              <w:ind w:firstLine="0"/>
+              <w:jc w:val="center"/>
+            </w:pPr>
+            <w:r>
+              <w:rPr>
+                <w:rFonts w:ascii="Times New Roman" w:hAnsi="Times New Roman"/>
+                <w:sz w:val="20"/>
               </w:rPr>
               <w:t xml:space="preserve">主变净增容量；ΔS；MVA</w:t>
             </w:r>
@@ -3027,13 +3219,14 @@
           <w:p>
             <w:pPr>
               <w:pStyle w:val="Compact"/>
-              <w:spacing w:line="264" w:lineRule="auto"/>
-              <w:ind w:firstLine="0"/>
-              <w:jc w:val="left"/>
-            </w:pPr>
-            <w:r>
-              <w:rPr>
-                <w:sz w:val="18"/>
+              <w:spacing w:line="280" w:lineRule="exact"/>
+              <w:ind w:firstLine="0"/>
+              <w:jc w:val="center"/>
+            </w:pPr>
+            <w:r>
+              <w:rPr>
+                <w:rFonts w:ascii="Times New Roman" w:hAnsi="Times New Roman"/>
+                <w:sz w:val="20"/>
               </w:rPr>
               <w:t xml:space="preserve">更新后主变容量与原容量之差。ΔS=S_new−S_old</w:t>
             </w:r>
@@ -3046,13 +3239,14 @@
           <w:p>
             <w:pPr>
               <w:pStyle w:val="Compact"/>
-              <w:spacing w:line="264" w:lineRule="auto"/>
-              <w:ind w:firstLine="0"/>
-              <w:jc w:val="left"/>
-            </w:pPr>
-            <w:r>
-              <w:rPr>
-                <w:sz w:val="18"/>
+              <w:spacing w:line="280" w:lineRule="exact"/>
+              <w:ind w:firstLine="0"/>
+              <w:jc w:val="center"/>
+            </w:pPr>
+            <w:r>
+              <w:rPr>
+                <w:rFonts w:ascii="Times New Roman" w:hAnsi="Times New Roman"/>
+                <w:sz w:val="20"/>
               </w:rPr>
               <w:t xml:space="preserve">设备规格与项目工程资料；储能标准版本见前述依据说明。工程参数；数值为本研究采用规格</w:t>
             </w:r>
@@ -3070,13 +3264,14 @@
           <w:p>
             <w:pPr>
               <w:pStyle w:val="Compact"/>
-              <w:spacing w:line="264" w:lineRule="auto"/>
-              <w:ind w:firstLine="0"/>
-              <w:jc w:val="left"/>
-            </w:pPr>
-            <w:r>
-              <w:rPr>
-                <w:sz w:val="18"/>
+              <w:spacing w:line="280" w:lineRule="exact"/>
+              <w:ind w:firstLine="0"/>
+              <w:jc w:val="center"/>
+            </w:pPr>
+            <w:r>
+              <w:rPr>
+                <w:rFonts w:ascii="Times New Roman" w:hAnsi="Times New Roman"/>
+                <w:sz w:val="20"/>
               </w:rPr>
               <w:t xml:space="preserve">主变新购容量；S_new；MVA</w:t>
             </w:r>
@@ -3089,13 +3284,14 @@
           <w:p>
             <w:pPr>
               <w:pStyle w:val="Compact"/>
-              <w:spacing w:line="264" w:lineRule="auto"/>
-              <w:ind w:firstLine="0"/>
-              <w:jc w:val="left"/>
-            </w:pPr>
-            <w:r>
-              <w:rPr>
-                <w:sz w:val="18"/>
+              <w:spacing w:line="280" w:lineRule="exact"/>
+              <w:ind w:firstLine="0"/>
+              <w:jc w:val="center"/>
+            </w:pPr>
+            <w:r>
+              <w:rPr>
+                <w:rFonts w:ascii="Times New Roman" w:hAnsi="Times New Roman"/>
+                <w:sz w:val="20"/>
               </w:rPr>
               <w:t xml:space="preserve">本次新购主变额定容量之和。ΣS_new</w:t>
             </w:r>
@@ -3108,13 +3304,14 @@
           <w:p>
             <w:pPr>
               <w:pStyle w:val="Compact"/>
-              <w:spacing w:line="264" w:lineRule="auto"/>
-              <w:ind w:firstLine="0"/>
-              <w:jc w:val="left"/>
-            </w:pPr>
-            <w:r>
-              <w:rPr>
-                <w:sz w:val="18"/>
+              <w:spacing w:line="280" w:lineRule="exact"/>
+              <w:ind w:firstLine="0"/>
+              <w:jc w:val="center"/>
+            </w:pPr>
+            <w:r>
+              <w:rPr>
+                <w:rFonts w:ascii="Times New Roman" w:hAnsi="Times New Roman"/>
+                <w:sz w:val="20"/>
               </w:rPr>
               <w:t xml:space="preserve">设备规格与项目工程资料；储能标准版本见前述依据说明。工程参数；数值为本研究采用规格</w:t>
             </w:r>
@@ -3132,13 +3329,14 @@
           <w:p>
             <w:pPr>
               <w:pStyle w:val="Compact"/>
-              <w:spacing w:line="264" w:lineRule="auto"/>
-              <w:ind w:firstLine="0"/>
-              <w:jc w:val="left"/>
-            </w:pPr>
-            <w:r>
-              <w:rPr>
-                <w:sz w:val="18"/>
+              <w:spacing w:line="280" w:lineRule="exact"/>
+              <w:ind w:firstLine="0"/>
+              <w:jc w:val="center"/>
+            </w:pPr>
+            <w:r>
+              <w:rPr>
+                <w:rFonts w:ascii="Times New Roman" w:hAnsi="Times New Roman"/>
+                <w:sz w:val="20"/>
               </w:rPr>
               <w:t xml:space="preserve">储能额定功率；P_B,N；MW</w:t>
             </w:r>
@@ -3151,13 +3349,14 @@
           <w:p>
             <w:pPr>
               <w:pStyle w:val="Compact"/>
-              <w:spacing w:line="264" w:lineRule="auto"/>
-              <w:ind w:firstLine="0"/>
-              <w:jc w:val="left"/>
-            </w:pPr>
-            <w:r>
-              <w:rPr>
-                <w:sz w:val="18"/>
+              <w:spacing w:line="280" w:lineRule="exact"/>
+              <w:ind w:firstLine="0"/>
+              <w:jc w:val="center"/>
+            </w:pPr>
+            <w:r>
+              <w:rPr>
+                <w:rFonts w:ascii="Times New Roman" w:hAnsi="Times New Roman"/>
+                <w:sz w:val="20"/>
               </w:rPr>
               <w:t xml:space="preserve">指定条件下设备额定充放电功率。单柜0.10 MW；P_B,N=0.10n</w:t>
             </w:r>
@@ -3170,13 +3369,14 @@
           <w:p>
             <w:pPr>
               <w:pStyle w:val="Compact"/>
-              <w:spacing w:line="264" w:lineRule="auto"/>
-              <w:ind w:firstLine="0"/>
-              <w:jc w:val="left"/>
-            </w:pPr>
-            <w:r>
-              <w:rPr>
-                <w:sz w:val="18"/>
+              <w:spacing w:line="280" w:lineRule="exact"/>
+              <w:ind w:firstLine="0"/>
+              <w:jc w:val="center"/>
+            </w:pPr>
+            <w:r>
+              <w:rPr>
+                <w:rFonts w:ascii="Times New Roman" w:hAnsi="Times New Roman"/>
+                <w:sz w:val="20"/>
               </w:rPr>
               <w:t xml:space="preserve">设备规格与项目工程资料；储能标准版本见前述依据说明。工程参数；数值为本研究采用规格</w:t>
             </w:r>
@@ -3194,13 +3394,14 @@
           <w:p>
             <w:pPr>
               <w:pStyle w:val="Compact"/>
-              <w:spacing w:line="264" w:lineRule="auto"/>
-              <w:ind w:firstLine="0"/>
-              <w:jc w:val="left"/>
-            </w:pPr>
-            <w:r>
-              <w:rPr>
-                <w:sz w:val="18"/>
+              <w:spacing w:line="280" w:lineRule="exact"/>
+              <w:ind w:firstLine="0"/>
+              <w:jc w:val="center"/>
+            </w:pPr>
+            <w:r>
+              <w:rPr>
+                <w:rFonts w:ascii="Times New Roman" w:hAnsi="Times New Roman"/>
+                <w:sz w:val="20"/>
               </w:rPr>
               <w:t xml:space="preserve">储能额定能量；E_B,N；MWh</w:t>
             </w:r>
@@ -3213,13 +3414,14 @@
           <w:p>
             <w:pPr>
               <w:pStyle w:val="Compact"/>
-              <w:spacing w:line="264" w:lineRule="auto"/>
-              <w:ind w:firstLine="0"/>
-              <w:jc w:val="left"/>
-            </w:pPr>
-            <w:r>
-              <w:rPr>
-                <w:sz w:val="18"/>
+              <w:spacing w:line="280" w:lineRule="exact"/>
+              <w:ind w:firstLine="0"/>
+              <w:jc w:val="center"/>
+            </w:pPr>
+            <w:r>
+              <w:rPr>
+                <w:rFonts w:ascii="Times New Roman" w:hAnsi="Times New Roman"/>
+                <w:sz w:val="20"/>
               </w:rPr>
               <w:t xml:space="preserve">设备规定的额定充放电能量。单柜215 kWh；E_B,N=0.215n</w:t>
             </w:r>
@@ -3232,13 +3434,14 @@
           <w:p>
             <w:pPr>
               <w:pStyle w:val="Compact"/>
-              <w:spacing w:line="264" w:lineRule="auto"/>
-              <w:ind w:firstLine="0"/>
-              <w:jc w:val="left"/>
-            </w:pPr>
-            <w:r>
-              <w:rPr>
-                <w:sz w:val="18"/>
+              <w:spacing w:line="280" w:lineRule="exact"/>
+              <w:ind w:firstLine="0"/>
+              <w:jc w:val="center"/>
+            </w:pPr>
+            <w:r>
+              <w:rPr>
+                <w:rFonts w:ascii="Times New Roman" w:hAnsi="Times New Roman"/>
+                <w:sz w:val="20"/>
               </w:rPr>
               <w:t xml:space="preserve">设备规格与项目工程资料；储能标准版本见前述依据说明。工程参数；数值为本研究采用规格</w:t>
             </w:r>
@@ -3256,13 +3459,14 @@
           <w:p>
             <w:pPr>
               <w:pStyle w:val="Compact"/>
-              <w:spacing w:line="264" w:lineRule="auto"/>
-              <w:ind w:firstLine="0"/>
-              <w:jc w:val="left"/>
-            </w:pPr>
-            <w:r>
-              <w:rPr>
-                <w:sz w:val="18"/>
+              <w:spacing w:line="280" w:lineRule="exact"/>
+              <w:ind w:firstLine="0"/>
+              <w:jc w:val="center"/>
+            </w:pPr>
+            <w:r>
+              <w:rPr>
+                <w:rFonts w:ascii="Times New Roman" w:hAnsi="Times New Roman"/>
+                <w:sz w:val="20"/>
               </w:rPr>
               <w:t xml:space="preserve">储能柜数；n；柜</w:t>
             </w:r>
@@ -3275,13 +3479,14 @@
           <w:p>
             <w:pPr>
               <w:pStyle w:val="Compact"/>
-              <w:spacing w:line="264" w:lineRule="auto"/>
-              <w:ind w:firstLine="0"/>
-              <w:jc w:val="left"/>
-            </w:pPr>
-            <w:r>
-              <w:rPr>
-                <w:sz w:val="18"/>
+              <w:spacing w:line="280" w:lineRule="exact"/>
+              <w:ind w:firstLine="0"/>
+              <w:jc w:val="center"/>
+            </w:pPr>
+            <w:r>
+              <w:rPr>
+                <w:rFonts w:ascii="Times New Roman" w:hAnsi="Times New Roman"/>
+                <w:sz w:val="20"/>
               </w:rPr>
               <w:t xml:space="preserve">投入运行的成套储能柜数量。n为非负整数</w:t>
             </w:r>
@@ -3294,13 +3499,14 @@
           <w:p>
             <w:pPr>
               <w:pStyle w:val="Compact"/>
-              <w:spacing w:line="264" w:lineRule="auto"/>
-              <w:ind w:firstLine="0"/>
-              <w:jc w:val="left"/>
-            </w:pPr>
-            <w:r>
-              <w:rPr>
-                <w:sz w:val="18"/>
+              <w:spacing w:line="280" w:lineRule="exact"/>
+              <w:ind w:firstLine="0"/>
+              <w:jc w:val="center"/>
+            </w:pPr>
+            <w:r>
+              <w:rPr>
+                <w:rFonts w:ascii="Times New Roman" w:hAnsi="Times New Roman"/>
+                <w:sz w:val="20"/>
               </w:rPr>
               <w:t xml:space="preserve">设备规格与项目工程资料；储能标准版本见前述依据说明。工程参数；数值为本研究采用规格</w:t>
             </w:r>
@@ -3318,13 +3524,14 @@
           <w:p>
             <w:pPr>
               <w:pStyle w:val="Compact"/>
-              <w:spacing w:line="264" w:lineRule="auto"/>
-              <w:ind w:firstLine="0"/>
-              <w:jc w:val="left"/>
-            </w:pPr>
-            <w:r>
-              <w:rPr>
-                <w:sz w:val="18"/>
+              <w:spacing w:line="280" w:lineRule="exact"/>
+              <w:ind w:firstLine="0"/>
+              <w:jc w:val="center"/>
+            </w:pPr>
+            <w:r>
+              <w:rPr>
+                <w:rFonts w:ascii="Times New Roman" w:hAnsi="Times New Roman"/>
+                <w:sz w:val="20"/>
               </w:rPr>
               <w:t xml:space="preserve">新增联络项目数；m；项</w:t>
             </w:r>
@@ -3337,13 +3544,14 @@
           <w:p>
             <w:pPr>
               <w:pStyle w:val="Compact"/>
-              <w:spacing w:line="264" w:lineRule="auto"/>
-              <w:ind w:firstLine="0"/>
-              <w:jc w:val="left"/>
-            </w:pPr>
-            <w:r>
-              <w:rPr>
-                <w:sz w:val="18"/>
+              <w:spacing w:line="280" w:lineRule="exact"/>
+              <w:ind w:firstLine="0"/>
+              <w:jc w:val="center"/>
+            </w:pPr>
+            <w:r>
+              <w:rPr>
+                <w:rFonts w:ascii="Times New Roman" w:hAnsi="Times New Roman"/>
+                <w:sz w:val="20"/>
               </w:rPr>
               <w:t xml:space="preserve">新增投运10 kV联络工程的数量。m为非负整数</w:t>
             </w:r>
@@ -3356,13 +3564,14 @@
           <w:p>
             <w:pPr>
               <w:pStyle w:val="Compact"/>
-              <w:spacing w:line="264" w:lineRule="auto"/>
-              <w:ind w:firstLine="0"/>
-              <w:jc w:val="left"/>
-            </w:pPr>
-            <w:r>
-              <w:rPr>
-                <w:sz w:val="18"/>
+              <w:spacing w:line="280" w:lineRule="exact"/>
+              <w:ind w:firstLine="0"/>
+              <w:jc w:val="center"/>
+            </w:pPr>
+            <w:r>
+              <w:rPr>
+                <w:rFonts w:ascii="Times New Roman" w:hAnsi="Times New Roman"/>
+                <w:sz w:val="20"/>
               </w:rPr>
               <w:t xml:space="preserve">设备规格与项目工程资料；储能标准版本见前述依据说明。工程参数；数值为本研究采用规格</w:t>
             </w:r>
@@ -3384,6 +3593,7 @@
       <w:tblPr>
         <w:tblStyle w:val="Table"/>
         <w:tblW w:type="pct" w:w="5000.0"/>
+        <w:jc w:val="center"/>
         <w:tblLayout w:type="fixed"/>
         <w:tblLook w:firstRow="1"/>
       </w:tblPr>
@@ -3408,13 +3618,14 @@
           <w:p>
             <w:pPr>
               <w:pStyle w:val="Compact"/>
-              <w:spacing w:line="264" w:lineRule="auto"/>
-              <w:ind w:firstLine="0"/>
-              <w:jc w:val="left"/>
-            </w:pPr>
-            <w:r>
-              <w:rPr>
-                <w:sz w:val="18"/>
+              <w:spacing w:line="280" w:lineRule="exact"/>
+              <w:ind w:firstLine="0"/>
+              <w:jc w:val="center"/>
+            </w:pPr>
+            <w:r>
+              <w:rPr>
+                <w:rFonts w:ascii="Times New Roman" w:hAnsi="Times New Roman"/>
+                <w:sz w:val="20"/>
               </w:rPr>
               <w:t xml:space="preserve">统一名称、符号及单位</w:t>
             </w:r>
@@ -3430,13 +3641,14 @@
           <w:p>
             <w:pPr>
               <w:pStyle w:val="Compact"/>
-              <w:spacing w:line="264" w:lineRule="auto"/>
-              <w:ind w:firstLine="0"/>
-              <w:jc w:val="left"/>
-            </w:pPr>
-            <w:r>
-              <w:rPr>
-                <w:sz w:val="18"/>
+              <w:spacing w:line="280" w:lineRule="exact"/>
+              <w:ind w:firstLine="0"/>
+              <w:jc w:val="center"/>
+            </w:pPr>
+            <w:r>
+              <w:rPr>
+                <w:rFonts w:ascii="Times New Roman" w:hAnsi="Times New Roman"/>
+                <w:sz w:val="20"/>
               </w:rPr>
               <w:t xml:space="preserve">定义与计算公式</w:t>
             </w:r>
@@ -3452,13 +3664,14 @@
           <w:p>
             <w:pPr>
               <w:pStyle w:val="Compact"/>
-              <w:spacing w:line="264" w:lineRule="auto"/>
-              <w:ind w:firstLine="0"/>
-              <w:jc w:val="left"/>
-            </w:pPr>
-            <w:r>
-              <w:rPr>
-                <w:sz w:val="18"/>
+              <w:spacing w:line="280" w:lineRule="exact"/>
+              <w:ind w:firstLine="0"/>
+              <w:jc w:val="center"/>
+            </w:pPr>
+            <w:r>
+              <w:rPr>
+                <w:rFonts w:ascii="Times New Roman" w:hAnsi="Times New Roman"/>
+                <w:sz w:val="20"/>
               </w:rPr>
               <w:t xml:space="preserve">出处及性质</w:t>
             </w:r>
@@ -3476,13 +3689,14 @@
           <w:p>
             <w:pPr>
               <w:pStyle w:val="Compact"/>
-              <w:spacing w:line="264" w:lineRule="auto"/>
-              <w:ind w:firstLine="0"/>
-              <w:jc w:val="left"/>
-            </w:pPr>
-            <w:r>
-              <w:rPr>
-                <w:sz w:val="18"/>
+              <w:spacing w:line="280" w:lineRule="exact"/>
+              <w:ind w:firstLine="0"/>
+              <w:jc w:val="center"/>
+            </w:pPr>
+            <w:r>
+              <w:rPr>
+                <w:rFonts w:ascii="Times New Roman" w:hAnsi="Times New Roman"/>
+                <w:sz w:val="20"/>
               </w:rPr>
               <w:t xml:space="preserve">95%峰值持续时间；H_95⁺、H_95⁻；h</w:t>
             </w:r>
@@ -3495,13 +3709,14 @@
           <w:p>
             <w:pPr>
               <w:pStyle w:val="Compact"/>
-              <w:spacing w:line="264" w:lineRule="auto"/>
-              <w:ind w:firstLine="0"/>
-              <w:jc w:val="left"/>
-            </w:pPr>
-            <w:r>
-              <w:rPr>
-                <w:sz w:val="18"/>
+              <w:spacing w:line="280" w:lineRule="exact"/>
+              <w:ind w:firstLine="0"/>
+              <w:jc w:val="center"/>
+            </w:pPr>
+            <w:r>
+              <w:rPr>
+                <w:rFonts w:ascii="Times New Roman" w:hAnsi="Times New Roman"/>
+                <w:sz w:val="20"/>
               </w:rPr>
               <w:t xml:space="preserve">达到相应方向峰值95%以上的最长连续时段长度。H_95=max连续段{∣P方向(t)∣≥0.95P方向,max}的时长</w:t>
             </w:r>
@@ -3514,13 +3729,14 @@
           <w:p>
             <w:pPr>
               <w:pStyle w:val="Compact"/>
-              <w:spacing w:line="264" w:lineRule="auto"/>
-              <w:ind w:firstLine="0"/>
-              <w:jc w:val="left"/>
-            </w:pPr>
-            <w:r>
-              <w:rPr>
-                <w:sz w:val="18"/>
+              <w:spacing w:line="280" w:lineRule="exact"/>
+              <w:ind w:firstLine="0"/>
+              <w:jc w:val="center"/>
+            </w:pPr>
+            <w:r>
+              <w:rPr>
+                <w:rFonts w:ascii="Times New Roman" w:hAnsi="Times New Roman"/>
+                <w:sz w:val="20"/>
               </w:rPr>
               <w:t xml:space="preserve">报告3.4.4。研究统计指标；不是规范规定的置信度或百分位</w:t>
             </w:r>
@@ -3538,13 +3754,14 @@
           <w:p>
             <w:pPr>
               <w:pStyle w:val="Compact"/>
-              <w:spacing w:line="264" w:lineRule="auto"/>
-              <w:ind w:firstLine="0"/>
-              <w:jc w:val="left"/>
-            </w:pPr>
-            <w:r>
-              <w:rPr>
-                <w:sz w:val="18"/>
+              <w:spacing w:line="280" w:lineRule="exact"/>
+              <w:ind w:firstLine="0"/>
+              <w:jc w:val="center"/>
+            </w:pPr>
+            <w:r>
+              <w:rPr>
+                <w:rFonts w:ascii="Times New Roman" w:hAnsi="Times New Roman"/>
+                <w:sz w:val="20"/>
               </w:rPr>
               <w:t xml:space="preserve">储能充放电功率；B(n,d)；MW</w:t>
             </w:r>
@@ -3557,13 +3774,14 @@
           <w:p>
             <w:pPr>
               <w:pStyle w:val="Compact"/>
-              <w:spacing w:line="264" w:lineRule="auto"/>
-              <w:ind w:firstLine="0"/>
-              <w:jc w:val="left"/>
-            </w:pPr>
-            <w:r>
-              <w:rPr>
-                <w:sz w:val="18"/>
+              <w:spacing w:line="280" w:lineRule="exact"/>
+              <w:ind w:firstLine="0"/>
+              <w:jc w:val="center"/>
+            </w:pPr>
+            <w:r>
+              <w:rPr>
+                <w:rFonts w:ascii="Times New Roman" w:hAnsi="Times New Roman"/>
+                <w:sz w:val="20"/>
               </w:rPr>
               <w:t xml:space="preserve">规定持续时间内按功率、能量限制确定的充电或放电功率，正反方向分别校核。B(n,d)=min(0.10n,0.215n/d)，d&gt;0</w:t>
             </w:r>
@@ -3576,13 +3794,14 @@
           <w:p>
             <w:pPr>
               <w:pStyle w:val="Compact"/>
-              <w:spacing w:line="264" w:lineRule="auto"/>
-              <w:ind w:firstLine="0"/>
-              <w:jc w:val="left"/>
-            </w:pPr>
-            <w:r>
-              <w:rPr>
-                <w:sz w:val="18"/>
+              <w:spacing w:line="280" w:lineRule="exact"/>
+              <w:ind w:firstLine="0"/>
+              <w:jc w:val="center"/>
+            </w:pPr>
+            <w:r>
+              <w:rPr>
+                <w:rFonts w:ascii="Times New Roman" w:hAnsi="Times New Roman"/>
+                <w:sz w:val="20"/>
               </w:rPr>
               <w:t xml:space="preserve">GB/T 36558—2023功率、能量术语；报告4.4.3。名称为工程通用量；公式为本研究静态折算，非标准原式</w:t>
             </w:r>
@@ -3600,13 +3819,14 @@
           <w:p>
             <w:pPr>
               <w:pStyle w:val="Compact"/>
-              <w:spacing w:line="264" w:lineRule="auto"/>
-              <w:ind w:firstLine="0"/>
-              <w:jc w:val="left"/>
-            </w:pPr>
-            <w:r>
-              <w:rPr>
-                <w:sz w:val="18"/>
+              <w:spacing w:line="280" w:lineRule="exact"/>
+              <w:ind w:firstLine="0"/>
+              <w:jc w:val="center"/>
+            </w:pPr>
+            <w:r>
+              <w:rPr>
+                <w:rFonts w:ascii="Times New Roman" w:hAnsi="Times New Roman"/>
+                <w:sz w:val="20"/>
               </w:rPr>
               <w:t xml:space="preserve">峰值持续时间；d；h</w:t>
             </w:r>
@@ -3619,13 +3839,14 @@
           <w:p>
             <w:pPr>
               <w:pStyle w:val="Compact"/>
-              <w:spacing w:line="264" w:lineRule="auto"/>
-              <w:ind w:firstLine="0"/>
-              <w:jc w:val="left"/>
-            </w:pPr>
-            <w:r>
-              <w:rPr>
-                <w:sz w:val="18"/>
+              <w:spacing w:line="280" w:lineRule="exact"/>
+              <w:ind w:firstLine="0"/>
+              <w:jc w:val="center"/>
+            </w:pPr>
+            <w:r>
+              <w:rPr>
+                <w:rFonts w:ascii="Times New Roman" w:hAnsi="Times New Roman"/>
+                <w:sz w:val="20"/>
               </w:rPr>
               <w:t xml:space="preserve">相应功率条件需要连续维持的时长，案例采用95%门槛统计值。d由连续时段统计</w:t>
             </w:r>
@@ -3638,13 +3859,14 @@
           <w:p>
             <w:pPr>
               <w:pStyle w:val="Compact"/>
-              <w:spacing w:line="264" w:lineRule="auto"/>
-              <w:ind w:firstLine="0"/>
-              <w:jc w:val="left"/>
-            </w:pPr>
-            <w:r>
-              <w:rPr>
-                <w:sz w:val="18"/>
+              <w:spacing w:line="280" w:lineRule="exact"/>
+              <w:ind w:firstLine="0"/>
+              <w:jc w:val="center"/>
+            </w:pPr>
+            <w:r>
+              <w:rPr>
+                <w:rFonts w:ascii="Times New Roman" w:hAnsi="Times New Roman"/>
+                <w:sz w:val="20"/>
               </w:rPr>
               <w:t xml:space="preserve">报告3.4.4、4.4.3。研究参数</w:t>
             </w:r>
@@ -3662,13 +3884,14 @@
           <w:p>
             <w:pPr>
               <w:pStyle w:val="Compact"/>
-              <w:spacing w:line="264" w:lineRule="auto"/>
-              <w:ind w:firstLine="0"/>
-              <w:jc w:val="left"/>
-            </w:pPr>
-            <w:r>
-              <w:rPr>
-                <w:sz w:val="18"/>
+              <w:spacing w:line="280" w:lineRule="exact"/>
+              <w:ind w:firstLine="0"/>
+              <w:jc w:val="center"/>
+            </w:pPr>
+            <w:r>
+              <w:rPr>
+                <w:rFonts w:ascii="Times New Roman" w:hAnsi="Times New Roman"/>
+                <w:sz w:val="20"/>
               </w:rPr>
               <w:t xml:space="preserve">采样间隔；Δt；h</w:t>
             </w:r>
@@ -3681,13 +3904,14 @@
           <w:p>
             <w:pPr>
               <w:pStyle w:val="Compact"/>
-              <w:spacing w:line="264" w:lineRule="auto"/>
-              <w:ind w:firstLine="0"/>
-              <w:jc w:val="left"/>
-            </w:pPr>
-            <w:r>
-              <w:rPr>
-                <w:sz w:val="18"/>
+              <w:spacing w:line="280" w:lineRule="exact"/>
+              <w:ind w:firstLine="0"/>
+              <w:jc w:val="center"/>
+            </w:pPr>
+            <w:r>
+              <w:rPr>
+                <w:rFonts w:ascii="Times New Roman" w:hAnsi="Times New Roman"/>
+                <w:sz w:val="20"/>
               </w:rPr>
               <w:t xml:space="preserve">相邻时序记录时间间隔。本研究1 h</w:t>
             </w:r>
@@ -3700,13 +3924,14 @@
           <w:p>
             <w:pPr>
               <w:pStyle w:val="Compact"/>
-              <w:spacing w:line="264" w:lineRule="auto"/>
-              <w:ind w:firstLine="0"/>
-              <w:jc w:val="left"/>
-            </w:pPr>
-            <w:r>
-              <w:rPr>
-                <w:sz w:val="18"/>
+              <w:spacing w:line="280" w:lineRule="exact"/>
+              <w:ind w:firstLine="0"/>
+              <w:jc w:val="center"/>
+            </w:pPr>
+            <w:r>
+              <w:rPr>
+                <w:rFonts w:ascii="Times New Roman" w:hAnsi="Times New Roman"/>
+                <w:sz w:val="20"/>
               </w:rPr>
               <w:t xml:space="preserve">报告3.3、5.6.2。研究参数</w:t>
             </w:r>
@@ -3724,13 +3949,14 @@
           <w:p>
             <w:pPr>
               <w:pStyle w:val="Compact"/>
-              <w:spacing w:line="264" w:lineRule="auto"/>
-              <w:ind w:firstLine="0"/>
-              <w:jc w:val="left"/>
-            </w:pPr>
-            <w:r>
-              <w:rPr>
-                <w:sz w:val="18"/>
+              <w:spacing w:line="280" w:lineRule="exact"/>
+              <w:ind w:firstLine="0"/>
+              <w:jc w:val="center"/>
+            </w:pPr>
+            <w:r>
+              <w:rPr>
+                <w:rFonts w:ascii="Times New Roman" w:hAnsi="Times New Roman"/>
+                <w:sz w:val="20"/>
               </w:rPr>
               <w:t xml:space="preserve">样本覆盖系数；a；1</w:t>
             </w:r>
@@ -3743,13 +3969,14 @@
           <w:p>
             <w:pPr>
               <w:pStyle w:val="Compact"/>
-              <w:spacing w:line="264" w:lineRule="auto"/>
-              <w:ind w:firstLine="0"/>
-              <w:jc w:val="left"/>
-            </w:pPr>
-            <w:r>
-              <w:rPr>
-                <w:sz w:val="18"/>
+              <w:spacing w:line="280" w:lineRule="exact"/>
+              <w:ind w:firstLine="0"/>
+              <w:jc w:val="center"/>
+            </w:pPr>
+            <w:r>
+              <w:rPr>
+                <w:rFonts w:ascii="Times New Roman" w:hAnsi="Times New Roman"/>
+                <w:sz w:val="20"/>
               </w:rPr>
               <w:t xml:space="preserve">将样本净交换电量估计到区县范围的系数。a由同范围典型负荷关系估计</w:t>
             </w:r>
@@ -3762,13 +3989,14 @@
           <w:p>
             <w:pPr>
               <w:pStyle w:val="Compact"/>
-              <w:spacing w:line="264" w:lineRule="auto"/>
-              <w:ind w:firstLine="0"/>
-              <w:jc w:val="left"/>
-            </w:pPr>
-            <w:r>
-              <w:rPr>
-                <w:sz w:val="18"/>
+              <w:spacing w:line="280" w:lineRule="exact"/>
+              <w:ind w:firstLine="0"/>
+              <w:jc w:val="center"/>
+            </w:pPr>
+            <w:r>
+              <w:rPr>
+                <w:rFonts w:ascii="Times New Roman" w:hAnsi="Times New Roman"/>
+                <w:sz w:val="20"/>
               </w:rPr>
               <w:t xml:space="preserve">报告3.3、5.6.2。研究参数</w:t>
             </w:r>
@@ -3786,13 +4014,14 @@
           <w:p>
             <w:pPr>
               <w:pStyle w:val="Compact"/>
-              <w:spacing w:line="264" w:lineRule="auto"/>
-              <w:ind w:firstLine="0"/>
-              <w:jc w:val="left"/>
-            </w:pPr>
-            <w:r>
-              <w:rPr>
-                <w:sz w:val="18"/>
+              <w:spacing w:line="280" w:lineRule="exact"/>
+              <w:ind w:firstLine="0"/>
+              <w:jc w:val="center"/>
+            </w:pPr>
+            <w:r>
+              <w:rPr>
+                <w:rFonts w:ascii="Times New Roman" w:hAnsi="Times New Roman"/>
+                <w:sz w:val="20"/>
               </w:rPr>
               <w:t xml:space="preserve">站级负荷分配权重；w_i^L；1</w:t>
             </w:r>
@@ -3805,13 +4034,14 @@
           <w:p>
             <w:pPr>
               <w:pStyle w:val="Compact"/>
-              <w:spacing w:line="264" w:lineRule="auto"/>
-              <w:ind w:firstLine="0"/>
-              <w:jc w:val="left"/>
-            </w:pPr>
-            <w:r>
-              <w:rPr>
-                <w:sz w:val="18"/>
+              <w:spacing w:line="280" w:lineRule="exact"/>
+              <w:ind w:firstLine="0"/>
+              <w:jc w:val="center"/>
+            </w:pPr>
+            <w:r>
+              <w:rPr>
+                <w:rFonts w:ascii="Times New Roman" w:hAnsi="Times New Roman"/>
+                <w:sz w:val="20"/>
               </w:rPr>
               <w:t xml:space="preserve">区域负荷分配至各站的比例参数。Σw_i^L=1；站峰值另计负荷分散系数</w:t>
             </w:r>
@@ -3824,13 +4054,14 @@
           <w:p>
             <w:pPr>
               <w:pStyle w:val="Compact"/>
-              <w:spacing w:line="264" w:lineRule="auto"/>
-              <w:ind w:firstLine="0"/>
-              <w:jc w:val="left"/>
-            </w:pPr>
-            <w:r>
-              <w:rPr>
-                <w:sz w:val="18"/>
+              <w:spacing w:line="280" w:lineRule="exact"/>
+              <w:ind w:firstLine="0"/>
+              <w:jc w:val="center"/>
+            </w:pPr>
+            <w:r>
+              <w:rPr>
+                <w:rFonts w:ascii="Times New Roman" w:hAnsi="Times New Roman"/>
+                <w:sz w:val="20"/>
               </w:rPr>
               <w:t xml:space="preserve">报告3.3、5.6.2。研究参数</w:t>
             </w:r>
@@ -3848,13 +4079,14 @@
           <w:p>
             <w:pPr>
               <w:pStyle w:val="Compact"/>
-              <w:spacing w:line="264" w:lineRule="auto"/>
-              <w:ind w:firstLine="0"/>
-              <w:jc w:val="left"/>
-            </w:pPr>
-            <w:r>
-              <w:rPr>
-                <w:sz w:val="18"/>
+              <w:spacing w:line="280" w:lineRule="exact"/>
+              <w:ind w:firstLine="0"/>
+              <w:jc w:val="center"/>
+            </w:pPr>
+            <w:r>
+              <w:rPr>
+                <w:rFonts w:ascii="Times New Roman" w:hAnsi="Times New Roman"/>
+                <w:sz w:val="20"/>
               </w:rPr>
               <w:t xml:space="preserve">光伏装机分配权重；w_i^G；1</w:t>
             </w:r>
@@ -3867,13 +4099,14 @@
           <w:p>
             <w:pPr>
               <w:pStyle w:val="Compact"/>
-              <w:spacing w:line="264" w:lineRule="auto"/>
-              <w:ind w:firstLine="0"/>
-              <w:jc w:val="left"/>
-            </w:pPr>
-            <w:r>
-              <w:rPr>
-                <w:sz w:val="18"/>
+              <w:spacing w:line="280" w:lineRule="exact"/>
+              <w:ind w:firstLine="0"/>
+              <w:jc w:val="center"/>
+            </w:pPr>
+            <w:r>
+              <w:rPr>
+                <w:rFonts w:ascii="Times New Roman" w:hAnsi="Times New Roman"/>
+                <w:sz w:val="20"/>
               </w:rPr>
               <w:t xml:space="preserve">区域光伏装机分配至各站的比例参数。Σw_i^G=1</w:t>
             </w:r>
@@ -3886,13 +4119,14 @@
           <w:p>
             <w:pPr>
               <w:pStyle w:val="Compact"/>
-              <w:spacing w:line="264" w:lineRule="auto"/>
-              <w:ind w:firstLine="0"/>
-              <w:jc w:val="left"/>
-            </w:pPr>
-            <w:r>
-              <w:rPr>
-                <w:sz w:val="18"/>
+              <w:spacing w:line="280" w:lineRule="exact"/>
+              <w:ind w:firstLine="0"/>
+              <w:jc w:val="center"/>
+            </w:pPr>
+            <w:r>
+              <w:rPr>
+                <w:rFonts w:ascii="Times New Roman" w:hAnsi="Times New Roman"/>
+                <w:sz w:val="20"/>
               </w:rPr>
               <w:t xml:space="preserve">报告3.3、5.6.2。研究参数</w:t>
             </w:r>
@@ -3910,13 +4144,14 @@
           <w:p>
             <w:pPr>
               <w:pStyle w:val="Compact"/>
-              <w:spacing w:line="264" w:lineRule="auto"/>
-              <w:ind w:firstLine="0"/>
-              <w:jc w:val="left"/>
-            </w:pPr>
-            <w:r>
-              <w:rPr>
-                <w:sz w:val="18"/>
+              <w:spacing w:line="280" w:lineRule="exact"/>
+              <w:ind w:firstLine="0"/>
+              <w:jc w:val="center"/>
+            </w:pPr>
+            <w:r>
+              <w:rPr>
+                <w:rFonts w:ascii="Times New Roman" w:hAnsi="Times New Roman"/>
+                <w:sz w:val="20"/>
               </w:rPr>
               <w:t xml:space="preserve">日间负荷系数；k_day；1</w:t>
             </w:r>
@@ -3929,13 +4164,14 @@
           <w:p>
             <w:pPr>
               <w:pStyle w:val="Compact"/>
-              <w:spacing w:line="264" w:lineRule="auto"/>
-              <w:ind w:firstLine="0"/>
-              <w:jc w:val="left"/>
-            </w:pPr>
-            <w:r>
-              <w:rPr>
-                <w:sz w:val="18"/>
+              <w:spacing w:line="280" w:lineRule="exact"/>
+              <w:ind w:firstLine="0"/>
+              <w:jc w:val="center"/>
+            </w:pPr>
+            <w:r>
+              <w:rPr>
+                <w:rFonts w:ascii="Times New Roman" w:hAnsi="Times New Roman"/>
+                <w:sz w:val="20"/>
               </w:rPr>
               <w:t xml:space="preserve">日间用户负荷相对于正向峰值的比例。本研究典型情景0.30</w:t>
             </w:r>
@@ -3948,13 +4184,14 @@
           <w:p>
             <w:pPr>
               <w:pStyle w:val="Compact"/>
-              <w:spacing w:line="264" w:lineRule="auto"/>
-              <w:ind w:firstLine="0"/>
-              <w:jc w:val="left"/>
-            </w:pPr>
-            <w:r>
-              <w:rPr>
-                <w:sz w:val="18"/>
+              <w:spacing w:line="280" w:lineRule="exact"/>
+              <w:ind w:firstLine="0"/>
+              <w:jc w:val="center"/>
+            </w:pPr>
+            <w:r>
+              <w:rPr>
+                <w:rFonts w:ascii="Times New Roman" w:hAnsi="Times New Roman"/>
+                <w:sz w:val="20"/>
               </w:rPr>
               <w:t xml:space="preserve">报告3.3、5.6.2。研究参数</w:t>
             </w:r>
@@ -3976,6 +4213,7 @@
       <w:tblPr>
         <w:tblStyle w:val="Table"/>
         <w:tblW w:type="pct" w:w="5000.0"/>
+        <w:jc w:val="center"/>
         <w:tblLayout w:type="fixed"/>
         <w:tblLook w:firstRow="1"/>
       </w:tblPr>
@@ -4000,13 +4238,14 @@
           <w:p>
             <w:pPr>
               <w:pStyle w:val="Compact"/>
-              <w:spacing w:line="264" w:lineRule="auto"/>
-              <w:ind w:firstLine="0"/>
-              <w:jc w:val="left"/>
-            </w:pPr>
-            <w:r>
-              <w:rPr>
-                <w:sz w:val="18"/>
+              <w:spacing w:line="280" w:lineRule="exact"/>
+              <w:ind w:firstLine="0"/>
+              <w:jc w:val="center"/>
+            </w:pPr>
+            <w:r>
+              <w:rPr>
+                <w:rFonts w:ascii="Times New Roman" w:hAnsi="Times New Roman"/>
+                <w:sz w:val="20"/>
               </w:rPr>
               <w:t xml:space="preserve">统一名称、符号及单位</w:t>
             </w:r>
@@ -4022,13 +4261,14 @@
           <w:p>
             <w:pPr>
               <w:pStyle w:val="Compact"/>
-              <w:spacing w:line="264" w:lineRule="auto"/>
-              <w:ind w:firstLine="0"/>
-              <w:jc w:val="left"/>
-            </w:pPr>
-            <w:r>
-              <w:rPr>
-                <w:sz w:val="18"/>
+              <w:spacing w:line="280" w:lineRule="exact"/>
+              <w:ind w:firstLine="0"/>
+              <w:jc w:val="center"/>
+            </w:pPr>
+            <w:r>
+              <w:rPr>
+                <w:rFonts w:ascii="Times New Roman" w:hAnsi="Times New Roman"/>
+                <w:sz w:val="20"/>
               </w:rPr>
               <w:t xml:space="preserve">定义与计算公式</w:t>
             </w:r>
@@ -4044,13 +4284,14 @@
           <w:p>
             <w:pPr>
               <w:pStyle w:val="Compact"/>
-              <w:spacing w:line="264" w:lineRule="auto"/>
-              <w:ind w:firstLine="0"/>
-              <w:jc w:val="left"/>
-            </w:pPr>
-            <w:r>
-              <w:rPr>
-                <w:sz w:val="18"/>
+              <w:spacing w:line="280" w:lineRule="exact"/>
+              <w:ind w:firstLine="0"/>
+              <w:jc w:val="center"/>
+            </w:pPr>
+            <w:r>
+              <w:rPr>
+                <w:rFonts w:ascii="Times New Roman" w:hAnsi="Times New Roman"/>
+                <w:sz w:val="20"/>
               </w:rPr>
               <w:t xml:space="preserve">出处及性质</w:t>
             </w:r>
@@ -4068,13 +4309,14 @@
           <w:p>
             <w:pPr>
               <w:pStyle w:val="Compact"/>
-              <w:spacing w:line="264" w:lineRule="auto"/>
-              <w:ind w:firstLine="0"/>
-              <w:jc w:val="left"/>
-            </w:pPr>
-            <w:r>
-              <w:rPr>
-                <w:sz w:val="18"/>
+              <w:spacing w:line="280" w:lineRule="exact"/>
+              <w:ind w:firstLine="0"/>
+              <w:jc w:val="center"/>
+            </w:pPr>
+            <w:r>
+              <w:rPr>
+                <w:rFonts w:ascii="Times New Roman" w:hAnsi="Times New Roman"/>
+                <w:sz w:val="20"/>
               </w:rPr>
               <w:t xml:space="preserve">主变工程单位容量投资；c_T；万元/MVA</w:t>
             </w:r>
@@ -4087,13 +4329,14 @@
           <w:p>
             <w:pPr>
               <w:pStyle w:val="Compact"/>
-              <w:spacing w:line="264" w:lineRule="auto"/>
-              <w:ind w:firstLine="0"/>
-              <w:jc w:val="left"/>
-            </w:pPr>
-            <w:r>
-              <w:rPr>
-                <w:sz w:val="18"/>
+              <w:spacing w:line="280" w:lineRule="exact"/>
+              <w:ind w:firstLine="0"/>
+              <w:jc w:val="center"/>
+            </w:pPr>
+            <w:r>
+              <w:rPr>
+                <w:rFonts w:ascii="Times New Roman" w:hAnsi="Times New Roman"/>
+                <w:sz w:val="20"/>
               </w:rPr>
               <w:t xml:space="preserve">主变更换工程静态投资合计除以新购容量合计。c_T=ΣI_T/ΣS_new</w:t>
             </w:r>
@@ -4106,13 +4349,14 @@
           <w:p>
             <w:pPr>
               <w:pStyle w:val="Compact"/>
-              <w:spacing w:line="264" w:lineRule="auto"/>
-              <w:ind w:firstLine="0"/>
-              <w:jc w:val="left"/>
-            </w:pPr>
-            <w:r>
-              <w:rPr>
-                <w:sz w:val="18"/>
+              <w:spacing w:line="280" w:lineRule="exact"/>
+              <w:ind w:firstLine="0"/>
+              <w:jc w:val="center"/>
+            </w:pPr>
+            <w:r>
+              <w:rPr>
+                <w:rFonts w:ascii="Times New Roman" w:hAnsi="Times New Roman"/>
+                <w:sz w:val="20"/>
               </w:rPr>
               <w:t xml:space="preserve">第四章工程造价、采购案例及现金流计算；正文第四章经济评价文献支持费用方法。研究经济参数；具体数值不标为国家统一标准</w:t>
             </w:r>
@@ -4130,13 +4374,14 @@
           <w:p>
             <w:pPr>
               <w:pStyle w:val="Compact"/>
-              <w:spacing w:line="264" w:lineRule="auto"/>
-              <w:ind w:firstLine="0"/>
-              <w:jc w:val="left"/>
-            </w:pPr>
-            <w:r>
-              <w:rPr>
-                <w:sz w:val="18"/>
+              <w:spacing w:line="280" w:lineRule="exact"/>
+              <w:ind w:firstLine="0"/>
+              <w:jc w:val="center"/>
+            </w:pPr>
+            <w:r>
+              <w:rPr>
+                <w:rFonts w:ascii="Times New Roman" w:hAnsi="Times New Roman"/>
+                <w:sz w:val="20"/>
               </w:rPr>
               <w:t xml:space="preserve">主变扩建项目投资；I_T,exp；万元/项</w:t>
             </w:r>
@@ -4149,13 +4394,14 @@
           <w:p>
             <w:pPr>
               <w:pStyle w:val="Compact"/>
-              <w:spacing w:line="264" w:lineRule="auto"/>
-              <w:ind w:firstLine="0"/>
-              <w:jc w:val="left"/>
-            </w:pPr>
-            <w:r>
-              <w:rPr>
-                <w:sz w:val="18"/>
+              <w:spacing w:line="280" w:lineRule="exact"/>
+              <w:ind w:firstLine="0"/>
+              <w:jc w:val="center"/>
+            </w:pPr>
+            <w:r>
+              <w:rPr>
+                <w:rFonts w:ascii="Times New Roman" w:hAnsi="Times New Roman"/>
+                <w:sz w:val="20"/>
               </w:rPr>
               <w:t xml:space="preserve">增加主变台数及配套工程的项目投资。同规模两工程均值1223万元/项</w:t>
             </w:r>
@@ -4168,13 +4414,14 @@
           <w:p>
             <w:pPr>
               <w:pStyle w:val="Compact"/>
-              <w:spacing w:line="264" w:lineRule="auto"/>
-              <w:ind w:firstLine="0"/>
-              <w:jc w:val="left"/>
-            </w:pPr>
-            <w:r>
-              <w:rPr>
-                <w:sz w:val="18"/>
+              <w:spacing w:line="280" w:lineRule="exact"/>
+              <w:ind w:firstLine="0"/>
+              <w:jc w:val="center"/>
+            </w:pPr>
+            <w:r>
+              <w:rPr>
+                <w:rFonts w:ascii="Times New Roman" w:hAnsi="Times New Roman"/>
+                <w:sz w:val="20"/>
               </w:rPr>
               <w:t xml:space="preserve">第四章工程造价、采购案例及现金流计算；正文第四章经济评价文献支持费用方法。研究经济参数；具体数值不标为国家统一标准</w:t>
             </w:r>
@@ -4192,13 +4439,14 @@
           <w:p>
             <w:pPr>
               <w:pStyle w:val="Compact"/>
-              <w:spacing w:line="264" w:lineRule="auto"/>
-              <w:ind w:firstLine="0"/>
-              <w:jc w:val="left"/>
-            </w:pPr>
-            <w:r>
-              <w:rPr>
-                <w:sz w:val="18"/>
+              <w:spacing w:line="280" w:lineRule="exact"/>
+              <w:ind w:firstLine="0"/>
+              <w:jc w:val="center"/>
+            </w:pPr>
+            <w:r>
+              <w:rPr>
+                <w:rFonts w:ascii="Times New Roman" w:hAnsi="Times New Roman"/>
+                <w:sz w:val="20"/>
               </w:rPr>
               <w:t xml:space="preserve">线路单位长度造价；c_L；万元/km</w:t>
             </w:r>
@@ -4211,13 +4459,14 @@
           <w:p>
             <w:pPr>
               <w:pStyle w:val="Compact"/>
-              <w:spacing w:line="264" w:lineRule="auto"/>
-              <w:ind w:firstLine="0"/>
-              <w:jc w:val="left"/>
-            </w:pPr>
-            <w:r>
-              <w:rPr>
-                <w:sz w:val="18"/>
+              <w:spacing w:line="280" w:lineRule="exact"/>
+              <w:ind w:firstLine="0"/>
+              <w:jc w:val="center"/>
+            </w:pPr>
+            <w:r>
+              <w:rPr>
+                <w:rFonts w:ascii="Times New Roman" w:hAnsi="Times New Roman"/>
+                <w:sz w:val="20"/>
               </w:rPr>
               <w:t xml:space="preserve">相应敷设方式线路工程投资除以线路长度。c_L=I_length/l</w:t>
             </w:r>
@@ -4230,13 +4479,14 @@
           <w:p>
             <w:pPr>
               <w:pStyle w:val="Compact"/>
-              <w:spacing w:line="264" w:lineRule="auto"/>
-              <w:ind w:firstLine="0"/>
-              <w:jc w:val="left"/>
-            </w:pPr>
-            <w:r>
-              <w:rPr>
-                <w:sz w:val="18"/>
+              <w:spacing w:line="280" w:lineRule="exact"/>
+              <w:ind w:firstLine="0"/>
+              <w:jc w:val="center"/>
+            </w:pPr>
+            <w:r>
+              <w:rPr>
+                <w:rFonts w:ascii="Times New Roman" w:hAnsi="Times New Roman"/>
+                <w:sz w:val="20"/>
               </w:rPr>
               <w:t xml:space="preserve">第四章工程造价、采购案例及现金流计算；正文第四章经济评价文献支持费用方法。研究经济参数；具体数值不标为国家统一标准</w:t>
             </w:r>
@@ -4254,13 +4504,14 @@
           <w:p>
             <w:pPr>
               <w:pStyle w:val="Compact"/>
-              <w:spacing w:line="264" w:lineRule="auto"/>
-              <w:ind w:firstLine="0"/>
-              <w:jc w:val="left"/>
-            </w:pPr>
-            <w:r>
-              <w:rPr>
-                <w:sz w:val="18"/>
+              <w:spacing w:line="280" w:lineRule="exact"/>
+              <w:ind w:firstLine="0"/>
+              <w:jc w:val="center"/>
+            </w:pPr>
+            <w:r>
+              <w:rPr>
+                <w:rFonts w:ascii="Times New Roman" w:hAnsi="Times New Roman"/>
+                <w:sz w:val="20"/>
               </w:rPr>
               <w:t xml:space="preserve">单项联络工程投资；I_L；万元/项</w:t>
             </w:r>
@@ -4273,13 +4524,14 @@
           <w:p>
             <w:pPr>
               <w:pStyle w:val="Compact"/>
-              <w:spacing w:line="264" w:lineRule="auto"/>
-              <w:ind w:firstLine="0"/>
-              <w:jc w:val="left"/>
-            </w:pPr>
-            <w:r>
-              <w:rPr>
-                <w:sz w:val="18"/>
+              <w:spacing w:line="280" w:lineRule="exact"/>
+              <w:ind w:firstLine="0"/>
+              <w:jc w:val="center"/>
+            </w:pPr>
+            <w:r>
+              <w:rPr>
+                <w:rFonts w:ascii="Times New Roman" w:hAnsi="Times New Roman"/>
+                <w:sz w:val="20"/>
               </w:rPr>
               <w:t xml:space="preserve">线路及联络开关的建设支出。I_L=l[(1−p)c_OH+pc_cable]+n_sw c_sw</w:t>
             </w:r>
@@ -4292,13 +4544,14 @@
           <w:p>
             <w:pPr>
               <w:pStyle w:val="Compact"/>
-              <w:spacing w:line="264" w:lineRule="auto"/>
-              <w:ind w:firstLine="0"/>
-              <w:jc w:val="left"/>
-            </w:pPr>
-            <w:r>
-              <w:rPr>
-                <w:sz w:val="18"/>
+              <w:spacing w:line="280" w:lineRule="exact"/>
+              <w:ind w:firstLine="0"/>
+              <w:jc w:val="center"/>
+            </w:pPr>
+            <w:r>
+              <w:rPr>
+                <w:rFonts w:ascii="Times New Roman" w:hAnsi="Times New Roman"/>
+                <w:sz w:val="20"/>
               </w:rPr>
               <w:t xml:space="preserve">第四章工程造价、采购案例及现金流计算；正文第四章经济评价文献支持费用方法。研究经济参数；具体数值不标为国家统一标准</w:t>
             </w:r>
@@ -4316,13 +4569,14 @@
           <w:p>
             <w:pPr>
               <w:pStyle w:val="Compact"/>
-              <w:spacing w:line="264" w:lineRule="auto"/>
-              <w:ind w:firstLine="0"/>
-              <w:jc w:val="left"/>
-            </w:pPr>
-            <w:r>
-              <w:rPr>
-                <w:sz w:val="18"/>
+              <w:spacing w:line="280" w:lineRule="exact"/>
+              <w:ind w:firstLine="0"/>
+              <w:jc w:val="center"/>
+            </w:pPr>
+            <w:r>
+              <w:rPr>
+                <w:rFonts w:ascii="Times New Roman" w:hAnsi="Times New Roman"/>
+                <w:sz w:val="20"/>
               </w:rPr>
               <w:t xml:space="preserve">电缆长度占比；p；%</w:t>
             </w:r>
@@ -4335,13 +4589,14 @@
           <w:p>
             <w:pPr>
               <w:pStyle w:val="Compact"/>
-              <w:spacing w:line="264" w:lineRule="auto"/>
-              <w:ind w:firstLine="0"/>
-              <w:jc w:val="left"/>
-            </w:pPr>
-            <w:r>
-              <w:rPr>
-                <w:sz w:val="18"/>
+              <w:spacing w:line="280" w:lineRule="exact"/>
+              <w:ind w:firstLine="0"/>
+              <w:jc w:val="center"/>
+            </w:pPr>
+            <w:r>
+              <w:rPr>
+                <w:rFonts w:ascii="Times New Roman" w:hAnsi="Times New Roman"/>
+                <w:sz w:val="20"/>
               </w:rPr>
               <w:t xml:space="preserve">电缆长度占联络工程总长度的比例。p=l_cable/l</w:t>
             </w:r>
@@ -4354,13 +4609,14 @@
           <w:p>
             <w:pPr>
               <w:pStyle w:val="Compact"/>
-              <w:spacing w:line="264" w:lineRule="auto"/>
-              <w:ind w:firstLine="0"/>
-              <w:jc w:val="left"/>
-            </w:pPr>
-            <w:r>
-              <w:rPr>
-                <w:sz w:val="18"/>
+              <w:spacing w:line="280" w:lineRule="exact"/>
+              <w:ind w:firstLine="0"/>
+              <w:jc w:val="center"/>
+            </w:pPr>
+            <w:r>
+              <w:rPr>
+                <w:rFonts w:ascii="Times New Roman" w:hAnsi="Times New Roman"/>
+                <w:sz w:val="20"/>
               </w:rPr>
               <w:t xml:space="preserve">第四章工程造价、采购案例及现金流计算；正文第四章经济评价文献支持费用方法。研究经济参数；具体数值不标为国家统一标准</w:t>
             </w:r>
@@ -4378,13 +4634,14 @@
           <w:p>
             <w:pPr>
               <w:pStyle w:val="Compact"/>
-              <w:spacing w:line="264" w:lineRule="auto"/>
-              <w:ind w:firstLine="0"/>
-              <w:jc w:val="left"/>
-            </w:pPr>
-            <w:r>
-              <w:rPr>
-                <w:sz w:val="18"/>
+              <w:spacing w:line="280" w:lineRule="exact"/>
+              <w:ind w:firstLine="0"/>
+              <w:jc w:val="center"/>
+            </w:pPr>
+            <w:r>
+              <w:rPr>
+                <w:rFonts w:ascii="Times New Roman" w:hAnsi="Times New Roman"/>
+                <w:sz w:val="20"/>
               </w:rPr>
               <w:t xml:space="preserve">储能单柜投资；c_B；万元/柜</w:t>
             </w:r>
@@ -4397,13 +4654,14 @@
           <w:p>
             <w:pPr>
               <w:pStyle w:val="Compact"/>
-              <w:spacing w:line="264" w:lineRule="auto"/>
-              <w:ind w:firstLine="0"/>
-              <w:jc w:val="left"/>
-            </w:pPr>
-            <w:r>
-              <w:rPr>
-                <w:sz w:val="18"/>
+              <w:spacing w:line="280" w:lineRule="exact"/>
+              <w:ind w:firstLine="0"/>
+              <w:jc w:val="center"/>
+            </w:pPr>
+            <w:r>
+              <w:rPr>
+                <w:rFonts w:ascii="Times New Roman" w:hAnsi="Times New Roman"/>
+                <w:sz w:val="20"/>
               </w:rPr>
               <w:t xml:space="preserve">成套储能项目投资按柜数折算。c_B=I_B/n</w:t>
             </w:r>
@@ -4416,13 +4674,14 @@
           <w:p>
             <w:pPr>
               <w:pStyle w:val="Compact"/>
-              <w:spacing w:line="264" w:lineRule="auto"/>
-              <w:ind w:firstLine="0"/>
-              <w:jc w:val="left"/>
-            </w:pPr>
-            <w:r>
-              <w:rPr>
-                <w:sz w:val="18"/>
+              <w:spacing w:line="280" w:lineRule="exact"/>
+              <w:ind w:firstLine="0"/>
+              <w:jc w:val="center"/>
+            </w:pPr>
+            <w:r>
+              <w:rPr>
+                <w:rFonts w:ascii="Times New Roman" w:hAnsi="Times New Roman"/>
+                <w:sz w:val="20"/>
               </w:rPr>
               <w:t xml:space="preserve">第四章工程造价、采购案例及现金流计算；正文第四章经济评价文献支持费用方法。研究经济参数；具体数值不标为国家统一标准</w:t>
             </w:r>
@@ -4440,13 +4699,14 @@
           <w:p>
             <w:pPr>
               <w:pStyle w:val="Compact"/>
-              <w:spacing w:line="264" w:lineRule="auto"/>
-              <w:ind w:firstLine="0"/>
-              <w:jc w:val="left"/>
-            </w:pPr>
-            <w:r>
-              <w:rPr>
-                <w:sz w:val="18"/>
+              <w:spacing w:line="280" w:lineRule="exact"/>
+              <w:ind w:firstLine="0"/>
+              <w:jc w:val="center"/>
+            </w:pPr>
+            <w:r>
+              <w:rPr>
+                <w:rFonts w:ascii="Times New Roman" w:hAnsi="Times New Roman"/>
+                <w:sz w:val="20"/>
               </w:rPr>
               <w:t xml:space="preserve">初始建设投资；I；万元</w:t>
             </w:r>
@@ -4459,13 +4719,14 @@
           <w:p>
             <w:pPr>
               <w:pStyle w:val="Compact"/>
-              <w:spacing w:line="264" w:lineRule="auto"/>
-              <w:ind w:firstLine="0"/>
-              <w:jc w:val="left"/>
-            </w:pPr>
-            <w:r>
-              <w:rPr>
-                <w:sz w:val="18"/>
+              <w:spacing w:line="280" w:lineRule="exact"/>
+              <w:ind w:firstLine="0"/>
+              <w:jc w:val="center"/>
+            </w:pPr>
+            <w:r>
+              <w:rPr>
+                <w:rFonts w:ascii="Times New Roman" w:hAnsi="Times New Roman"/>
+                <w:sz w:val="20"/>
               </w:rPr>
               <w:t xml:space="preserve">工程投运年度发生的新增建设支出。I=Σc_j x_j</w:t>
             </w:r>
@@ -4478,13 +4739,14 @@
           <w:p>
             <w:pPr>
               <w:pStyle w:val="Compact"/>
-              <w:spacing w:line="264" w:lineRule="auto"/>
-              <w:ind w:firstLine="0"/>
-              <w:jc w:val="left"/>
-            </w:pPr>
-            <w:r>
-              <w:rPr>
-                <w:sz w:val="18"/>
+              <w:spacing w:line="280" w:lineRule="exact"/>
+              <w:ind w:firstLine="0"/>
+              <w:jc w:val="center"/>
+            </w:pPr>
+            <w:r>
+              <w:rPr>
+                <w:rFonts w:ascii="Times New Roman" w:hAnsi="Times New Roman"/>
+                <w:sz w:val="20"/>
               </w:rPr>
               <w:t xml:space="preserve">第四章工程造价、采购案例及现金流计算；正文第四章经济评价文献支持费用方法。研究经济参数；具体数值不标为国家统一标准</w:t>
             </w:r>
@@ -4502,13 +4764,14 @@
           <w:p>
             <w:pPr>
               <w:pStyle w:val="Compact"/>
-              <w:spacing w:line="264" w:lineRule="auto"/>
-              <w:ind w:firstLine="0"/>
-              <w:jc w:val="left"/>
-            </w:pPr>
-            <w:r>
-              <w:rPr>
-                <w:sz w:val="18"/>
+              <w:spacing w:line="280" w:lineRule="exact"/>
+              <w:ind w:firstLine="0"/>
+              <w:jc w:val="center"/>
+            </w:pPr>
+            <w:r>
+              <w:rPr>
+                <w:rFonts w:ascii="Times New Roman" w:hAnsi="Times New Roman"/>
+                <w:sz w:val="20"/>
               </w:rPr>
               <w:t xml:space="preserve">主变与线路单位功率投资比；k_TL；1</w:t>
             </w:r>
@@ -4521,13 +4784,14 @@
           <w:p>
             <w:pPr>
               <w:pStyle w:val="Compact"/>
-              <w:spacing w:line="264" w:lineRule="auto"/>
-              <w:ind w:firstLine="0"/>
-              <w:jc w:val="left"/>
-            </w:pPr>
-            <w:r>
-              <w:rPr>
-                <w:sz w:val="18"/>
+              <w:spacing w:line="280" w:lineRule="exact"/>
+              <w:ind w:firstLine="0"/>
+              <w:jc w:val="center"/>
+            </w:pPr>
+            <w:r>
+              <w:rPr>
+                <w:rFonts w:ascii="Times New Roman" w:hAnsi="Times New Roman"/>
+                <w:sz w:val="20"/>
               </w:rPr>
               <w:t xml:space="preserve">主变单位有功功率投资与线路单位可转负荷投资之比。k_TL=(c_T/cosφ)/(I_L/F_L)</w:t>
             </w:r>
@@ -4540,13 +4804,14 @@
           <w:p>
             <w:pPr>
               <w:pStyle w:val="Compact"/>
-              <w:spacing w:line="264" w:lineRule="auto"/>
-              <w:ind w:firstLine="0"/>
-              <w:jc w:val="left"/>
-            </w:pPr>
-            <w:r>
-              <w:rPr>
-                <w:sz w:val="18"/>
+              <w:spacing w:line="280" w:lineRule="exact"/>
+              <w:ind w:firstLine="0"/>
+              <w:jc w:val="center"/>
+            </w:pPr>
+            <w:r>
+              <w:rPr>
+                <w:rFonts w:ascii="Times New Roman" w:hAnsi="Times New Roman"/>
+                <w:sz w:val="20"/>
               </w:rPr>
               <w:t xml:space="preserve">第四章工程造价、采购案例及现金流计算；正文第四章经济评价文献支持费用方法。研究经济参数；具体数值不标为国家统一标准</w:t>
             </w:r>
@@ -4564,13 +4829,14 @@
           <w:p>
             <w:pPr>
               <w:pStyle w:val="Compact"/>
-              <w:spacing w:line="264" w:lineRule="auto"/>
-              <w:ind w:firstLine="0"/>
-              <w:jc w:val="left"/>
-            </w:pPr>
-            <w:r>
-              <w:rPr>
-                <w:sz w:val="18"/>
+              <w:spacing w:line="280" w:lineRule="exact"/>
+              <w:ind w:firstLine="0"/>
+              <w:jc w:val="center"/>
+            </w:pPr>
+            <w:r>
+              <w:rPr>
+                <w:rFonts w:ascii="Times New Roman" w:hAnsi="Times New Roman"/>
+                <w:sz w:val="20"/>
               </w:rPr>
               <w:t xml:space="preserve">主变与储能单位功率投资比；k_TB(d)；1</w:t>
             </w:r>
@@ -4583,13 +4849,14 @@
           <w:p>
             <w:pPr>
               <w:pStyle w:val="Compact"/>
-              <w:spacing w:line="264" w:lineRule="auto"/>
-              <w:ind w:firstLine="0"/>
-              <w:jc w:val="left"/>
-            </w:pPr>
-            <w:r>
-              <w:rPr>
-                <w:sz w:val="18"/>
+              <w:spacing w:line="280" w:lineRule="exact"/>
+              <w:ind w:firstLine="0"/>
+              <w:jc w:val="center"/>
+            </w:pPr>
+            <w:r>
+              <w:rPr>
+                <w:rFonts w:ascii="Times New Roman" w:hAnsi="Times New Roman"/>
+                <w:sz w:val="20"/>
               </w:rPr>
               <w:t xml:space="preserve">主变单位有功功率投资与给定持续时间储能单位充放电功率投资之比。k_TB(d)=(c_T/cosφ)/(I_B/B(n,d))</w:t>
             </w:r>
@@ -4602,13 +4869,14 @@
           <w:p>
             <w:pPr>
               <w:pStyle w:val="Compact"/>
-              <w:spacing w:line="264" w:lineRule="auto"/>
-              <w:ind w:firstLine="0"/>
-              <w:jc w:val="left"/>
-            </w:pPr>
-            <w:r>
-              <w:rPr>
-                <w:sz w:val="18"/>
+              <w:spacing w:line="280" w:lineRule="exact"/>
+              <w:ind w:firstLine="0"/>
+              <w:jc w:val="center"/>
+            </w:pPr>
+            <w:r>
+              <w:rPr>
+                <w:rFonts w:ascii="Times New Roman" w:hAnsi="Times New Roman"/>
+                <w:sz w:val="20"/>
               </w:rPr>
               <w:t xml:space="preserve">第四章工程造价、采购案例及现金流计算；正文第四章经济评价文献支持费用方法。研究经济参数；具体数值不标为国家统一标准</w:t>
             </w:r>
@@ -4626,13 +4894,14 @@
           <w:p>
             <w:pPr>
               <w:pStyle w:val="Compact"/>
-              <w:spacing w:line="264" w:lineRule="auto"/>
-              <w:ind w:firstLine="0"/>
-              <w:jc w:val="left"/>
-            </w:pPr>
-            <w:r>
-              <w:rPr>
-                <w:sz w:val="18"/>
+              <w:spacing w:line="280" w:lineRule="exact"/>
+              <w:ind w:firstLine="0"/>
+              <w:jc w:val="center"/>
+            </w:pPr>
+            <w:r>
+              <w:rPr>
+                <w:rFonts w:ascii="Times New Roman" w:hAnsi="Times New Roman"/>
+                <w:sz w:val="20"/>
               </w:rPr>
               <w:t xml:space="preserve">线路价格倍数；λ_L；1</w:t>
             </w:r>
@@ -4645,13 +4914,14 @@
           <w:p>
             <w:pPr>
               <w:pStyle w:val="Compact"/>
-              <w:spacing w:line="264" w:lineRule="auto"/>
-              <w:ind w:firstLine="0"/>
-              <w:jc w:val="left"/>
-            </w:pPr>
-            <w:r>
-              <w:rPr>
-                <w:sz w:val="18"/>
+              <w:spacing w:line="280" w:lineRule="exact"/>
+              <w:ind w:firstLine="0"/>
+              <w:jc w:val="center"/>
+            </w:pPr>
+            <w:r>
+              <w:rPr>
+                <w:rFonts w:ascii="Times New Roman" w:hAnsi="Times New Roman"/>
+                <w:sz w:val="20"/>
               </w:rPr>
               <w:t xml:space="preserve">线路情景投资与基准投资之比。λ_L=I_L/I_L,0</w:t>
             </w:r>
@@ -4664,13 +4934,14 @@
           <w:p>
             <w:pPr>
               <w:pStyle w:val="Compact"/>
-              <w:spacing w:line="264" w:lineRule="auto"/>
-              <w:ind w:firstLine="0"/>
-              <w:jc w:val="left"/>
-            </w:pPr>
-            <w:r>
-              <w:rPr>
-                <w:sz w:val="18"/>
+              <w:spacing w:line="280" w:lineRule="exact"/>
+              <w:ind w:firstLine="0"/>
+              <w:jc w:val="center"/>
+            </w:pPr>
+            <w:r>
+              <w:rPr>
+                <w:rFonts w:ascii="Times New Roman" w:hAnsi="Times New Roman"/>
+                <w:sz w:val="20"/>
               </w:rPr>
               <w:t xml:space="preserve">第四章工程造价、采购案例及现金流计算；正文第四章经济评价文献支持费用方法。研究经济参数；具体数值不标为国家统一标准</w:t>
             </w:r>
@@ -4688,13 +4959,14 @@
           <w:p>
             <w:pPr>
               <w:pStyle w:val="Compact"/>
-              <w:spacing w:line="264" w:lineRule="auto"/>
-              <w:ind w:firstLine="0"/>
-              <w:jc w:val="left"/>
-            </w:pPr>
-            <w:r>
-              <w:rPr>
-                <w:sz w:val="18"/>
+              <w:spacing w:line="280" w:lineRule="exact"/>
+              <w:ind w:firstLine="0"/>
+              <w:jc w:val="center"/>
+            </w:pPr>
+            <w:r>
+              <w:rPr>
+                <w:rFonts w:ascii="Times New Roman" w:hAnsi="Times New Roman"/>
+                <w:sz w:val="20"/>
               </w:rPr>
               <w:t xml:space="preserve">储能价格倍数；λ_B；1</w:t>
             </w:r>
@@ -4707,13 +4979,14 @@
           <w:p>
             <w:pPr>
               <w:pStyle w:val="Compact"/>
-              <w:spacing w:line="264" w:lineRule="auto"/>
-              <w:ind w:firstLine="0"/>
-              <w:jc w:val="left"/>
-            </w:pPr>
-            <w:r>
-              <w:rPr>
-                <w:sz w:val="18"/>
+              <w:spacing w:line="280" w:lineRule="exact"/>
+              <w:ind w:firstLine="0"/>
+              <w:jc w:val="center"/>
+            </w:pPr>
+            <w:r>
+              <w:rPr>
+                <w:rFonts w:ascii="Times New Roman" w:hAnsi="Times New Roman"/>
+                <w:sz w:val="20"/>
               </w:rPr>
               <w:t xml:space="preserve">储能情景投资与基准投资之比。λ_B=c_B/c_B,0</w:t>
             </w:r>
@@ -4726,13 +4999,14 @@
           <w:p>
             <w:pPr>
               <w:pStyle w:val="Compact"/>
-              <w:spacing w:line="264" w:lineRule="auto"/>
-              <w:ind w:firstLine="0"/>
-              <w:jc w:val="left"/>
-            </w:pPr>
-            <w:r>
-              <w:rPr>
-                <w:sz w:val="18"/>
+              <w:spacing w:line="280" w:lineRule="exact"/>
+              <w:ind w:firstLine="0"/>
+              <w:jc w:val="center"/>
+            </w:pPr>
+            <w:r>
+              <w:rPr>
+                <w:rFonts w:ascii="Times New Roman" w:hAnsi="Times New Roman"/>
+                <w:sz w:val="20"/>
               </w:rPr>
               <w:t xml:space="preserve">第四章工程造价、采购案例及现金流计算；正文第四章经济评价文献支持费用方法。研究经济参数；具体数值不标为国家统一标准</w:t>
             </w:r>
@@ -4750,13 +5024,14 @@
           <w:p>
             <w:pPr>
               <w:pStyle w:val="Compact"/>
-              <w:spacing w:line="264" w:lineRule="auto"/>
-              <w:ind w:firstLine="0"/>
-              <w:jc w:val="left"/>
-            </w:pPr>
-            <w:r>
-              <w:rPr>
-                <w:sz w:val="18"/>
+              <w:spacing w:line="280" w:lineRule="exact"/>
+              <w:ind w:firstLine="0"/>
+              <w:jc w:val="center"/>
+            </w:pPr>
+            <w:r>
+              <w:rPr>
+                <w:rFonts w:ascii="Times New Roman" w:hAnsi="Times New Roman"/>
+                <w:sz w:val="20"/>
               </w:rPr>
               <w:t xml:space="preserve">固定运维费率；q；%/年</w:t>
             </w:r>
@@ -4769,13 +5044,14 @@
           <w:p>
             <w:pPr>
               <w:pStyle w:val="Compact"/>
-              <w:spacing w:line="264" w:lineRule="auto"/>
-              <w:ind w:firstLine="0"/>
-              <w:jc w:val="left"/>
-            </w:pPr>
-            <w:r>
-              <w:rPr>
-                <w:sz w:val="18"/>
+              <w:spacing w:line="280" w:lineRule="exact"/>
+              <w:ind w:firstLine="0"/>
+              <w:jc w:val="center"/>
+            </w:pPr>
+            <w:r>
+              <w:rPr>
+                <w:rFonts w:ascii="Times New Roman" w:hAnsi="Times New Roman"/>
+                <w:sz w:val="20"/>
               </w:rPr>
               <w:t xml:space="preserve">每年固定运维费用占初始建设投资的比例。C_OM,y=qI</w:t>
             </w:r>
@@ -4788,13 +5064,14 @@
           <w:p>
             <w:pPr>
               <w:pStyle w:val="Compact"/>
-              <w:spacing w:line="264" w:lineRule="auto"/>
-              <w:ind w:firstLine="0"/>
-              <w:jc w:val="left"/>
-            </w:pPr>
-            <w:r>
-              <w:rPr>
-                <w:sz w:val="18"/>
+              <w:spacing w:line="280" w:lineRule="exact"/>
+              <w:ind w:firstLine="0"/>
+              <w:jc w:val="center"/>
+            </w:pPr>
+            <w:r>
+              <w:rPr>
+                <w:rFonts w:ascii="Times New Roman" w:hAnsi="Times New Roman"/>
+                <w:sz w:val="20"/>
               </w:rPr>
               <w:t xml:space="preserve">第四章工程造价、采购案例及现金流计算；正文第四章经济评价文献支持费用方法。研究经济参数；具体数值不标为国家统一标准</w:t>
             </w:r>
@@ -4812,13 +5089,14 @@
           <w:p>
             <w:pPr>
               <w:pStyle w:val="Compact"/>
-              <w:spacing w:line="264" w:lineRule="auto"/>
-              <w:ind w:firstLine="0"/>
-              <w:jc w:val="left"/>
-            </w:pPr>
-            <w:r>
-              <w:rPr>
-                <w:sz w:val="18"/>
+              <w:spacing w:line="280" w:lineRule="exact"/>
+              <w:ind w:firstLine="0"/>
+              <w:jc w:val="center"/>
+            </w:pPr>
+            <w:r>
+              <w:rPr>
+                <w:rFonts w:ascii="Times New Roman" w:hAnsi="Times New Roman"/>
+                <w:sz w:val="20"/>
               </w:rPr>
               <w:t xml:space="preserve">折现率；r；%</w:t>
             </w:r>
@@ -4831,13 +5109,14 @@
           <w:p>
             <w:pPr>
               <w:pStyle w:val="Compact"/>
-              <w:spacing w:line="264" w:lineRule="auto"/>
-              <w:ind w:firstLine="0"/>
-              <w:jc w:val="left"/>
-            </w:pPr>
-            <w:r>
-              <w:rPr>
-                <w:sz w:val="18"/>
+              <w:spacing w:line="280" w:lineRule="exact"/>
+              <w:ind w:firstLine="0"/>
+              <w:jc w:val="center"/>
+            </w:pPr>
+            <w:r>
+              <w:rPr>
+                <w:rFonts w:ascii="Times New Roman" w:hAnsi="Times New Roman"/>
+                <w:sz w:val="20"/>
               </w:rPr>
               <w:t xml:space="preserve">不同年份现金流折算到评价基准年的资金时间价值参数。折现系数=(1+r)^−t</w:t>
             </w:r>
@@ -4850,13 +5129,14 @@
           <w:p>
             <w:pPr>
               <w:pStyle w:val="Compact"/>
-              <w:spacing w:line="264" w:lineRule="auto"/>
-              <w:ind w:firstLine="0"/>
-              <w:jc w:val="left"/>
-            </w:pPr>
-            <w:r>
-              <w:rPr>
-                <w:sz w:val="18"/>
+              <w:spacing w:line="280" w:lineRule="exact"/>
+              <w:ind w:firstLine="0"/>
+              <w:jc w:val="center"/>
+            </w:pPr>
+            <w:r>
+              <w:rPr>
+                <w:rFonts w:ascii="Times New Roman" w:hAnsi="Times New Roman"/>
+                <w:sz w:val="20"/>
               </w:rPr>
               <w:t xml:space="preserve">第四章工程造价、采购案例及现金流计算；正文第四章经济评价文献支持费用方法。研究经济参数；具体数值不标为国家统一标准</w:t>
             </w:r>
@@ -4874,13 +5154,14 @@
           <w:p>
             <w:pPr>
               <w:pStyle w:val="Compact"/>
-              <w:spacing w:line="264" w:lineRule="auto"/>
-              <w:ind w:firstLine="0"/>
-              <w:jc w:val="left"/>
-            </w:pPr>
-            <w:r>
-              <w:rPr>
-                <w:sz w:val="18"/>
+              <w:spacing w:line="280" w:lineRule="exact"/>
+              <w:ind w:firstLine="0"/>
+              <w:jc w:val="center"/>
+            </w:pPr>
+            <w:r>
+              <w:rPr>
+                <w:rFonts w:ascii="Times New Roman" w:hAnsi="Times New Roman"/>
+                <w:sz w:val="20"/>
               </w:rPr>
               <w:t xml:space="preserve">设备使用年限；L；年</w:t>
             </w:r>
@@ -4893,13 +5174,14 @@
           <w:p>
             <w:pPr>
               <w:pStyle w:val="Compact"/>
-              <w:spacing w:line="264" w:lineRule="auto"/>
-              <w:ind w:firstLine="0"/>
-              <w:jc w:val="left"/>
-            </w:pPr>
-            <w:r>
-              <w:rPr>
-                <w:sz w:val="18"/>
+              <w:spacing w:line="280" w:lineRule="exact"/>
+              <w:ind w:firstLine="0"/>
+              <w:jc w:val="center"/>
+            </w:pPr>
+            <w:r>
+              <w:rPr>
+                <w:rFonts w:ascii="Times New Roman" w:hAnsi="Times New Roman"/>
+                <w:sz w:val="20"/>
               </w:rPr>
               <w:t xml:space="preserve">经济比较中采用的更新间隔。下一次更新年份=y+L</w:t>
             </w:r>
@@ -4912,13 +5194,14 @@
           <w:p>
             <w:pPr>
               <w:pStyle w:val="Compact"/>
-              <w:spacing w:line="264" w:lineRule="auto"/>
-              <w:ind w:firstLine="0"/>
-              <w:jc w:val="left"/>
-            </w:pPr>
-            <w:r>
-              <w:rPr>
-                <w:sz w:val="18"/>
+              <w:spacing w:line="280" w:lineRule="exact"/>
+              <w:ind w:firstLine="0"/>
+              <w:jc w:val="center"/>
+            </w:pPr>
+            <w:r>
+              <w:rPr>
+                <w:rFonts w:ascii="Times New Roman" w:hAnsi="Times New Roman"/>
+                <w:sz w:val="20"/>
               </w:rPr>
               <w:t xml:space="preserve">第四章工程造价、采购案例及现金流计算；正文第四章经济评价文献支持费用方法。研究经济参数；具体数值不标为国家统一标准</w:t>
             </w:r>
@@ -4936,13 +5219,14 @@
           <w:p>
             <w:pPr>
               <w:pStyle w:val="Compact"/>
-              <w:spacing w:line="264" w:lineRule="auto"/>
-              <w:ind w:firstLine="0"/>
-              <w:jc w:val="left"/>
-            </w:pPr>
-            <w:r>
-              <w:rPr>
-                <w:sz w:val="18"/>
+              <w:spacing w:line="280" w:lineRule="exact"/>
+              <w:ind w:firstLine="0"/>
+              <w:jc w:val="center"/>
+            </w:pPr>
+            <w:r>
+              <w:rPr>
+                <w:rFonts w:ascii="Times New Roman" w:hAnsi="Times New Roman"/>
+                <w:sz w:val="20"/>
               </w:rPr>
               <w:t xml:space="preserve">评价期费用现值；C_plan；万元</w:t>
             </w:r>
@@ -4955,13 +5239,14 @@
           <w:p>
             <w:pPr>
               <w:pStyle w:val="Compact"/>
-              <w:spacing w:line="264" w:lineRule="auto"/>
-              <w:ind w:firstLine="0"/>
-              <w:jc w:val="left"/>
-            </w:pPr>
-            <w:r>
-              <w:rPr>
-                <w:sz w:val="18"/>
+              <w:spacing w:line="280" w:lineRule="exact"/>
+              <w:ind w:firstLine="0"/>
+              <w:jc w:val="center"/>
+            </w:pPr>
+            <w:r>
+              <w:rPr>
+                <w:rFonts w:ascii="Times New Roman" w:hAnsi="Times New Roman"/>
+                <w:sz w:val="20"/>
               </w:rPr>
               <w:t xml:space="preserve">共同评价期新增建设、固定运维及期间更新支出的折现合计。C_plan=Σ_e C_e；C_e见式（4-10）</w:t>
             </w:r>
@@ -4974,13 +5259,14 @@
           <w:p>
             <w:pPr>
               <w:pStyle w:val="Compact"/>
-              <w:spacing w:line="264" w:lineRule="auto"/>
-              <w:ind w:firstLine="0"/>
-              <w:jc w:val="left"/>
-            </w:pPr>
-            <w:r>
-              <w:rPr>
-                <w:sz w:val="18"/>
+              <w:spacing w:line="280" w:lineRule="exact"/>
+              <w:ind w:firstLine="0"/>
+              <w:jc w:val="center"/>
+            </w:pPr>
+            <w:r>
+              <w:rPr>
+                <w:rFonts w:ascii="Times New Roman" w:hAnsi="Times New Roman"/>
+                <w:sz w:val="20"/>
               </w:rPr>
               <w:t xml:space="preserve">第四章工程造价、采购案例及现金流计算；正文第四章经济评价文献支持费用方法。研究经济参数；具体数值不标为国家统一标准</w:t>
             </w:r>
@@ -4998,13 +5284,14 @@
           <w:p>
             <w:pPr>
               <w:pStyle w:val="Compact"/>
-              <w:spacing w:line="264" w:lineRule="auto"/>
-              <w:ind w:firstLine="0"/>
-              <w:jc w:val="left"/>
-            </w:pPr>
-            <w:r>
-              <w:rPr>
-                <w:sz w:val="18"/>
+              <w:spacing w:line="280" w:lineRule="exact"/>
+              <w:ind w:firstLine="0"/>
+              <w:jc w:val="center"/>
+            </w:pPr>
+            <w:r>
+              <w:rPr>
+                <w:rFonts w:ascii="Times New Roman" w:hAnsi="Times New Roman"/>
+                <w:sz w:val="20"/>
               </w:rPr>
               <w:t xml:space="preserve">现金流现值因子；A(y,L,q)；1</w:t>
             </w:r>
@@ -5017,13 +5304,14 @@
           <w:p>
             <w:pPr>
               <w:pStyle w:val="Compact"/>
-              <w:spacing w:line="264" w:lineRule="auto"/>
-              <w:ind w:firstLine="0"/>
-              <w:jc w:val="left"/>
-            </w:pPr>
-            <w:r>
-              <w:rPr>
-                <w:sz w:val="18"/>
+              <w:spacing w:line="280" w:lineRule="exact"/>
+              <w:ind w:firstLine="0"/>
+              <w:jc w:val="center"/>
+            </w:pPr>
+            <w:r>
+              <w:rPr>
+                <w:rFonts w:ascii="Times New Roman" w:hAnsi="Times New Roman"/>
+                <w:sz w:val="20"/>
               </w:rPr>
               <w:t xml:space="preserve">单位初始投资对应的评价期费用现值。A=C(I=1,y,L,q)</w:t>
             </w:r>
@@ -5036,13 +5324,14 @@
           <w:p>
             <w:pPr>
               <w:pStyle w:val="Compact"/>
-              <w:spacing w:line="264" w:lineRule="auto"/>
-              <w:ind w:firstLine="0"/>
-              <w:jc w:val="left"/>
-            </w:pPr>
-            <w:r>
-              <w:rPr>
-                <w:sz w:val="18"/>
+              <w:spacing w:line="280" w:lineRule="exact"/>
+              <w:ind w:firstLine="0"/>
+              <w:jc w:val="center"/>
+            </w:pPr>
+            <w:r>
+              <w:rPr>
+                <w:rFonts w:ascii="Times New Roman" w:hAnsi="Times New Roman"/>
+                <w:sz w:val="20"/>
               </w:rPr>
               <w:t xml:space="preserve">第四章工程造价、采购案例及现金流计算；正文第四章经济评价文献支持费用方法。研究经济参数；具体数值不标为国家统一标准</w:t>
             </w:r>
@@ -5060,26 +5349,29 @@
           <w:p>
             <w:pPr>
               <w:pStyle w:val="Compact"/>
-              <w:spacing w:line="264" w:lineRule="auto"/>
-              <w:ind w:firstLine="0"/>
-              <w:jc w:val="left"/>
-            </w:pPr>
-            <w:r>
-              <w:rPr>
-                <w:sz w:val="18"/>
+              <w:spacing w:line="280" w:lineRule="exact"/>
+              <w:ind w:firstLine="0"/>
+              <w:jc w:val="center"/>
+            </w:pPr>
+            <w:r>
+              <w:rPr>
+                <w:rFonts w:ascii="Times New Roman" w:hAnsi="Times New Roman"/>
+                <w:sz w:val="20"/>
               </w:rPr>
               <w:t xml:space="preserve">评价期单位功率费用比；k_TB</w:t>
             </w:r>
             <w:r>
               <w:rPr>
-                <w:sz w:val="18"/>
+                <w:rFonts w:ascii="Times New Roman" w:hAnsi="Times New Roman"/>
+                <w:sz w:val="20"/>
                 <w:vertAlign w:val="superscript"/>
               </w:rPr>
               <w:t xml:space="preserve">life、k_TL</w:t>
             </w:r>
             <w:r>
               <w:rPr>
-                <w:sz w:val="18"/>
+                <w:rFonts w:ascii="Times New Roman" w:hAnsi="Times New Roman"/>
+                <w:sz w:val="20"/>
               </w:rPr>
               <w:t xml:space="preserve">life；1</w:t>
             </w:r>
@@ -5092,13 +5384,14 @@
           <w:p>
             <w:pPr>
               <w:pStyle w:val="Compact"/>
-              <w:spacing w:line="264" w:lineRule="auto"/>
-              <w:ind w:firstLine="0"/>
-              <w:jc w:val="left"/>
-            </w:pPr>
-            <w:r>
-              <w:rPr>
-                <w:sz w:val="18"/>
+              <w:spacing w:line="280" w:lineRule="exact"/>
+              <w:ind w:firstLine="0"/>
+              <w:jc w:val="center"/>
+            </w:pPr>
+            <w:r>
+              <w:rPr>
+                <w:rFonts w:ascii="Times New Roman" w:hAnsi="Times New Roman"/>
+                <w:sz w:val="20"/>
               </w:rPr>
               <w:t xml:space="preserve">对应初始投资比乘以两措施现金流现值因子之比。k^life=k_initial A_T/A_B或k_initial A_T/A_L</w:t>
             </w:r>
@@ -5111,13 +5404,14 @@
           <w:p>
             <w:pPr>
               <w:pStyle w:val="Compact"/>
-              <w:spacing w:line="264" w:lineRule="auto"/>
-              <w:ind w:firstLine="0"/>
-              <w:jc w:val="left"/>
-            </w:pPr>
-            <w:r>
-              <w:rPr>
-                <w:sz w:val="18"/>
+              <w:spacing w:line="280" w:lineRule="exact"/>
+              <w:ind w:firstLine="0"/>
+              <w:jc w:val="center"/>
+            </w:pPr>
+            <w:r>
+              <w:rPr>
+                <w:rFonts w:ascii="Times New Roman" w:hAnsi="Times New Roman"/>
+                <w:sz w:val="20"/>
               </w:rPr>
               <w:t xml:space="preserve">第四章工程造价、采购案例及现金流计算；正文第四章经济评价文献支持费用方法。研究经济参数；具体数值不标为国家统一标准</w:t>
             </w:r>
@@ -5135,13 +5429,14 @@
           <w:p>
             <w:pPr>
               <w:pStyle w:val="Compact"/>
-              <w:spacing w:line="264" w:lineRule="auto"/>
-              <w:ind w:firstLine="0"/>
-              <w:jc w:val="left"/>
-            </w:pPr>
-            <w:r>
-              <w:rPr>
-                <w:sz w:val="18"/>
+              <w:spacing w:line="280" w:lineRule="exact"/>
+              <w:ind w:firstLine="0"/>
+              <w:jc w:val="center"/>
+            </w:pPr>
+            <w:r>
+              <w:rPr>
+                <w:rFonts w:ascii="Times New Roman" w:hAnsi="Times New Roman"/>
+                <w:sz w:val="20"/>
               </w:rPr>
               <w:t xml:space="preserve">评价期费用降低比例；δ_C；%</w:t>
             </w:r>
@@ -5154,13 +5449,14 @@
           <w:p>
             <w:pPr>
               <w:pStyle w:val="Compact"/>
-              <w:spacing w:line="264" w:lineRule="auto"/>
-              <w:ind w:firstLine="0"/>
-              <w:jc w:val="left"/>
-            </w:pPr>
-            <w:r>
-              <w:rPr>
-                <w:sz w:val="18"/>
+              <w:spacing w:line="280" w:lineRule="exact"/>
+              <w:ind w:firstLine="0"/>
+              <w:jc w:val="center"/>
+            </w:pPr>
+            <w:r>
+              <w:rPr>
+                <w:rFonts w:ascii="Times New Roman" w:hAnsi="Times New Roman"/>
+                <w:sz w:val="20"/>
               </w:rPr>
               <w:t xml:space="preserve">刚性与弹性方案费用差额占刚性费用的比例。δ_C=(C_rigid−C_elastic)/C_rigid</w:t>
             </w:r>
@@ -5173,13 +5469,14 @@
           <w:p>
             <w:pPr>
               <w:pStyle w:val="Compact"/>
-              <w:spacing w:line="264" w:lineRule="auto"/>
-              <w:ind w:firstLine="0"/>
-              <w:jc w:val="left"/>
-            </w:pPr>
-            <w:r>
-              <w:rPr>
-                <w:sz w:val="18"/>
+              <w:spacing w:line="280" w:lineRule="exact"/>
+              <w:ind w:firstLine="0"/>
+              <w:jc w:val="center"/>
+            </w:pPr>
+            <w:r>
+              <w:rPr>
+                <w:rFonts w:ascii="Times New Roman" w:hAnsi="Times New Roman"/>
+                <w:sz w:val="20"/>
               </w:rPr>
               <w:t xml:space="preserve">第四章工程造价、采购案例及现金流计算；正文第四章经济评价文献支持费用方法。研究经济参数；具体数值不标为国家统一标准</w:t>
             </w:r>
@@ -5201,6 +5498,7 @@
       <w:tblPr>
         <w:tblStyle w:val="Table"/>
         <w:tblW w:type="pct" w:w="5000.0"/>
+        <w:jc w:val="center"/>
         <w:tblLayout w:type="fixed"/>
         <w:tblLook w:firstRow="1"/>
       </w:tblPr>
@@ -5225,13 +5523,14 @@
           <w:p>
             <w:pPr>
               <w:pStyle w:val="Compact"/>
-              <w:spacing w:line="264" w:lineRule="auto"/>
-              <w:ind w:firstLine="0"/>
-              <w:jc w:val="left"/>
-            </w:pPr>
-            <w:r>
-              <w:rPr>
-                <w:sz w:val="18"/>
+              <w:spacing w:line="280" w:lineRule="exact"/>
+              <w:ind w:firstLine="0"/>
+              <w:jc w:val="center"/>
+            </w:pPr>
+            <w:r>
+              <w:rPr>
+                <w:rFonts w:ascii="Times New Roman" w:hAnsi="Times New Roman"/>
+                <w:sz w:val="20"/>
               </w:rPr>
               <w:t xml:space="preserve">统一名称、符号及单位</w:t>
             </w:r>
@@ -5247,13 +5546,14 @@
           <w:p>
             <w:pPr>
               <w:pStyle w:val="Compact"/>
-              <w:spacing w:line="264" w:lineRule="auto"/>
-              <w:ind w:firstLine="0"/>
-              <w:jc w:val="left"/>
-            </w:pPr>
-            <w:r>
-              <w:rPr>
-                <w:sz w:val="18"/>
+              <w:spacing w:line="280" w:lineRule="exact"/>
+              <w:ind w:firstLine="0"/>
+              <w:jc w:val="center"/>
+            </w:pPr>
+            <w:r>
+              <w:rPr>
+                <w:rFonts w:ascii="Times New Roman" w:hAnsi="Times New Roman"/>
+                <w:sz w:val="20"/>
               </w:rPr>
               <w:t xml:space="preserve">定义与计算公式</w:t>
             </w:r>
@@ -5269,13 +5569,14 @@
           <w:p>
             <w:pPr>
               <w:pStyle w:val="Compact"/>
-              <w:spacing w:line="264" w:lineRule="auto"/>
-              <w:ind w:firstLine="0"/>
-              <w:jc w:val="left"/>
-            </w:pPr>
-            <w:r>
-              <w:rPr>
-                <w:sz w:val="18"/>
+              <w:spacing w:line="280" w:lineRule="exact"/>
+              <w:ind w:firstLine="0"/>
+              <w:jc w:val="center"/>
+            </w:pPr>
+            <w:r>
+              <w:rPr>
+                <w:rFonts w:ascii="Times New Roman" w:hAnsi="Times New Roman"/>
+                <w:sz w:val="20"/>
               </w:rPr>
               <w:t xml:space="preserve">出处及性质</w:t>
             </w:r>
@@ -5293,13 +5594,14 @@
           <w:p>
             <w:pPr>
               <w:pStyle w:val="Compact"/>
-              <w:spacing w:line="264" w:lineRule="auto"/>
-              <w:ind w:firstLine="0"/>
-              <w:jc w:val="left"/>
-            </w:pPr>
-            <w:r>
-              <w:rPr>
-                <w:sz w:val="18"/>
+              <w:spacing w:line="280" w:lineRule="exact"/>
+              <w:ind w:firstLine="0"/>
+              <w:jc w:val="center"/>
+            </w:pPr>
+            <w:r>
+              <w:rPr>
+                <w:rFonts w:ascii="Times New Roman" w:hAnsi="Times New Roman"/>
+                <w:sz w:val="20"/>
               </w:rPr>
               <w:t xml:space="preserve">容载比推荐区间；[R_min,R_max]；MVA/MW</w:t>
             </w:r>
@@ -5312,13 +5614,14 @@
           <w:p>
             <w:pPr>
               <w:pStyle w:val="Compact"/>
-              <w:spacing w:line="264" w:lineRule="auto"/>
-              <w:ind w:firstLine="0"/>
-              <w:jc w:val="left"/>
-            </w:pPr>
-            <w:r>
-              <w:rPr>
-                <w:sz w:val="18"/>
+              <w:spacing w:line="280" w:lineRule="exact"/>
+              <w:ind w:firstLine="0"/>
+              <w:jc w:val="center"/>
+            </w:pPr>
+            <w:r>
+              <w:rPr>
+                <w:rFonts w:ascii="Times New Roman" w:hAnsi="Times New Roman"/>
+                <w:sz w:val="20"/>
               </w:rPr>
               <w:t xml:space="preserve">在指定供电类别、负荷分散系数及技术经济条件下已算配置的容载比范围。R_min=min R_j；R_max=max R_j；显示端点向外保留两位小数</w:t>
             </w:r>
@@ -5331,13 +5634,14 @@
           <w:p>
             <w:pPr>
               <w:pStyle w:val="Compact"/>
-              <w:spacing w:line="264" w:lineRule="auto"/>
-              <w:ind w:firstLine="0"/>
-              <w:jc w:val="left"/>
-            </w:pPr>
-            <w:r>
-              <w:rPr>
-                <w:sz w:val="18"/>
+              <w:spacing w:line="280" w:lineRule="exact"/>
+              <w:ind w:firstLine="0"/>
+              <w:jc w:val="center"/>
+            </w:pPr>
+            <w:r>
+              <w:rPr>
+                <w:rFonts w:ascii="Times New Roman" w:hAnsi="Times New Roman"/>
+                <w:sz w:val="20"/>
               </w:rPr>
               <w:t xml:space="preserve">研究结果归纳与统计方法。研究指标</w:t>
             </w:r>
@@ -5355,13 +5659,14 @@
           <w:p>
             <w:pPr>
               <w:pStyle w:val="Compact"/>
-              <w:spacing w:line="264" w:lineRule="auto"/>
-              <w:ind w:firstLine="0"/>
-              <w:jc w:val="left"/>
-            </w:pPr>
-            <w:r>
-              <w:rPr>
-                <w:sz w:val="18"/>
+              <w:spacing w:line="280" w:lineRule="exact"/>
+              <w:ind w:firstLine="0"/>
+              <w:jc w:val="center"/>
+            </w:pPr>
+            <w:r>
+              <w:rPr>
+                <w:rFonts w:ascii="Times New Roman" w:hAnsi="Times New Roman"/>
+                <w:sz w:val="20"/>
               </w:rPr>
               <w:t xml:space="preserve">区间宽度；W_R；MVA/MW</w:t>
             </w:r>
@@ -5374,13 +5679,14 @@
           <w:p>
             <w:pPr>
               <w:pStyle w:val="Compact"/>
-              <w:spacing w:line="264" w:lineRule="auto"/>
-              <w:ind w:firstLine="0"/>
-              <w:jc w:val="left"/>
-            </w:pPr>
-            <w:r>
-              <w:rPr>
-                <w:sz w:val="18"/>
+              <w:spacing w:line="280" w:lineRule="exact"/>
+              <w:ind w:firstLine="0"/>
+              <w:jc w:val="center"/>
+            </w:pPr>
+            <w:r>
+              <w:rPr>
+                <w:rFonts w:ascii="Times New Roman" w:hAnsi="Times New Roman"/>
+                <w:sz w:val="20"/>
               </w:rPr>
               <w:t xml:space="preserve">推荐区间上下端点之差。W_R=R_max−R_min</w:t>
             </w:r>
@@ -5393,13 +5699,14 @@
           <w:p>
             <w:pPr>
               <w:pStyle w:val="Compact"/>
-              <w:spacing w:line="264" w:lineRule="auto"/>
-              <w:ind w:firstLine="0"/>
-              <w:jc w:val="left"/>
-            </w:pPr>
-            <w:r>
-              <w:rPr>
-                <w:sz w:val="18"/>
+              <w:spacing w:line="280" w:lineRule="exact"/>
+              <w:ind w:firstLine="0"/>
+              <w:jc w:val="center"/>
+            </w:pPr>
+            <w:r>
+              <w:rPr>
+                <w:rFonts w:ascii="Times New Roman" w:hAnsi="Times New Roman"/>
+                <w:sz w:val="20"/>
               </w:rPr>
               <w:t xml:space="preserve">研究结果归纳与统计方法。研究指标</w:t>
             </w:r>
@@ -5417,13 +5724,14 @@
           <w:p>
             <w:pPr>
               <w:pStyle w:val="Compact"/>
-              <w:spacing w:line="264" w:lineRule="auto"/>
-              <w:ind w:firstLine="0"/>
-              <w:jc w:val="left"/>
-            </w:pPr>
-            <w:r>
-              <w:rPr>
-                <w:sz w:val="18"/>
+              <w:spacing w:line="280" w:lineRule="exact"/>
+              <w:ind w:firstLine="0"/>
+              <w:jc w:val="center"/>
+            </w:pPr>
+            <w:r>
+              <w:rPr>
+                <w:rFonts w:ascii="Times New Roman" w:hAnsi="Times New Roman"/>
+                <w:sz w:val="20"/>
               </w:rPr>
               <w:t xml:space="preserve">Pearson相关系数；r_P；1</w:t>
             </w:r>
@@ -5436,13 +5744,14 @@
           <w:p>
             <w:pPr>
               <w:pStyle w:val="Compact"/>
-              <w:spacing w:line="264" w:lineRule="auto"/>
-              <w:ind w:firstLine="0"/>
-              <w:jc w:val="left"/>
-            </w:pPr>
-            <w:r>
-              <w:rPr>
-                <w:sz w:val="18"/>
+              <w:spacing w:line="280" w:lineRule="exact"/>
+              <w:ind w:firstLine="0"/>
+              <w:jc w:val="center"/>
+            </w:pPr>
+            <w:r>
+              <w:rPr>
+                <w:rFonts w:ascii="Times New Roman" w:hAnsi="Times New Roman"/>
+                <w:sz w:val="20"/>
               </w:rPr>
               <w:t xml:space="preserve">样本中两个变量线性相关程度。cov(X,Y)/(std(X)std(Y))</w:t>
             </w:r>
@@ -5455,13 +5764,14 @@
           <w:p>
             <w:pPr>
               <w:pStyle w:val="Compact"/>
-              <w:spacing w:line="264" w:lineRule="auto"/>
-              <w:ind w:firstLine="0"/>
-              <w:jc w:val="left"/>
-            </w:pPr>
-            <w:r>
-              <w:rPr>
-                <w:sz w:val="18"/>
+              <w:spacing w:line="280" w:lineRule="exact"/>
+              <w:ind w:firstLine="0"/>
+              <w:jc w:val="center"/>
+            </w:pPr>
+            <w:r>
+              <w:rPr>
+                <w:rFonts w:ascii="Times New Roman" w:hAnsi="Times New Roman"/>
+                <w:sz w:val="20"/>
               </w:rPr>
               <w:t xml:space="preserve">研究结果归纳与统计方法。研究指标</w:t>
             </w:r>
@@ -5479,13 +5789,14 @@
           <w:p>
             <w:pPr>
               <w:pStyle w:val="Compact"/>
-              <w:spacing w:line="264" w:lineRule="auto"/>
-              <w:ind w:firstLine="0"/>
-              <w:jc w:val="left"/>
-            </w:pPr>
-            <w:r>
-              <w:rPr>
-                <w:sz w:val="18"/>
+              <w:spacing w:line="280" w:lineRule="exact"/>
+              <w:ind w:firstLine="0"/>
+              <w:jc w:val="center"/>
+            </w:pPr>
+            <w:r>
+              <w:rPr>
+                <w:rFonts w:ascii="Times New Roman" w:hAnsi="Times New Roman"/>
+                <w:sz w:val="20"/>
               </w:rPr>
               <w:t xml:space="preserve">Spearman秩相关系数；r_S；1</w:t>
             </w:r>
@@ -5498,13 +5809,14 @@
           <w:p>
             <w:pPr>
               <w:pStyle w:val="Compact"/>
-              <w:spacing w:line="264" w:lineRule="auto"/>
-              <w:ind w:firstLine="0"/>
-              <w:jc w:val="left"/>
-            </w:pPr>
-            <w:r>
-              <w:rPr>
-                <w:sz w:val="18"/>
+              <w:spacing w:line="280" w:lineRule="exact"/>
+              <w:ind w:firstLine="0"/>
+              <w:jc w:val="center"/>
+            </w:pPr>
+            <w:r>
+              <w:rPr>
+                <w:rFonts w:ascii="Times New Roman" w:hAnsi="Times New Roman"/>
+                <w:sz w:val="20"/>
               </w:rPr>
               <w:t xml:space="preserve">两个变量秩序列的Pearson相关系数。corr(rank(X),rank(Y))</w:t>
             </w:r>
@@ -5517,13 +5829,14 @@
           <w:p>
             <w:pPr>
               <w:pStyle w:val="Compact"/>
-              <w:spacing w:line="264" w:lineRule="auto"/>
-              <w:ind w:firstLine="0"/>
-              <w:jc w:val="left"/>
-            </w:pPr>
-            <w:r>
-              <w:rPr>
-                <w:sz w:val="18"/>
+              <w:spacing w:line="280" w:lineRule="exact"/>
+              <w:ind w:firstLine="0"/>
+              <w:jc w:val="center"/>
+            </w:pPr>
+            <w:r>
+              <w:rPr>
+                <w:rFonts w:ascii="Times New Roman" w:hAnsi="Times New Roman"/>
+                <w:sz w:val="20"/>
               </w:rPr>
               <w:t xml:space="preserve">研究结果归纳与统计方法。研究指标</w:t>
             </w:r>
@@ -5541,13 +5854,14 @@
           <w:p>
             <w:pPr>
               <w:pStyle w:val="Compact"/>
-              <w:spacing w:line="264" w:lineRule="auto"/>
-              <w:ind w:firstLine="0"/>
-              <w:jc w:val="left"/>
-            </w:pPr>
-            <w:r>
-              <w:rPr>
-                <w:sz w:val="18"/>
+              <w:spacing w:line="280" w:lineRule="exact"/>
+              <w:ind w:firstLine="0"/>
+              <w:jc w:val="center"/>
+            </w:pPr>
+            <w:r>
+              <w:rPr>
+                <w:rFonts w:ascii="Times New Roman" w:hAnsi="Times New Roman"/>
+                <w:sz w:val="20"/>
               </w:rPr>
               <w:t xml:space="preserve">配对容载比变化；ΔR；MVA/MW</w:t>
             </w:r>
@@ -5560,13 +5874,14 @@
           <w:p>
             <w:pPr>
               <w:pStyle w:val="Compact"/>
-              <w:spacing w:line="264" w:lineRule="auto"/>
-              <w:ind w:firstLine="0"/>
-              <w:jc w:val="left"/>
-            </w:pPr>
-            <w:r>
-              <w:rPr>
-                <w:sz w:val="18"/>
+              <w:spacing w:line="280" w:lineRule="exact"/>
+              <w:ind w:firstLine="0"/>
+              <w:jc w:val="center"/>
+            </w:pPr>
+            <w:r>
+              <w:rPr>
+                <w:rFonts w:ascii="Times New Roman" w:hAnsi="Times New Roman"/>
+                <w:sz w:val="20"/>
               </w:rPr>
               <w:t xml:space="preserve">固定其余输入时高端点与低端点推荐值之差。ΔR=R_high−R_low</w:t>
             </w:r>
@@ -5579,13 +5894,14 @@
           <w:p>
             <w:pPr>
               <w:pStyle w:val="Compact"/>
-              <w:spacing w:line="264" w:lineRule="auto"/>
-              <w:ind w:firstLine="0"/>
-              <w:jc w:val="left"/>
-            </w:pPr>
-            <w:r>
-              <w:rPr>
-                <w:sz w:val="18"/>
+              <w:spacing w:line="280" w:lineRule="exact"/>
+              <w:ind w:firstLine="0"/>
+              <w:jc w:val="center"/>
+            </w:pPr>
+            <w:r>
+              <w:rPr>
+                <w:rFonts w:ascii="Times New Roman" w:hAnsi="Times New Roman"/>
+                <w:sz w:val="20"/>
               </w:rPr>
               <w:t xml:space="preserve">研究结果归纳与统计方法。研究指标</w:t>
             </w:r>
@@ -5603,13 +5919,14 @@
           <w:p>
             <w:pPr>
               <w:pStyle w:val="Compact"/>
-              <w:spacing w:line="264" w:lineRule="auto"/>
-              <w:ind w:firstLine="0"/>
-              <w:jc w:val="left"/>
-            </w:pPr>
-            <w:r>
-              <w:rPr>
-                <w:sz w:val="18"/>
+              <w:spacing w:line="280" w:lineRule="exact"/>
+              <w:ind w:firstLine="0"/>
+              <w:jc w:val="center"/>
+            </w:pPr>
+            <w:r>
+              <w:rPr>
+                <w:rFonts w:ascii="Times New Roman" w:hAnsi="Times New Roman"/>
+                <w:sz w:val="20"/>
               </w:rPr>
               <w:t xml:space="preserve">容载比变化情景占比；p_change；%</w:t>
             </w:r>
@@ -5622,13 +5939,14 @@
           <w:p>
             <w:pPr>
               <w:pStyle w:val="Compact"/>
-              <w:spacing w:line="264" w:lineRule="auto"/>
-              <w:ind w:firstLine="0"/>
-              <w:jc w:val="left"/>
-            </w:pPr>
-            <w:r>
-              <w:rPr>
-                <w:sz w:val="18"/>
+              <w:spacing w:line="280" w:lineRule="exact"/>
+              <w:ind w:firstLine="0"/>
+              <w:jc w:val="center"/>
+            </w:pPr>
+            <w:r>
+              <w:rPr>
+                <w:rFonts w:ascii="Times New Roman" w:hAnsi="Times New Roman"/>
+                <w:sz w:val="20"/>
               </w:rPr>
               <w:t xml:space="preserve">容载比发生变化的配对数占全部配对数的比例。p_change=N_change/N_pair</w:t>
             </w:r>
@@ -5641,13 +5959,14 @@
           <w:p>
             <w:pPr>
               <w:pStyle w:val="Compact"/>
-              <w:spacing w:line="264" w:lineRule="auto"/>
-              <w:ind w:firstLine="0"/>
-              <w:jc w:val="left"/>
-            </w:pPr>
-            <w:r>
-              <w:rPr>
-                <w:sz w:val="18"/>
+              <w:spacing w:line="280" w:lineRule="exact"/>
+              <w:ind w:firstLine="0"/>
+              <w:jc w:val="center"/>
+            </w:pPr>
+            <w:r>
+              <w:rPr>
+                <w:rFonts w:ascii="Times New Roman" w:hAnsi="Times New Roman"/>
+                <w:sz w:val="20"/>
               </w:rPr>
               <w:t xml:space="preserve">研究结果归纳与统计方法。研究指标</w:t>
             </w:r>
@@ -5665,13 +5984,14 @@
           <w:p>
             <w:pPr>
               <w:pStyle w:val="Compact"/>
-              <w:spacing w:line="264" w:lineRule="auto"/>
-              <w:ind w:firstLine="0"/>
-              <w:jc w:val="left"/>
-            </w:pPr>
-            <w:r>
-              <w:rPr>
-                <w:sz w:val="18"/>
+              <w:spacing w:line="280" w:lineRule="exact"/>
+              <w:ind w:firstLine="0"/>
+              <w:jc w:val="center"/>
+            </w:pPr>
+            <w:r>
+              <w:rPr>
+                <w:rFonts w:ascii="Times New Roman" w:hAnsi="Times New Roman"/>
+                <w:sz w:val="20"/>
               </w:rPr>
               <w:t xml:space="preserve">费用现值变化；ΔC；万元</w:t>
             </w:r>
@@ -5684,13 +6004,14 @@
           <w:p>
             <w:pPr>
               <w:pStyle w:val="Compact"/>
-              <w:spacing w:line="264" w:lineRule="auto"/>
-              <w:ind w:firstLine="0"/>
-              <w:jc w:val="left"/>
-            </w:pPr>
-            <w:r>
-              <w:rPr>
-                <w:sz w:val="18"/>
+              <w:spacing w:line="280" w:lineRule="exact"/>
+              <w:ind w:firstLine="0"/>
+              <w:jc w:val="center"/>
+            </w:pPr>
+            <w:r>
+              <w:rPr>
+                <w:rFonts w:ascii="Times New Roman" w:hAnsi="Times New Roman"/>
+                <w:sz w:val="20"/>
               </w:rPr>
               <w:t xml:space="preserve">同条件参数端点对应费用现值之差。ΔC=C_high−C_low</w:t>
             </w:r>
@@ -5703,13 +6024,14 @@
           <w:p>
             <w:pPr>
               <w:pStyle w:val="Compact"/>
-              <w:spacing w:line="264" w:lineRule="auto"/>
-              <w:ind w:firstLine="0"/>
-              <w:jc w:val="left"/>
-            </w:pPr>
-            <w:r>
-              <w:rPr>
-                <w:sz w:val="18"/>
+              <w:spacing w:line="280" w:lineRule="exact"/>
+              <w:ind w:firstLine="0"/>
+              <w:jc w:val="center"/>
+            </w:pPr>
+            <w:r>
+              <w:rPr>
+                <w:rFonts w:ascii="Times New Roman" w:hAnsi="Times New Roman"/>
+                <w:sz w:val="20"/>
               </w:rPr>
               <w:t xml:space="preserve">研究结果归纳与统计方法。研究指标</w:t>
             </w:r>
@@ -5731,6 +6053,7 @@
       <w:tblPr>
         <w:tblStyle w:val="Table"/>
         <w:tblW w:type="pct" w:w="5000.0"/>
+        <w:jc w:val="center"/>
         <w:tblLayout w:type="fixed"/>
         <w:tblLook w:firstRow="1"/>
       </w:tblPr>
@@ -5755,13 +6078,14 @@
           <w:p>
             <w:pPr>
               <w:pStyle w:val="Compact"/>
-              <w:spacing w:line="264" w:lineRule="auto"/>
-              <w:ind w:firstLine="0"/>
-              <w:jc w:val="left"/>
-            </w:pPr>
-            <w:r>
-              <w:rPr>
-                <w:sz w:val="18"/>
+              <w:spacing w:line="280" w:lineRule="exact"/>
+              <w:ind w:firstLine="0"/>
+              <w:jc w:val="center"/>
+            </w:pPr>
+            <w:r>
+              <w:rPr>
+                <w:rFonts w:ascii="Times New Roman" w:hAnsi="Times New Roman"/>
+                <w:sz w:val="20"/>
               </w:rPr>
               <w:t xml:space="preserve">统一名称、符号及单位</w:t>
             </w:r>
@@ -5777,13 +6101,14 @@
           <w:p>
             <w:pPr>
               <w:pStyle w:val="Compact"/>
-              <w:spacing w:line="264" w:lineRule="auto"/>
-              <w:ind w:firstLine="0"/>
-              <w:jc w:val="left"/>
-            </w:pPr>
-            <w:r>
-              <w:rPr>
-                <w:sz w:val="18"/>
+              <w:spacing w:line="280" w:lineRule="exact"/>
+              <w:ind w:firstLine="0"/>
+              <w:jc w:val="center"/>
+            </w:pPr>
+            <w:r>
+              <w:rPr>
+                <w:rFonts w:ascii="Times New Roman" w:hAnsi="Times New Roman"/>
+                <w:sz w:val="20"/>
               </w:rPr>
               <w:t xml:space="preserve">定义与计算公式</w:t>
             </w:r>
@@ -5799,13 +6124,14 @@
           <w:p>
             <w:pPr>
               <w:pStyle w:val="Compact"/>
-              <w:spacing w:line="264" w:lineRule="auto"/>
-              <w:ind w:firstLine="0"/>
-              <w:jc w:val="left"/>
-            </w:pPr>
-            <w:r>
-              <w:rPr>
-                <w:sz w:val="18"/>
+              <w:spacing w:line="280" w:lineRule="exact"/>
+              <w:ind w:firstLine="0"/>
+              <w:jc w:val="center"/>
+            </w:pPr>
+            <w:r>
+              <w:rPr>
+                <w:rFonts w:ascii="Times New Roman" w:hAnsi="Times New Roman"/>
+                <w:sz w:val="20"/>
               </w:rPr>
               <w:t xml:space="preserve">出处及性质</w:t>
             </w:r>
@@ -5823,13 +6149,14 @@
           <w:p>
             <w:pPr>
               <w:pStyle w:val="Compact"/>
-              <w:spacing w:line="264" w:lineRule="auto"/>
-              <w:ind w:firstLine="0"/>
-              <w:jc w:val="left"/>
-            </w:pPr>
-            <w:r>
-              <w:rPr>
-                <w:sz w:val="18"/>
+              <w:spacing w:line="280" w:lineRule="exact"/>
+              <w:ind w:firstLine="0"/>
+              <w:jc w:val="center"/>
+            </w:pPr>
+            <w:r>
+              <w:rPr>
+                <w:rFonts w:ascii="Times New Roman" w:hAnsi="Times New Roman"/>
+                <w:sz w:val="20"/>
               </w:rPr>
               <w:t xml:space="preserve">混合整数线性规划；MILP；—</w:t>
             </w:r>
@@ -5842,13 +6169,14 @@
           <w:p>
             <w:pPr>
               <w:pStyle w:val="Compact"/>
-              <w:spacing w:line="264" w:lineRule="auto"/>
-              <w:ind w:firstLine="0"/>
-              <w:jc w:val="left"/>
-            </w:pPr>
-            <w:r>
-              <w:rPr>
-                <w:sz w:val="18"/>
+              <w:spacing w:line="280" w:lineRule="exact"/>
+              <w:ind w:firstLine="0"/>
+              <w:jc w:val="center"/>
+            </w:pPr>
+            <w:r>
+              <w:rPr>
+                <w:rFonts w:ascii="Times New Roman" w:hAnsi="Times New Roman"/>
+                <w:sz w:val="20"/>
               </w:rPr>
               <w:t xml:space="preserve">以整数变量选择设备规格、数量和投运年份，连续变量确定站间转接功率。min cᵀx；Ax≤b；部分x为整数</w:t>
             </w:r>
@@ -5861,13 +6189,14 @@
           <w:p>
             <w:pPr>
               <w:pStyle w:val="Compact"/>
-              <w:spacing w:line="264" w:lineRule="auto"/>
-              <w:ind w:firstLine="0"/>
-              <w:jc w:val="left"/>
-            </w:pPr>
-            <w:r>
-              <w:rPr>
-                <w:sz w:val="18"/>
+              <w:spacing w:line="280" w:lineRule="exact"/>
+              <w:ind w:firstLine="0"/>
+              <w:jc w:val="center"/>
+            </w:pPr>
+            <w:r>
+              <w:rPr>
+                <w:rFonts w:ascii="Times New Roman" w:hAnsi="Times New Roman"/>
+                <w:sz w:val="20"/>
               </w:rPr>
               <w:t xml:space="preserve">文献研究及报告5.3。优化方法</w:t>
             </w:r>
@@ -5885,13 +6214,14 @@
           <w:p>
             <w:pPr>
               <w:pStyle w:val="Compact"/>
-              <w:spacing w:line="264" w:lineRule="auto"/>
-              <w:ind w:firstLine="0"/>
-              <w:jc w:val="left"/>
-            </w:pPr>
-            <w:r>
-              <w:rPr>
-                <w:sz w:val="18"/>
+              <w:spacing w:line="280" w:lineRule="exact"/>
+              <w:ind w:firstLine="0"/>
+              <w:jc w:val="center"/>
+            </w:pPr>
+            <w:r>
+              <w:rPr>
+                <w:rFonts w:ascii="Times New Roman" w:hAnsi="Times New Roman"/>
+                <w:sz w:val="20"/>
               </w:rPr>
               <w:t xml:space="preserve">配电网建设改造措施；—；—</w:t>
             </w:r>
@@ -5904,13 +6234,14 @@
           <w:p>
             <w:pPr>
               <w:pStyle w:val="Compact"/>
-              <w:spacing w:line="264" w:lineRule="auto"/>
-              <w:ind w:firstLine="0"/>
-              <w:jc w:val="left"/>
-            </w:pPr>
-            <w:r>
-              <w:rPr>
-                <w:sz w:val="18"/>
+              <w:spacing w:line="280" w:lineRule="exact"/>
+              <w:ind w:firstLine="0"/>
+              <w:jc w:val="center"/>
+            </w:pPr>
+            <w:r>
+              <w:rPr>
+                <w:rFonts w:ascii="Times New Roman" w:hAnsi="Times New Roman"/>
+                <w:sz w:val="20"/>
               </w:rPr>
               <w:t xml:space="preserve">本报告包括主变增容与扩建、储能配置和10 kV联络建设。按工程规模及投运年份计费</w:t>
             </w:r>
@@ -5923,13 +6254,14 @@
           <w:p>
             <w:pPr>
               <w:pStyle w:val="Compact"/>
-              <w:spacing w:line="264" w:lineRule="auto"/>
-              <w:ind w:firstLine="0"/>
-              <w:jc w:val="left"/>
-            </w:pPr>
-            <w:r>
-              <w:rPr>
-                <w:sz w:val="18"/>
+              <w:spacing w:line="280" w:lineRule="exact"/>
+              <w:ind w:firstLine="0"/>
+              <w:jc w:val="center"/>
+            </w:pPr>
+            <w:r>
+              <w:rPr>
+                <w:rFonts w:ascii="Times New Roman" w:hAnsi="Times New Roman"/>
+                <w:sz w:val="20"/>
               </w:rPr>
               <w:t xml:space="preserve">DL/T 5729—2023建设与改造语境；正文第二章规划方法文献。工程分类</w:t>
             </w:r>
@@ -5981,6 +6313,7 @@
       <w:tblPr>
         <w:tblStyle w:val="Table"/>
         <w:tblW w:type="pct" w:w="5000.0"/>
+        <w:jc w:val="center"/>
         <w:tblLayout w:type="fixed"/>
         <w:tblLook w:firstRow="1"/>
       </w:tblPr>
@@ -6005,13 +6338,14 @@
           <w:p>
             <w:pPr>
               <w:pStyle w:val="Compact"/>
-              <w:spacing w:line="264" w:lineRule="auto"/>
-              <w:ind w:firstLine="0"/>
-              <w:jc w:val="left"/>
-            </w:pPr>
-            <w:r>
-              <w:rPr>
-                <w:sz w:val="18"/>
+              <w:spacing w:line="280" w:lineRule="exact"/>
+              <w:ind w:firstLine="0"/>
+              <w:jc w:val="center"/>
+            </w:pPr>
+            <w:r>
+              <w:rPr>
+                <w:rFonts w:ascii="Times New Roman" w:hAnsi="Times New Roman"/>
+                <w:sz w:val="20"/>
               </w:rPr>
               <w:t xml:space="preserve">统一名称与符号</w:t>
             </w:r>
@@ -6027,13 +6361,14 @@
           <w:p>
             <w:pPr>
               <w:pStyle w:val="Compact"/>
-              <w:spacing w:line="264" w:lineRule="auto"/>
-              <w:ind w:firstLine="0"/>
-              <w:jc w:val="left"/>
-            </w:pPr>
-            <w:r>
-              <w:rPr>
-                <w:sz w:val="18"/>
+              <w:spacing w:line="280" w:lineRule="exact"/>
+              <w:ind w:firstLine="0"/>
+              <w:jc w:val="center"/>
+            </w:pPr>
+            <w:r>
+              <w:rPr>
+                <w:rFonts w:ascii="Times New Roman" w:hAnsi="Times New Roman"/>
+                <w:sz w:val="20"/>
               </w:rPr>
               <w:t xml:space="preserve">定义、公式与单位</w:t>
             </w:r>
@@ -6049,13 +6384,14 @@
           <w:p>
             <w:pPr>
               <w:pStyle w:val="Compact"/>
-              <w:spacing w:line="264" w:lineRule="auto"/>
-              <w:ind w:firstLine="0"/>
-              <w:jc w:val="left"/>
-            </w:pPr>
-            <w:r>
-              <w:rPr>
-                <w:sz w:val="18"/>
+              <w:spacing w:line="280" w:lineRule="exact"/>
+              <w:ind w:firstLine="0"/>
+              <w:jc w:val="center"/>
+            </w:pPr>
+            <w:r>
+              <w:rPr>
+                <w:rFonts w:ascii="Times New Roman" w:hAnsi="Times New Roman"/>
+                <w:sz w:val="20"/>
               </w:rPr>
               <w:t xml:space="preserve">依据与性质</w:t>
             </w:r>
@@ -6073,13 +6409,14 @@
           <w:p>
             <w:pPr>
               <w:pStyle w:val="Compact"/>
-              <w:spacing w:line="264" w:lineRule="auto"/>
-              <w:ind w:firstLine="0"/>
-              <w:jc w:val="left"/>
-            </w:pPr>
-            <w:r>
-              <w:rPr>
-                <w:sz w:val="18"/>
+              <w:spacing w:line="280" w:lineRule="exact"/>
+              <w:ind w:firstLine="0"/>
+              <w:jc w:val="center"/>
+            </w:pPr>
+            <w:r>
+              <w:rPr>
+                <w:rFonts w:ascii="Times New Roman" w:hAnsi="Times New Roman"/>
+                <w:sz w:val="20"/>
               </w:rPr>
               <w:t xml:space="preserve">月度光伏发电量、月度用户用电量；E_PV,m、E_user,m</w:t>
             </w:r>
@@ -6092,13 +6429,14 @@
           <w:p>
             <w:pPr>
               <w:pStyle w:val="Compact"/>
-              <w:spacing w:line="264" w:lineRule="auto"/>
-              <w:ind w:firstLine="0"/>
-              <w:jc w:val="left"/>
-            </w:pPr>
-            <w:r>
-              <w:rPr>
-                <w:sz w:val="18"/>
+              <w:spacing w:line="280" w:lineRule="exact"/>
+              <w:ind w:firstLine="0"/>
+              <w:jc w:val="center"/>
+            </w:pPr>
+            <w:r>
+              <w:rPr>
+                <w:rFonts w:ascii="Times New Roman" w:hAnsi="Times New Roman"/>
+                <w:sz w:val="20"/>
               </w:rPr>
               <w:t xml:space="preserve">分别对同一个月的光伏出力、用户负荷积分；年度量为12个月之和。E_m=Σ_(t∈m)P(t)Δt；MWh</w:t>
             </w:r>
@@ -6111,13 +6449,14 @@
           <w:p>
             <w:pPr>
               <w:pStyle w:val="Compact"/>
-              <w:spacing w:line="264" w:lineRule="auto"/>
-              <w:ind w:firstLine="0"/>
-              <w:jc w:val="left"/>
-            </w:pPr>
-            <w:r>
-              <w:rPr>
-                <w:sz w:val="18"/>
+              <w:spacing w:line="280" w:lineRule="exact"/>
+              <w:ind w:firstLine="0"/>
+              <w:jc w:val="center"/>
+            </w:pPr>
+            <w:r>
+              <w:rPr>
+                <w:rFonts w:ascii="Times New Roman" w:hAnsi="Times New Roman"/>
+                <w:sz w:val="20"/>
               </w:rPr>
               <w:t xml:space="preserve">电量积分</w:t>
             </w:r>
@@ -6135,13 +6474,14 @@
           <w:p>
             <w:pPr>
               <w:pStyle w:val="Compact"/>
-              <w:spacing w:line="264" w:lineRule="auto"/>
-              <w:ind w:firstLine="0"/>
-              <w:jc w:val="left"/>
-            </w:pPr>
-            <w:r>
-              <w:rPr>
-                <w:sz w:val="18"/>
+              <w:spacing w:line="280" w:lineRule="exact"/>
+              <w:ind w:firstLine="0"/>
+              <w:jc w:val="center"/>
+            </w:pPr>
+            <w:r>
+              <w:rPr>
+                <w:rFonts w:ascii="Times New Roman" w:hAnsi="Times New Roman"/>
+                <w:sz w:val="20"/>
               </w:rPr>
               <w:t xml:space="preserve">月最大正向净负荷；P_m⁺</w:t>
             </w:r>
@@ -6154,13 +6494,14 @@
           <w:p>
             <w:pPr>
               <w:pStyle w:val="Compact"/>
-              <w:spacing w:line="264" w:lineRule="auto"/>
-              <w:ind w:firstLine="0"/>
-              <w:jc w:val="left"/>
-            </w:pPr>
-            <w:r>
-              <w:rPr>
-                <w:sz w:val="18"/>
+              <w:spacing w:line="280" w:lineRule="exact"/>
+              <w:ind w:firstLine="0"/>
+              <w:jc w:val="center"/>
+            </w:pPr>
+            <w:r>
+              <w:rPr>
+                <w:rFonts w:ascii="Times New Roman" w:hAnsi="Times New Roman"/>
+                <w:sz w:val="20"/>
               </w:rPr>
               <w:t xml:space="preserve">该月正向净负荷最大值。P_m⁺=max_(t∈m)max(P_net(t),0)；MW</w:t>
             </w:r>
@@ -6173,13 +6514,14 @@
           <w:p>
             <w:pPr>
               <w:pStyle w:val="Compact"/>
-              <w:spacing w:line="264" w:lineRule="auto"/>
-              <w:ind w:firstLine="0"/>
-              <w:jc w:val="left"/>
-            </w:pPr>
-            <w:r>
-              <w:rPr>
-                <w:sz w:val="18"/>
+              <w:spacing w:line="280" w:lineRule="exact"/>
+              <w:ind w:firstLine="0"/>
+              <w:jc w:val="center"/>
+            </w:pPr>
+            <w:r>
+              <w:rPr>
+                <w:rFonts w:ascii="Times New Roman" w:hAnsi="Times New Roman"/>
+                <w:sz w:val="20"/>
               </w:rPr>
               <w:t xml:space="preserve">研究统计量</w:t>
             </w:r>
@@ -6197,13 +6539,14 @@
           <w:p>
             <w:pPr>
               <w:pStyle w:val="Compact"/>
-              <w:spacing w:line="264" w:lineRule="auto"/>
-              <w:ind w:firstLine="0"/>
-              <w:jc w:val="left"/>
-            </w:pPr>
-            <w:r>
-              <w:rPr>
-                <w:sz w:val="18"/>
+              <w:spacing w:line="280" w:lineRule="exact"/>
+              <w:ind w:firstLine="0"/>
+              <w:jc w:val="center"/>
+            </w:pPr>
+            <w:r>
+              <w:rPr>
+                <w:rFonts w:ascii="Times New Roman" w:hAnsi="Times New Roman"/>
+                <w:sz w:val="20"/>
               </w:rPr>
               <w:t xml:space="preserve">主变N-1后剩余容量；S_N−1</w:t>
             </w:r>
@@ -6216,13 +6559,14 @@
           <w:p>
             <w:pPr>
               <w:pStyle w:val="Compact"/>
-              <w:spacing w:line="264" w:lineRule="auto"/>
-              <w:ind w:firstLine="0"/>
-              <w:jc w:val="left"/>
-            </w:pPr>
-            <w:r>
-              <w:rPr>
-                <w:sz w:val="18"/>
+              <w:spacing w:line="280" w:lineRule="exact"/>
+              <w:ind w:firstLine="0"/>
+              <w:jc w:val="center"/>
+            </w:pPr>
+            <w:r>
+              <w:rPr>
+                <w:rFonts w:ascii="Times New Roman" w:hAnsi="Times New Roman"/>
+                <w:sz w:val="20"/>
               </w:rPr>
               <w:t xml:space="preserve">退出最大一台在役主变后的剩余额定容量。S_N−1=ΣS_i−max_i S_i；MVA</w:t>
             </w:r>
@@ -6235,13 +6579,14 @@
           <w:p>
             <w:pPr>
               <w:pStyle w:val="Compact"/>
-              <w:spacing w:line="264" w:lineRule="auto"/>
-              <w:ind w:firstLine="0"/>
-              <w:jc w:val="left"/>
-            </w:pPr>
-            <w:r>
-              <w:rPr>
-                <w:sz w:val="18"/>
+              <w:spacing w:line="280" w:lineRule="exact"/>
+              <w:ind w:firstLine="0"/>
+              <w:jc w:val="center"/>
+            </w:pPr>
+            <w:r>
+              <w:rPr>
+                <w:rFonts w:ascii="Times New Roman" w:hAnsi="Times New Roman"/>
+                <w:sz w:val="20"/>
               </w:rPr>
               <w:t xml:space="preserve">DL/T 5729—2023，N-1定义；研究计算</w:t>
             </w:r>
@@ -6259,13 +6604,14 @@
           <w:p>
             <w:pPr>
               <w:pStyle w:val="Compact"/>
-              <w:spacing w:line="264" w:lineRule="auto"/>
-              <w:ind w:firstLine="0"/>
-              <w:jc w:val="left"/>
-            </w:pPr>
-            <w:r>
-              <w:rPr>
-                <w:sz w:val="18"/>
+              <w:spacing w:line="280" w:lineRule="exact"/>
+              <w:ind w:firstLine="0"/>
+              <w:jc w:val="center"/>
+            </w:pPr>
+            <w:r>
+              <w:rPr>
+                <w:rFonts w:ascii="Times New Roman" w:hAnsi="Times New Roman"/>
+                <w:sz w:val="20"/>
               </w:rPr>
               <w:t xml:space="preserve">正向容量余量；M⁺</w:t>
             </w:r>
@@ -6278,13 +6624,14 @@
           <w:p>
             <w:pPr>
               <w:pStyle w:val="Compact"/>
-              <w:spacing w:line="264" w:lineRule="auto"/>
-              <w:ind w:firstLine="0"/>
-              <w:jc w:val="left"/>
-            </w:pPr>
-            <w:r>
-              <w:rPr>
-                <w:sz w:val="18"/>
+              <w:spacing w:line="280" w:lineRule="exact"/>
+              <w:ind w:firstLine="0"/>
+              <w:jc w:val="center"/>
+            </w:pPr>
+            <w:r>
+              <w:rPr>
+                <w:rFonts w:ascii="Times New Roman" w:hAnsi="Times New Roman"/>
+                <w:sz w:val="20"/>
               </w:rPr>
               <w:t xml:space="preserve">按相应工况可承担的正向功率减去转接后正向负荷。M⁺=S_N−1 cosφ+B(n,d⁺)−L′⁺；MW</w:t>
             </w:r>
@@ -6297,13 +6644,14 @@
           <w:p>
             <w:pPr>
               <w:pStyle w:val="Compact"/>
-              <w:spacing w:line="264" w:lineRule="auto"/>
-              <w:ind w:firstLine="0"/>
-              <w:jc w:val="left"/>
-            </w:pPr>
-            <w:r>
-              <w:rPr>
-                <w:sz w:val="18"/>
+              <w:spacing w:line="280" w:lineRule="exact"/>
+              <w:ind w:firstLine="0"/>
+              <w:jc w:val="center"/>
+            </w:pPr>
+            <w:r>
+              <w:rPr>
+                <w:rFonts w:ascii="Times New Roman" w:hAnsi="Times New Roman"/>
+                <w:sz w:val="20"/>
               </w:rPr>
               <w:t xml:space="preserve">研究容量校核量</w:t>
             </w:r>
@@ -6321,13 +6669,14 @@
           <w:p>
             <w:pPr>
               <w:pStyle w:val="Compact"/>
-              <w:spacing w:line="264" w:lineRule="auto"/>
-              <w:ind w:firstLine="0"/>
-              <w:jc w:val="left"/>
-            </w:pPr>
-            <w:r>
-              <w:rPr>
-                <w:sz w:val="18"/>
+              <w:spacing w:line="280" w:lineRule="exact"/>
+              <w:ind w:firstLine="0"/>
+              <w:jc w:val="center"/>
+            </w:pPr>
+            <w:r>
+              <w:rPr>
+                <w:rFonts w:ascii="Times New Roman" w:hAnsi="Times New Roman"/>
+                <w:sz w:val="20"/>
               </w:rPr>
               <w:t xml:space="preserve">主变退出容量；S_old</w:t>
             </w:r>
@@ -6340,13 +6689,14 @@
           <w:p>
             <w:pPr>
               <w:pStyle w:val="Compact"/>
-              <w:spacing w:line="264" w:lineRule="auto"/>
-              <w:ind w:firstLine="0"/>
-              <w:jc w:val="left"/>
-            </w:pPr>
-            <w:r>
-              <w:rPr>
-                <w:sz w:val="18"/>
+              <w:spacing w:line="280" w:lineRule="exact"/>
+              <w:ind w:firstLine="0"/>
+              <w:jc w:val="center"/>
+            </w:pPr>
+            <w:r>
+              <w:rPr>
+                <w:rFonts w:ascii="Times New Roman" w:hAnsi="Times New Roman"/>
+                <w:sz w:val="20"/>
               </w:rPr>
               <w:t xml:space="preserve">更换工程退役设备额定容量。ΔS=S_new−S_old；MVA</w:t>
             </w:r>
@@ -6359,13 +6709,14 @@
           <w:p>
             <w:pPr>
               <w:pStyle w:val="Compact"/>
-              <w:spacing w:line="264" w:lineRule="auto"/>
-              <w:ind w:firstLine="0"/>
-              <w:jc w:val="left"/>
-            </w:pPr>
-            <w:r>
-              <w:rPr>
-                <w:sz w:val="18"/>
+              <w:spacing w:line="280" w:lineRule="exact"/>
+              <w:ind w:firstLine="0"/>
+              <w:jc w:val="center"/>
+            </w:pPr>
+            <w:r>
+              <w:rPr>
+                <w:rFonts w:ascii="Times New Roman" w:hAnsi="Times New Roman"/>
+                <w:sz w:val="20"/>
               </w:rPr>
               <w:t xml:space="preserve">工程规模统计</w:t>
             </w:r>
@@ -6383,13 +6734,14 @@
           <w:p>
             <w:pPr>
               <w:pStyle w:val="Compact"/>
-              <w:spacing w:line="264" w:lineRule="auto"/>
-              <w:ind w:firstLine="0"/>
-              <w:jc w:val="left"/>
-            </w:pPr>
-            <w:r>
-              <w:rPr>
-                <w:sz w:val="18"/>
+              <w:spacing w:line="280" w:lineRule="exact"/>
+              <w:ind w:firstLine="0"/>
+              <w:jc w:val="center"/>
+            </w:pPr>
+            <w:r>
+              <w:rPr>
+                <w:rFonts w:ascii="Times New Roman" w:hAnsi="Times New Roman"/>
+                <w:sz w:val="20"/>
               </w:rPr>
               <w:t xml:space="preserve">线路长度、开关数量及单价；l、n_sw、c_sw</w:t>
             </w:r>
@@ -6402,13 +6754,14 @@
           <w:p>
             <w:pPr>
               <w:pStyle w:val="Compact"/>
-              <w:spacing w:line="264" w:lineRule="auto"/>
-              <w:ind w:firstLine="0"/>
-              <w:jc w:val="left"/>
-            </w:pPr>
-            <w:r>
-              <w:rPr>
-                <w:sz w:val="18"/>
+              <w:spacing w:line="280" w:lineRule="exact"/>
+              <w:ind w:firstLine="0"/>
+              <w:jc w:val="center"/>
+            </w:pPr>
+            <w:r>
+              <w:rPr>
+                <w:rFonts w:ascii="Times New Roman" w:hAnsi="Times New Roman"/>
+                <w:sz w:val="20"/>
               </w:rPr>
               <w:t xml:space="preserve">联络工程对应的线路长度、开关设备数量及单台价格。I_sw=n_sw c_sw；km、台、万元/台</w:t>
             </w:r>
@@ -6421,13 +6774,14 @@
           <w:p>
             <w:pPr>
               <w:pStyle w:val="Compact"/>
-              <w:spacing w:line="264" w:lineRule="auto"/>
-              <w:ind w:firstLine="0"/>
-              <w:jc w:val="left"/>
-            </w:pPr>
-            <w:r>
-              <w:rPr>
-                <w:sz w:val="18"/>
+              <w:spacing w:line="280" w:lineRule="exact"/>
+              <w:ind w:firstLine="0"/>
+              <w:jc w:val="center"/>
+            </w:pPr>
+            <w:r>
+              <w:rPr>
+                <w:rFonts w:ascii="Times New Roman" w:hAnsi="Times New Roman"/>
+                <w:sz w:val="20"/>
               </w:rPr>
               <w:t xml:space="preserve">工程规模与造价</w:t>
             </w:r>
@@ -6445,13 +6799,14 @@
           <w:p>
             <w:pPr>
               <w:pStyle w:val="Compact"/>
-              <w:spacing w:line="264" w:lineRule="auto"/>
-              <w:ind w:firstLine="0"/>
-              <w:jc w:val="left"/>
-            </w:pPr>
-            <w:r>
-              <w:rPr>
-                <w:sz w:val="18"/>
+              <w:spacing w:line="280" w:lineRule="exact"/>
+              <w:ind w:firstLine="0"/>
+              <w:jc w:val="center"/>
+            </w:pPr>
+            <w:r>
+              <w:rPr>
+                <w:rFonts w:ascii="Times New Roman" w:hAnsi="Times New Roman"/>
+                <w:sz w:val="20"/>
               </w:rPr>
               <w:t xml:space="preserve">线路允许电流、受端有功余量；I_allow、H_f</w:t>
             </w:r>
@@ -6464,13 +6819,14 @@
           <w:p>
             <w:pPr>
               <w:pStyle w:val="Compact"/>
-              <w:spacing w:line="264" w:lineRule="auto"/>
-              <w:ind w:firstLine="0"/>
-              <w:jc w:val="left"/>
-            </w:pPr>
-            <w:r>
-              <w:rPr>
-                <w:sz w:val="18"/>
+              <w:spacing w:line="280" w:lineRule="exact"/>
+              <w:ind w:firstLine="0"/>
+              <w:jc w:val="center"/>
+            </w:pPr>
+            <w:r>
+              <w:rPr>
+                <w:rFonts w:ascii="Times New Roman" w:hAnsi="Times New Roman"/>
+                <w:sz w:val="20"/>
               </w:rPr>
               <w:t xml:space="preserve">允许电流为载流约束，受端有功余量由允许电流与运行电流差折算。H_f=√3U max(I_allow−I_f,0)cosφ/1000（U用kV）；A、MW</w:t>
             </w:r>
@@ -6483,13 +6839,14 @@
           <w:p>
             <w:pPr>
               <w:pStyle w:val="Compact"/>
-              <w:spacing w:line="264" w:lineRule="auto"/>
-              <w:ind w:firstLine="0"/>
-              <w:jc w:val="left"/>
-            </w:pPr>
-            <w:r>
-              <w:rPr>
-                <w:sz w:val="18"/>
+              <w:spacing w:line="280" w:lineRule="exact"/>
+              <w:ind w:firstLine="0"/>
+              <w:jc w:val="center"/>
+            </w:pPr>
+            <w:r>
+              <w:rPr>
+                <w:rFonts w:ascii="Times New Roman" w:hAnsi="Times New Roman"/>
+                <w:sz w:val="20"/>
               </w:rPr>
               <w:t xml:space="preserve">报告5.2.2计算，配套公式完整登记</w:t>
             </w:r>
@@ -6507,13 +6864,14 @@
           <w:p>
             <w:pPr>
               <w:pStyle w:val="Compact"/>
-              <w:spacing w:line="264" w:lineRule="auto"/>
-              <w:ind w:firstLine="0"/>
-              <w:jc w:val="left"/>
-            </w:pPr>
-            <w:r>
-              <w:rPr>
-                <w:sz w:val="18"/>
+              <w:spacing w:line="280" w:lineRule="exact"/>
+              <w:ind w:firstLine="0"/>
+              <w:jc w:val="center"/>
+            </w:pPr>
+            <w:r>
+              <w:rPr>
+                <w:rFonts w:ascii="Times New Roman" w:hAnsi="Times New Roman"/>
+                <w:sz w:val="20"/>
               </w:rPr>
               <w:t xml:space="preserve">基准年、投运年、评价截止年；y_0、y、T</w:t>
             </w:r>
@@ -6526,13 +6884,14 @@
           <w:p>
             <w:pPr>
               <w:pStyle w:val="Compact"/>
-              <w:spacing w:line="264" w:lineRule="auto"/>
-              <w:ind w:firstLine="0"/>
-              <w:jc w:val="left"/>
-            </w:pPr>
-            <w:r>
-              <w:rPr>
-                <w:sz w:val="18"/>
+              <w:spacing w:line="280" w:lineRule="exact"/>
+              <w:ind w:firstLine="0"/>
+              <w:jc w:val="center"/>
+            </w:pPr>
+            <w:r>
+              <w:rPr>
+                <w:rFonts w:ascii="Times New Roman" w:hAnsi="Times New Roman"/>
+                <w:sz w:val="20"/>
               </w:rPr>
               <w:t xml:space="preserve">分别对应折现基准时点、工程投运时点和评价终点。折现指数y−y_0；年</w:t>
             </w:r>
@@ -6545,13 +6904,14 @@
           <w:p>
             <w:pPr>
               <w:pStyle w:val="Compact"/>
-              <w:spacing w:line="264" w:lineRule="auto"/>
-              <w:ind w:firstLine="0"/>
-              <w:jc w:val="left"/>
-            </w:pPr>
-            <w:r>
-              <w:rPr>
-                <w:sz w:val="18"/>
+              <w:spacing w:line="280" w:lineRule="exact"/>
+              <w:ind w:firstLine="0"/>
+              <w:jc w:val="center"/>
+            </w:pPr>
+            <w:r>
+              <w:rPr>
+                <w:rFonts w:ascii="Times New Roman" w:hAnsi="Times New Roman"/>
+                <w:sz w:val="20"/>
               </w:rPr>
               <w:t xml:space="preserve">经济计算时点</w:t>
             </w:r>
@@ -6569,13 +6929,14 @@
           <w:p>
             <w:pPr>
               <w:pStyle w:val="Compact"/>
-              <w:spacing w:line="264" w:lineRule="auto"/>
-              <w:ind w:firstLine="0"/>
-              <w:jc w:val="left"/>
-            </w:pPr>
-            <w:r>
-              <w:rPr>
-                <w:sz w:val="18"/>
+              <w:spacing w:line="280" w:lineRule="exact"/>
+              <w:ind w:firstLine="0"/>
+              <w:jc w:val="center"/>
+            </w:pPr>
+            <w:r>
+              <w:rPr>
+                <w:rFonts w:ascii="Times New Roman" w:hAnsi="Times New Roman"/>
+                <w:sz w:val="20"/>
               </w:rPr>
               <w:t xml:space="preserve">容载比变化的容量贡献、负荷贡献；ΔR_S、ΔR_P</w:t>
             </w:r>
@@ -6588,13 +6949,14 @@
           <w:p>
             <w:pPr>
               <w:pStyle w:val="Compact"/>
-              <w:spacing w:line="264" w:lineRule="auto"/>
-              <w:ind w:firstLine="0"/>
-              <w:jc w:val="left"/>
-            </w:pPr>
-            <w:r>
-              <w:rPr>
-                <w:sz w:val="18"/>
+              <w:spacing w:line="280" w:lineRule="exact"/>
+              <w:ind w:firstLine="0"/>
+              <w:jc w:val="center"/>
+            </w:pPr>
+            <w:r>
+              <w:rPr>
+                <w:rFonts w:ascii="Times New Roman" w:hAnsi="Times New Roman"/>
+                <w:sz w:val="20"/>
               </w:rPr>
               <w:t xml:space="preserve">相邻年度容量与负荷变化对比值变化的代数分解。ΔR_S=(S_y−S_(y−1))/P_y；ΔR_P=S_(y−1)(1/P_y−1/P_(y−1))；MVA/MW</w:t>
             </w:r>
@@ -6607,13 +6969,14 @@
           <w:p>
             <w:pPr>
               <w:pStyle w:val="Compact"/>
-              <w:spacing w:line="264" w:lineRule="auto"/>
-              <w:ind w:firstLine="0"/>
-              <w:jc w:val="left"/>
-            </w:pPr>
-            <w:r>
-              <w:rPr>
-                <w:sz w:val="18"/>
+              <w:spacing w:line="280" w:lineRule="exact"/>
+              <w:ind w:firstLine="0"/>
+              <w:jc w:val="center"/>
+            </w:pPr>
+            <w:r>
+              <w:rPr>
+                <w:rFonts w:ascii="Times New Roman" w:hAnsi="Times New Roman"/>
+                <w:sz w:val="20"/>
               </w:rPr>
               <w:t xml:space="preserve">研究恒等式</w:t>
             </w:r>
@@ -6631,13 +6994,14 @@
           <w:p>
             <w:pPr>
               <w:pStyle w:val="Compact"/>
-              <w:spacing w:line="264" w:lineRule="auto"/>
-              <w:ind w:firstLine="0"/>
-              <w:jc w:val="left"/>
-            </w:pPr>
-            <w:r>
-              <w:rPr>
-                <w:sz w:val="18"/>
+              <w:spacing w:line="280" w:lineRule="exact"/>
+              <w:ind w:firstLine="0"/>
+              <w:jc w:val="center"/>
+            </w:pPr>
+            <w:r>
+              <w:rPr>
+                <w:rFonts w:ascii="Times New Roman" w:hAnsi="Times New Roman"/>
+                <w:sz w:val="20"/>
               </w:rPr>
               <w:t xml:space="preserve">负荷增长估计权重；w_y</w:t>
             </w:r>
@@ -6650,13 +7014,14 @@
           <w:p>
             <w:pPr>
               <w:pStyle w:val="Compact"/>
-              <w:spacing w:line="264" w:lineRule="auto"/>
-              <w:ind w:firstLine="0"/>
-              <w:jc w:val="left"/>
-            </w:pPr>
-            <w:r>
-              <w:rPr>
-                <w:sz w:val="18"/>
+              <w:spacing w:line="280" w:lineRule="exact"/>
+              <w:ind w:firstLine="0"/>
+              <w:jc w:val="center"/>
+            </w:pPr>
+            <w:r>
+              <w:rPr>
+                <w:rFonts w:ascii="Times New Roman" w:hAnsi="Times New Roman"/>
+                <w:sz w:val="20"/>
               </w:rPr>
               <w:t xml:space="preserve">各年同比增长率在平均值中的权重。Σw_y=10，近四年为1、2、3、4；1</w:t>
             </w:r>
@@ -6669,13 +7034,14 @@
           <w:p>
             <w:pPr>
               <w:pStyle w:val="Compact"/>
-              <w:spacing w:line="264" w:lineRule="auto"/>
-              <w:ind w:firstLine="0"/>
-              <w:jc w:val="left"/>
-            </w:pPr>
-            <w:r>
-              <w:rPr>
-                <w:sz w:val="18"/>
+              <w:spacing w:line="280" w:lineRule="exact"/>
+              <w:ind w:firstLine="0"/>
+              <w:jc w:val="center"/>
+            </w:pPr>
+            <w:r>
+              <w:rPr>
+                <w:rFonts w:ascii="Times New Roman" w:hAnsi="Times New Roman"/>
+                <w:sz w:val="20"/>
               </w:rPr>
               <w:t xml:space="preserve">研究统计参数</w:t>
             </w:r>
@@ -6693,13 +7059,14 @@
           <w:p>
             <w:pPr>
               <w:pStyle w:val="Compact"/>
-              <w:spacing w:line="264" w:lineRule="auto"/>
-              <w:ind w:firstLine="0"/>
-              <w:jc w:val="left"/>
-            </w:pPr>
-            <w:r>
-              <w:rPr>
-                <w:sz w:val="18"/>
+              <w:spacing w:line="280" w:lineRule="exact"/>
+              <w:ind w:firstLine="0"/>
+              <w:jc w:val="center"/>
+            </w:pPr>
+            <w:r>
+              <w:rPr>
+                <w:rFonts w:ascii="Times New Roman" w:hAnsi="Times New Roman"/>
+                <w:sz w:val="20"/>
               </w:rPr>
               <w:t xml:space="preserve">主变规格选择、扩建及投运状态；x、u、z</w:t>
             </w:r>
@@ -6712,13 +7079,14 @@
           <w:p>
             <w:pPr>
               <w:pStyle w:val="Compact"/>
-              <w:spacing w:line="264" w:lineRule="auto"/>
-              <w:ind w:firstLine="0"/>
-              <w:jc w:val="left"/>
-            </w:pPr>
-            <w:r>
-              <w:rPr>
-                <w:sz w:val="18"/>
+              <w:spacing w:line="280" w:lineRule="exact"/>
+              <w:ind w:firstLine="0"/>
+              <w:jc w:val="center"/>
+            </w:pPr>
+            <w:r>
+              <w:rPr>
+                <w:rFonts w:ascii="Times New Roman" w:hAnsi="Times New Roman"/>
+                <w:sz w:val="20"/>
               </w:rPr>
               <w:t xml:space="preserve">分别表示选用设备规格、扩建在役和当年更换等状态。设备状态与投运年度约束见第五章；0或1</w:t>
             </w:r>
@@ -6731,13 +7099,14 @@
           <w:p>
             <w:pPr>
               <w:pStyle w:val="Compact"/>
-              <w:spacing w:line="264" w:lineRule="auto"/>
-              <w:ind w:firstLine="0"/>
-              <w:jc w:val="left"/>
-            </w:pPr>
-            <w:r>
-              <w:rPr>
-                <w:sz w:val="18"/>
+              <w:spacing w:line="280" w:lineRule="exact"/>
+              <w:ind w:firstLine="0"/>
+              <w:jc w:val="center"/>
+            </w:pPr>
+            <w:r>
+              <w:rPr>
+                <w:rFonts w:ascii="Times New Roman" w:hAnsi="Times New Roman"/>
+                <w:sz w:val="20"/>
               </w:rPr>
               <w:t xml:space="preserve">规划决策变量</w:t>
             </w:r>
@@ -6755,13 +7124,14 @@
           <w:p>
             <w:pPr>
               <w:pStyle w:val="Compact"/>
-              <w:spacing w:line="264" w:lineRule="auto"/>
-              <w:ind w:firstLine="0"/>
-              <w:jc w:val="left"/>
-            </w:pPr>
-            <w:r>
-              <w:rPr>
-                <w:sz w:val="18"/>
+              <w:spacing w:line="280" w:lineRule="exact"/>
+              <w:ind w:firstLine="0"/>
+              <w:jc w:val="center"/>
+            </w:pPr>
+            <w:r>
+              <w:rPr>
+                <w:rFonts w:ascii="Times New Roman" w:hAnsi="Times New Roman"/>
+                <w:sz w:val="20"/>
               </w:rPr>
               <w:t xml:space="preserve">新建联络双端关联、能力增量；m_i、ΔQ</w:t>
             </w:r>
@@ -6774,13 +7144,14 @@
           <w:p>
             <w:pPr>
               <w:pStyle w:val="Compact"/>
-              <w:spacing w:line="264" w:lineRule="auto"/>
-              <w:ind w:firstLine="0"/>
-              <w:jc w:val="left"/>
-            </w:pPr>
-            <w:r>
-              <w:rPr>
-                <w:sz w:val="18"/>
+              <w:spacing w:line="280" w:lineRule="exact"/>
+              <w:ind w:firstLine="0"/>
+              <w:jc w:val="center"/>
+            </w:pPr>
+            <w:r>
+              <w:rPr>
+                <w:rFonts w:ascii="Times New Roman" w:hAnsi="Times New Roman"/>
+                <w:sz w:val="20"/>
               </w:rPr>
               <w:t xml:space="preserve">每项联络连接两个不同站，共享一份可转负荷预算。Σm_i=2M；Σe_i≤MΔQ；项、MW/项</w:t>
             </w:r>
@@ -6793,13 +7164,14 @@
           <w:p>
             <w:pPr>
               <w:pStyle w:val="Compact"/>
-              <w:spacing w:line="264" w:lineRule="auto"/>
-              <w:ind w:firstLine="0"/>
-              <w:jc w:val="left"/>
-            </w:pPr>
-            <w:r>
-              <w:rPr>
-                <w:sz w:val="18"/>
+              <w:spacing w:line="280" w:lineRule="exact"/>
+              <w:ind w:firstLine="0"/>
+              <w:jc w:val="center"/>
+            </w:pPr>
+            <w:r>
+              <w:rPr>
+                <w:rFonts w:ascii="Times New Roman" w:hAnsi="Times New Roman"/>
+                <w:sz w:val="20"/>
               </w:rPr>
               <w:t xml:space="preserve">报告5.2.2</w:t>
             </w:r>
@@ -6817,13 +7189,14 @@
           <w:p>
             <w:pPr>
               <w:pStyle w:val="Compact"/>
-              <w:spacing w:line="264" w:lineRule="auto"/>
-              <w:ind w:firstLine="0"/>
-              <w:jc w:val="left"/>
-            </w:pPr>
-            <w:r>
-              <w:rPr>
-                <w:sz w:val="18"/>
+              <w:spacing w:line="280" w:lineRule="exact"/>
+              <w:ind w:firstLine="0"/>
+              <w:jc w:val="center"/>
+            </w:pPr>
+            <w:r>
+              <w:rPr>
+                <w:rFonts w:ascii="Times New Roman" w:hAnsi="Times New Roman"/>
+                <w:sz w:val="20"/>
               </w:rPr>
               <w:t xml:space="preserve">转接后反向净负荷校核值；L_check⁻</w:t>
             </w:r>
@@ -6836,13 +7209,14 @@
           <w:p>
             <w:pPr>
               <w:pStyle w:val="Compact"/>
-              <w:spacing w:line="264" w:lineRule="auto"/>
-              <w:ind w:firstLine="0"/>
-              <w:jc w:val="left"/>
-            </w:pPr>
-            <w:r>
-              <w:rPr>
-                <w:sz w:val="18"/>
+              <w:spacing w:line="280" w:lineRule="exact"/>
+              <w:ind w:firstLine="0"/>
+              <w:jc w:val="center"/>
+            </w:pPr>
+            <w:r>
+              <w:rPr>
+                <w:rFonts w:ascii="Times New Roman" w:hAnsi="Times New Roman"/>
+                <w:sz w:val="20"/>
               </w:rPr>
               <w:t xml:space="preserve">电源保持本站归属时，按转出负荷形成的反向校核上界。L_check⁻=L⁻+Q_out；MW</w:t>
             </w:r>
@@ -6855,13 +7229,14 @@
           <w:p>
             <w:pPr>
               <w:pStyle w:val="Compact"/>
-              <w:spacing w:line="264" w:lineRule="auto"/>
-              <w:ind w:firstLine="0"/>
-              <w:jc w:val="left"/>
-            </w:pPr>
-            <w:r>
-              <w:rPr>
-                <w:sz w:val="18"/>
+              <w:spacing w:line="280" w:lineRule="exact"/>
+              <w:ind w:firstLine="0"/>
+              <w:jc w:val="center"/>
+            </w:pPr>
+            <w:r>
+              <w:rPr>
+                <w:rFonts w:ascii="Times New Roman" w:hAnsi="Times New Roman"/>
+                <w:sz w:val="20"/>
               </w:rPr>
               <w:t xml:space="preserve">研究保守校核量</w:t>
             </w:r>
@@ -6879,13 +7254,14 @@
           <w:p>
             <w:pPr>
               <w:pStyle w:val="Compact"/>
-              <w:spacing w:line="264" w:lineRule="auto"/>
-              <w:ind w:firstLine="0"/>
-              <w:jc w:val="left"/>
-            </w:pPr>
-            <w:r>
-              <w:rPr>
-                <w:sz w:val="18"/>
+              <w:spacing w:line="280" w:lineRule="exact"/>
+              <w:ind w:firstLine="0"/>
+              <w:jc w:val="center"/>
+            </w:pPr>
+            <w:r>
+              <w:rPr>
+                <w:rFonts w:ascii="Times New Roman" w:hAnsi="Times New Roman"/>
+                <w:sz w:val="20"/>
               </w:rPr>
               <w:t xml:space="preserve">统计样本量、配对数、计算点数；N、N_pair</w:t>
             </w:r>
@@ -6898,13 +7274,14 @@
           <w:p>
             <w:pPr>
               <w:pStyle w:val="Compact"/>
-              <w:spacing w:line="264" w:lineRule="auto"/>
-              <w:ind w:firstLine="0"/>
-              <w:jc w:val="left"/>
-            </w:pPr>
-            <w:r>
-              <w:rPr>
-                <w:sz w:val="18"/>
+              <w:spacing w:line="280" w:lineRule="exact"/>
+              <w:ind w:firstLine="0"/>
+              <w:jc w:val="center"/>
+            </w:pPr>
+            <w:r>
+              <w:rPr>
+                <w:rFonts w:ascii="Times New Roman" w:hAnsi="Times New Roman"/>
+                <w:sz w:val="20"/>
               </w:rPr>
               <w:t xml:space="preserve">分别为相关分析样本、端点比较配对及分类内计算记录数。分类共享边界时计数可重复；独立计算组合为25200；个</w:t>
             </w:r>
@@ -6917,13 +7294,14 @@
           <w:p>
             <w:pPr>
               <w:pStyle w:val="Compact"/>
-              <w:spacing w:line="264" w:lineRule="auto"/>
-              <w:ind w:firstLine="0"/>
-              <w:jc w:val="left"/>
-            </w:pPr>
-            <w:r>
-              <w:rPr>
-                <w:sz w:val="18"/>
+              <w:spacing w:line="280" w:lineRule="exact"/>
+              <w:ind w:firstLine="0"/>
+              <w:jc w:val="center"/>
+            </w:pPr>
+            <w:r>
+              <w:rPr>
+                <w:rFonts w:ascii="Times New Roman" w:hAnsi="Times New Roman"/>
+                <w:sz w:val="20"/>
               </w:rPr>
               <w:t xml:space="preserve">统计计数</w:t>
             </w:r>
@@ -6941,13 +7319,14 @@
           <w:p>
             <w:pPr>
               <w:pStyle w:val="Compact"/>
-              <w:spacing w:line="264" w:lineRule="auto"/>
-              <w:ind w:firstLine="0"/>
-              <w:jc w:val="left"/>
-            </w:pPr>
-            <w:r>
-              <w:rPr>
-                <w:sz w:val="18"/>
+              <w:spacing w:line="280" w:lineRule="exact"/>
+              <w:ind w:firstLine="0"/>
+              <w:jc w:val="center"/>
+            </w:pPr>
+            <w:r>
+              <w:rPr>
+                <w:rFonts w:ascii="Times New Roman" w:hAnsi="Times New Roman"/>
+                <w:sz w:val="20"/>
               </w:rPr>
               <w:t xml:space="preserve">使用年限、储能效率及荷电状态；L、η、SOC</w:t>
             </w:r>
@@ -6960,13 +7339,14 @@
           <w:p>
             <w:pPr>
               <w:pStyle w:val="Compact"/>
-              <w:spacing w:line="264" w:lineRule="auto"/>
-              <w:ind w:firstLine="0"/>
-              <w:jc w:val="left"/>
-            </w:pPr>
-            <w:r>
-              <w:rPr>
-                <w:sz w:val="18"/>
+              <w:spacing w:line="280" w:lineRule="exact"/>
+              <w:ind w:firstLine="0"/>
+              <w:jc w:val="center"/>
+            </w:pPr>
+            <w:r>
+              <w:rPr>
+                <w:rFonts w:ascii="Times New Roman" w:hAnsi="Times New Roman"/>
+                <w:sz w:val="20"/>
               </w:rPr>
               <w:t xml:space="preserve">使用年限用于更新间隔；效率表示输入输出能量关系；SOC表示当前储存电量状态。本报告使用年限进入现金流，效率和SOC未进入现有静态约束；年、1、%</w:t>
             </w:r>
@@ -6979,13 +7359,14 @@
           <w:p>
             <w:pPr>
               <w:pStyle w:val="Compact"/>
-              <w:spacing w:line="264" w:lineRule="auto"/>
-              <w:ind w:firstLine="0"/>
-              <w:jc w:val="left"/>
-            </w:pPr>
-            <w:r>
-              <w:rPr>
-                <w:sz w:val="18"/>
+              <w:spacing w:line="280" w:lineRule="exact"/>
+              <w:ind w:firstLine="0"/>
+              <w:jc w:val="center"/>
+            </w:pPr>
+            <w:r>
+              <w:rPr>
+                <w:rFonts w:ascii="Times New Roman" w:hAnsi="Times New Roman"/>
+                <w:sz w:val="20"/>
               </w:rPr>
               <w:t xml:space="preserve">研究范围登记；不伪称已完成时序优化</w:t>
             </w:r>
@@ -7007,6 +7388,7 @@
       <w:tblPr>
         <w:tblStyle w:val="Table"/>
         <w:tblW w:type="pct" w:w="5000.0"/>
+        <w:jc w:val="center"/>
         <w:tblLayout w:type="fixed"/>
         <w:tblLook w:firstRow="1"/>
       </w:tblPr>
@@ -7031,13 +7413,14 @@
           <w:p>
             <w:pPr>
               <w:pStyle w:val="Compact"/>
-              <w:spacing w:line="264" w:lineRule="auto"/>
-              <w:ind w:firstLine="0"/>
-              <w:jc w:val="left"/>
-            </w:pPr>
-            <w:r>
-              <w:rPr>
-                <w:sz w:val="18"/>
+              <w:spacing w:line="280" w:lineRule="exact"/>
+              <w:ind w:firstLine="0"/>
+              <w:jc w:val="center"/>
+            </w:pPr>
+            <w:r>
+              <w:rPr>
+                <w:rFonts w:ascii="Times New Roman" w:hAnsi="Times New Roman"/>
+                <w:sz w:val="20"/>
               </w:rPr>
               <w:t xml:space="preserve">统一名称与符号</w:t>
             </w:r>
@@ -7053,13 +7436,14 @@
           <w:p>
             <w:pPr>
               <w:pStyle w:val="Compact"/>
-              <w:spacing w:line="264" w:lineRule="auto"/>
-              <w:ind w:firstLine="0"/>
-              <w:jc w:val="left"/>
-            </w:pPr>
-            <w:r>
-              <w:rPr>
-                <w:sz w:val="18"/>
+              <w:spacing w:line="280" w:lineRule="exact"/>
+              <w:ind w:firstLine="0"/>
+              <w:jc w:val="center"/>
+            </w:pPr>
+            <w:r>
+              <w:rPr>
+                <w:rFonts w:ascii="Times New Roman" w:hAnsi="Times New Roman"/>
+                <w:sz w:val="20"/>
               </w:rPr>
               <w:t xml:space="preserve">定义、公式与单位</w:t>
             </w:r>
@@ -7075,13 +7459,14 @@
           <w:p>
             <w:pPr>
               <w:pStyle w:val="Compact"/>
-              <w:spacing w:line="264" w:lineRule="auto"/>
-              <w:ind w:firstLine="0"/>
-              <w:jc w:val="left"/>
-            </w:pPr>
-            <w:r>
-              <w:rPr>
-                <w:sz w:val="18"/>
+              <w:spacing w:line="280" w:lineRule="exact"/>
+              <w:ind w:firstLine="0"/>
+              <w:jc w:val="center"/>
+            </w:pPr>
+            <w:r>
+              <w:rPr>
+                <w:rFonts w:ascii="Times New Roman" w:hAnsi="Times New Roman"/>
+                <w:sz w:val="20"/>
               </w:rPr>
               <w:t xml:space="preserve">依据与性质</w:t>
             </w:r>
@@ -7099,13 +7484,14 @@
           <w:p>
             <w:pPr>
               <w:pStyle w:val="Compact"/>
-              <w:spacing w:line="264" w:lineRule="auto"/>
-              <w:ind w:firstLine="0"/>
-              <w:jc w:val="left"/>
-            </w:pPr>
-            <w:r>
-              <w:rPr>
-                <w:sz w:val="18"/>
+              <w:spacing w:line="280" w:lineRule="exact"/>
+              <w:ind w:firstLine="0"/>
+              <w:jc w:val="center"/>
+            </w:pPr>
+            <w:r>
+              <w:rPr>
+                <w:rFonts w:ascii="Times New Roman" w:hAnsi="Times New Roman"/>
+                <w:sz w:val="20"/>
               </w:rPr>
               <w:t xml:space="preserve">主变配置站数、配储站数；N_2、N_3、N_B</w:t>
             </w:r>
@@ -7118,13 +7504,14 @@
           <w:p>
             <w:pPr>
               <w:pStyle w:val="Compact"/>
-              <w:spacing w:line="264" w:lineRule="auto"/>
-              <w:ind w:firstLine="0"/>
-              <w:jc w:val="left"/>
-            </w:pPr>
-            <w:r>
-              <w:rPr>
-                <w:sz w:val="18"/>
+              <w:spacing w:line="280" w:lineRule="exact"/>
+              <w:ind w:firstLine="0"/>
+              <w:jc w:val="center"/>
+            </w:pPr>
+            <w:r>
+              <w:rPr>
+                <w:rFonts w:ascii="Times New Roman" w:hAnsi="Times New Roman"/>
+                <w:sz w:val="20"/>
               </w:rPr>
               <w:t xml:space="preserve">同一区域和年度，分别统计在役两台主变、三台主变及储能额定功率大于零的站点。N_2=Σ1(n_T=2)；N_3=Σ1(n_T=3)；N_B=Σ1(P_B,N&gt;0)；座</w:t>
             </w:r>
@@ -7137,13 +7524,14 @@
           <w:p>
             <w:pPr>
               <w:pStyle w:val="Compact"/>
-              <w:spacing w:line="264" w:lineRule="auto"/>
-              <w:ind w:firstLine="0"/>
-              <w:jc w:val="left"/>
-            </w:pPr>
-            <w:r>
-              <w:rPr>
-                <w:sz w:val="18"/>
+              <w:spacing w:line="280" w:lineRule="exact"/>
+              <w:ind w:firstLine="0"/>
+              <w:jc w:val="center"/>
+            </w:pPr>
+            <w:r>
+              <w:rPr>
+                <w:rFonts w:ascii="Times New Roman" w:hAnsi="Times New Roman"/>
+                <w:sz w:val="20"/>
               </w:rPr>
               <w:t xml:space="preserve">一般统计量，计算范围按相应表格说明</w:t>
             </w:r>
@@ -7161,13 +7549,14 @@
           <w:p>
             <w:pPr>
               <w:pStyle w:val="Compact"/>
-              <w:spacing w:line="264" w:lineRule="auto"/>
-              <w:ind w:firstLine="0"/>
-              <w:jc w:val="left"/>
-            </w:pPr>
-            <w:r>
-              <w:rPr>
-                <w:sz w:val="18"/>
+              <w:spacing w:line="280" w:lineRule="exact"/>
+              <w:ind w:firstLine="0"/>
+              <w:jc w:val="center"/>
+            </w:pPr>
+            <w:r>
+              <w:rPr>
+                <w:rFonts w:ascii="Times New Roman" w:hAnsi="Times New Roman"/>
+                <w:sz w:val="20"/>
               </w:rPr>
               <w:t xml:space="preserve">转出站数、承接站数及单站最大转接负荷；N_out、N_in、Q_out,max、Q_in,max</w:t>
             </w:r>
@@ -7180,13 +7569,14 @@
           <w:p>
             <w:pPr>
               <w:pStyle w:val="Compact"/>
-              <w:spacing w:line="264" w:lineRule="auto"/>
-              <w:ind w:firstLine="0"/>
-              <w:jc w:val="left"/>
-            </w:pPr>
-            <w:r>
-              <w:rPr>
-                <w:sz w:val="18"/>
+              <w:spacing w:line="280" w:lineRule="exact"/>
+              <w:ind w:firstLine="0"/>
+              <w:jc w:val="center"/>
+            </w:pPr>
+            <w:r>
+              <w:rPr>
+                <w:rFonts w:ascii="Times New Roman" w:hAnsi="Times New Roman"/>
+                <w:sz w:val="20"/>
               </w:rPr>
               <w:t xml:space="preserve">分别按正的转出或承接负荷统计站数，并对各站相应负荷取最大值。N_out=Σ1(Q_out&gt;0)；Q_out,max=max_i Q_out,i；承接侧同理；座、MW</w:t>
             </w:r>
@@ -7199,13 +7589,14 @@
           <w:p>
             <w:pPr>
               <w:pStyle w:val="Compact"/>
-              <w:spacing w:line="264" w:lineRule="auto"/>
-              <w:ind w:firstLine="0"/>
-              <w:jc w:val="left"/>
-            </w:pPr>
-            <w:r>
-              <w:rPr>
-                <w:sz w:val="18"/>
+              <w:spacing w:line="280" w:lineRule="exact"/>
+              <w:ind w:firstLine="0"/>
+              <w:jc w:val="center"/>
+            </w:pPr>
+            <w:r>
+              <w:rPr>
+                <w:rFonts w:ascii="Times New Roman" w:hAnsi="Times New Roman"/>
+                <w:sz w:val="20"/>
               </w:rPr>
               <w:t xml:space="preserve">一般统计量，计算范围按相应表格说明</w:t>
             </w:r>
@@ -7223,13 +7614,14 @@
           <w:p>
             <w:pPr>
               <w:pStyle w:val="Compact"/>
-              <w:spacing w:line="264" w:lineRule="auto"/>
-              <w:ind w:firstLine="0"/>
-              <w:jc w:val="left"/>
-            </w:pPr>
-            <w:r>
-              <w:rPr>
-                <w:sz w:val="18"/>
+              <w:spacing w:line="280" w:lineRule="exact"/>
+              <w:ind w:firstLine="0"/>
+              <w:jc w:val="center"/>
+            </w:pPr>
+            <w:r>
+              <w:rPr>
+                <w:rFonts w:ascii="Times New Roman" w:hAnsi="Times New Roman"/>
+                <w:sz w:val="20"/>
               </w:rPr>
               <w:t xml:space="preserve">算术平均值、中位数、最小值与最大值；mean、median、min、max</w:t>
             </w:r>
@@ -7242,13 +7634,14 @@
           <w:p>
             <w:pPr>
               <w:pStyle w:val="Compact"/>
-              <w:spacing w:line="264" w:lineRule="auto"/>
-              <w:ind w:firstLine="0"/>
-              <w:jc w:val="left"/>
-            </w:pPr>
-            <w:r>
-              <w:rPr>
-                <w:sz w:val="18"/>
+              <w:spacing w:line="280" w:lineRule="exact"/>
+              <w:ind w:firstLine="0"/>
+              <w:jc w:val="center"/>
+            </w:pPr>
+            <w:r>
+              <w:rPr>
+                <w:rFonts w:ascii="Times New Roman" w:hAnsi="Times New Roman"/>
+                <w:sz w:val="20"/>
               </w:rPr>
               <w:t xml:space="preserve">平均值为样本之和除以数量；中位数由排序后的中间位置确定；极值取样本两端。mean=Σx_i/N；偶数样本median=(x_(N/2)+x_(N/2+1))/2；与原量相同</w:t>
             </w:r>
@@ -7261,13 +7654,14 @@
           <w:p>
             <w:pPr>
               <w:pStyle w:val="Compact"/>
-              <w:spacing w:line="264" w:lineRule="auto"/>
-              <w:ind w:firstLine="0"/>
-              <w:jc w:val="left"/>
-            </w:pPr>
-            <w:r>
-              <w:rPr>
-                <w:sz w:val="18"/>
+              <w:spacing w:line="280" w:lineRule="exact"/>
+              <w:ind w:firstLine="0"/>
+              <w:jc w:val="center"/>
+            </w:pPr>
+            <w:r>
+              <w:rPr>
+                <w:rFonts w:ascii="Times New Roman" w:hAnsi="Times New Roman"/>
+                <w:sz w:val="20"/>
               </w:rPr>
               <w:t xml:space="preserve">一般统计量，计算范围按相应表格说明</w:t>
             </w:r>
@@ -7285,13 +7679,14 @@
           <w:p>
             <w:pPr>
               <w:pStyle w:val="Compact"/>
-              <w:spacing w:line="264" w:lineRule="auto"/>
-              <w:ind w:firstLine="0"/>
-              <w:jc w:val="left"/>
-            </w:pPr>
-            <w:r>
-              <w:rPr>
-                <w:sz w:val="18"/>
+              <w:spacing w:line="280" w:lineRule="exact"/>
+              <w:ind w:firstLine="0"/>
+              <w:jc w:val="center"/>
+            </w:pPr>
+            <w:r>
+              <w:rPr>
+                <w:rFonts w:ascii="Times New Roman" w:hAnsi="Times New Roman"/>
+                <w:sz w:val="20"/>
               </w:rPr>
               <w:t xml:space="preserve">分组数量占比；p_group</w:t>
             </w:r>
@@ -7304,13 +7699,14 @@
           <w:p>
             <w:pPr>
               <w:pStyle w:val="Compact"/>
-              <w:spacing w:line="264" w:lineRule="auto"/>
-              <w:ind w:firstLine="0"/>
-              <w:jc w:val="left"/>
-            </w:pPr>
-            <w:r>
-              <w:rPr>
-                <w:sz w:val="18"/>
+              <w:spacing w:line="280" w:lineRule="exact"/>
+              <w:ind w:firstLine="0"/>
+              <w:jc w:val="center"/>
+            </w:pPr>
+            <w:r>
+              <w:rPr>
+                <w:rFonts w:ascii="Times New Roman" w:hAnsi="Times New Roman"/>
+                <w:sz w:val="20"/>
               </w:rPr>
               <w:t xml:space="preserve">满足明确分组条件的样本数占同范围全部样本数的比例。p_group=N_group/N_total；百分数显示乘100；%</w:t>
             </w:r>
@@ -7323,13 +7719,14 @@
           <w:p>
             <w:pPr>
               <w:pStyle w:val="Compact"/>
-              <w:spacing w:line="264" w:lineRule="auto"/>
-              <w:ind w:firstLine="0"/>
-              <w:jc w:val="left"/>
-            </w:pPr>
-            <w:r>
-              <w:rPr>
-                <w:sz w:val="18"/>
+              <w:spacing w:line="280" w:lineRule="exact"/>
+              <w:ind w:firstLine="0"/>
+              <w:jc w:val="center"/>
+            </w:pPr>
+            <w:r>
+              <w:rPr>
+                <w:rFonts w:ascii="Times New Roman" w:hAnsi="Times New Roman"/>
+                <w:sz w:val="20"/>
               </w:rPr>
               <w:t xml:space="preserve">一般统计量，计算范围按相应表格说明</w:t>
             </w:r>
@@ -7341,29 +7738,836 @@
       <w:pPr>
         <w:pStyle w:val="Heading2"/>
       </w:pPr>
-      <w:bookmarkStart w:id="36" w:name="正文公式与符号逐式索引"/>
-      <w:r>
-        <w:t xml:space="preserve">正文公式与符号逐式索引</w:t>
+      <w:bookmarkStart w:id="36" w:name="本次再审补充的参数与分项"/>
+      <w:r>
+        <w:t xml:space="preserve">本次再审补充的参数与分项</w:t>
       </w:r>
       <w:bookmarkEnd w:id="36"/>
     </w:p>
+    <w:tbl>
+      <w:tblPr>
+        <w:tblStyle w:val="Table"/>
+        <w:tblW w:type="pct" w:w="5000.0"/>
+        <w:jc w:val="center"/>
+        <w:tblLayout w:type="fixed"/>
+        <w:tblLook w:firstRow="1"/>
+      </w:tblPr>
+      <w:tblGrid>
+        <w:gridCol w:w="2640"/>
+        <w:gridCol w:w="2640"/>
+        <w:gridCol w:w="2640"/>
+      </w:tblGrid>
+      <w:tr>
+        <w:trPr>
+          <w:cnfStyle w:firstRow="1"/>
+          <w:cantSplit/>
+          <w:tblHeader/>
+        </w:trPr>
+        <w:tc>
+          <w:tcPr>
+            <w:tcBorders>
+              <w:bottom w:val="single"/>
+            </w:tcBorders>
+            <w:vAlign w:val="center"/>
+          </w:tcPr>
+          <w:p>
+            <w:pPr>
+              <w:pStyle w:val="Compact"/>
+              <w:spacing w:line="280" w:lineRule="exact"/>
+              <w:ind w:firstLine="0"/>
+              <w:jc w:val="center"/>
+            </w:pPr>
+            <w:r>
+              <w:rPr>
+                <w:rFonts w:ascii="Times New Roman" w:hAnsi="Times New Roman"/>
+                <w:sz w:val="20"/>
+              </w:rPr>
+              <w:t xml:space="preserve">统一名称、符号及单位</w:t>
+            </w:r>
+          </w:p>
+        </w:tc>
+        <w:tc>
+          <w:tcPr>
+            <w:tcBorders>
+              <w:bottom w:val="single"/>
+            </w:tcBorders>
+            <w:vAlign w:val="center"/>
+          </w:tcPr>
+          <w:p>
+            <w:pPr>
+              <w:pStyle w:val="Compact"/>
+              <w:spacing w:line="280" w:lineRule="exact"/>
+              <w:ind w:firstLine="0"/>
+              <w:jc w:val="center"/>
+            </w:pPr>
+            <w:r>
+              <w:rPr>
+                <w:rFonts w:ascii="Times New Roman" w:hAnsi="Times New Roman"/>
+                <w:sz w:val="20"/>
+              </w:rPr>
+              <w:t xml:space="preserve">定义与计算公式</w:t>
+            </w:r>
+          </w:p>
+        </w:tc>
+        <w:tc>
+          <w:tcPr>
+            <w:tcBorders>
+              <w:bottom w:val="single"/>
+            </w:tcBorders>
+            <w:vAlign w:val="center"/>
+          </w:tcPr>
+          <w:p>
+            <w:pPr>
+              <w:pStyle w:val="Compact"/>
+              <w:spacing w:line="280" w:lineRule="exact"/>
+              <w:ind w:firstLine="0"/>
+              <w:jc w:val="center"/>
+            </w:pPr>
+            <w:r>
+              <w:rPr>
+                <w:rFonts w:ascii="Times New Roman" w:hAnsi="Times New Roman"/>
+                <w:sz w:val="20"/>
+              </w:rPr>
+              <w:t xml:space="preserve">出处及性质</w:t>
+            </w:r>
+          </w:p>
+        </w:tc>
+      </w:tr>
+      <w:tr>
+        <w:trPr>
+          <w:cantSplit/>
+        </w:trPr>
+        <w:tc>
+          <w:tcPr>
+            <w:vAlign w:val="center"/>
+          </w:tcPr>
+          <w:p>
+            <w:pPr>
+              <w:pStyle w:val="Compact"/>
+              <w:spacing w:line="280" w:lineRule="exact"/>
+              <w:ind w:firstLine="0"/>
+              <w:jc w:val="center"/>
+            </w:pPr>
+            <w:r>
+              <w:rPr>
+                <w:rFonts w:ascii="Times New Roman" w:hAnsi="Times New Roman"/>
+                <w:sz w:val="20"/>
+              </w:rPr>
+              <w:t xml:space="preserve">储能单位充放电功率投资；c_B,P；万元/MW</w:t>
+            </w:r>
+          </w:p>
+        </w:tc>
+        <w:tc>
+          <w:tcPr>
+            <w:vAlign w:val="center"/>
+          </w:tcPr>
+          <w:p>
+            <w:pPr>
+              <w:pStyle w:val="Compact"/>
+              <w:spacing w:line="280" w:lineRule="exact"/>
+              <w:ind w:firstLine="0"/>
+              <w:jc w:val="center"/>
+            </w:pPr>
+            <w:r>
+              <w:rPr>
+                <w:rFonts w:ascii="Times New Roman" w:hAnsi="Times New Roman"/>
+                <w:sz w:val="20"/>
+              </w:rPr>
+              <w:t xml:space="preserve">储能初始投资与给定持续时间可承担充放电功率之比。c_B,P(d)=I_B/B(n,d)</w:t>
+            </w:r>
+          </w:p>
+        </w:tc>
+        <w:tc>
+          <w:tcPr>
+            <w:vAlign w:val="center"/>
+          </w:tcPr>
+          <w:p>
+            <w:pPr>
+              <w:pStyle w:val="Compact"/>
+              <w:spacing w:line="280" w:lineRule="exact"/>
+              <w:ind w:firstLine="0"/>
+              <w:jc w:val="center"/>
+            </w:pPr>
+            <w:r>
+              <w:rPr>
+                <w:rFonts w:ascii="Times New Roman" w:hAnsi="Times New Roman"/>
+                <w:sz w:val="20"/>
+              </w:rPr>
+              <w:t xml:space="preserve">第四章4.4、4.5；研究工程经济量</w:t>
+            </w:r>
+          </w:p>
+        </w:tc>
+      </w:tr>
+      <w:tr>
+        <w:trPr>
+          <w:cantSplit/>
+        </w:trPr>
+        <w:tc>
+          <w:tcPr>
+            <w:vAlign w:val="center"/>
+          </w:tcPr>
+          <w:p>
+            <w:pPr>
+              <w:pStyle w:val="Compact"/>
+              <w:spacing w:line="280" w:lineRule="exact"/>
+              <w:ind w:firstLine="0"/>
+              <w:jc w:val="center"/>
+            </w:pPr>
+            <w:r>
+              <w:rPr>
+                <w:rFonts w:ascii="Times New Roman" w:hAnsi="Times New Roman"/>
+                <w:sz w:val="20"/>
+              </w:rPr>
+              <w:t xml:space="preserve">主变单位有功功率投资；c_T,P；万元/MW</w:t>
+            </w:r>
+          </w:p>
+        </w:tc>
+        <w:tc>
+          <w:tcPr>
+            <w:vAlign w:val="center"/>
+          </w:tcPr>
+          <w:p>
+            <w:pPr>
+              <w:pStyle w:val="Compact"/>
+              <w:spacing w:line="280" w:lineRule="exact"/>
+              <w:ind w:firstLine="0"/>
+              <w:jc w:val="center"/>
+            </w:pPr>
+            <w:r>
+              <w:rPr>
+                <w:rFonts w:ascii="Times New Roman" w:hAnsi="Times New Roman"/>
+                <w:sz w:val="20"/>
+              </w:rPr>
+              <w:t xml:space="preserve">主变工程单位容量投资按功率因数折算。c_T,P=c_T/cosφ</w:t>
+            </w:r>
+          </w:p>
+        </w:tc>
+        <w:tc>
+          <w:tcPr>
+            <w:vAlign w:val="center"/>
+          </w:tcPr>
+          <w:p>
+            <w:pPr>
+              <w:pStyle w:val="Compact"/>
+              <w:spacing w:line="280" w:lineRule="exact"/>
+              <w:ind w:firstLine="0"/>
+              <w:jc w:val="center"/>
+            </w:pPr>
+            <w:r>
+              <w:rPr>
+                <w:rFonts w:ascii="Times New Roman" w:hAnsi="Times New Roman"/>
+                <w:sz w:val="20"/>
+              </w:rPr>
+              <w:t xml:space="preserve">第四章4.5；研究工程经济量</w:t>
+            </w:r>
+          </w:p>
+        </w:tc>
+      </w:tr>
+      <w:tr>
+        <w:trPr>
+          <w:cantSplit/>
+        </w:trPr>
+        <w:tc>
+          <w:tcPr>
+            <w:vAlign w:val="center"/>
+          </w:tcPr>
+          <w:p>
+            <w:pPr>
+              <w:pStyle w:val="Compact"/>
+              <w:spacing w:line="280" w:lineRule="exact"/>
+              <w:ind w:firstLine="0"/>
+              <w:jc w:val="center"/>
+            </w:pPr>
+            <w:r>
+              <w:rPr>
+                <w:rFonts w:ascii="Times New Roman" w:hAnsi="Times New Roman"/>
+                <w:sz w:val="20"/>
+              </w:rPr>
+              <w:t xml:space="preserve">线路单位可转负荷投资；c_L,P；万元/MW</w:t>
+            </w:r>
+          </w:p>
+        </w:tc>
+        <w:tc>
+          <w:tcPr>
+            <w:vAlign w:val="center"/>
+          </w:tcPr>
+          <w:p>
+            <w:pPr>
+              <w:pStyle w:val="Compact"/>
+              <w:spacing w:line="280" w:lineRule="exact"/>
+              <w:ind w:firstLine="0"/>
+              <w:jc w:val="center"/>
+            </w:pPr>
+            <w:r>
+              <w:rPr>
+                <w:rFonts w:ascii="Times New Roman" w:hAnsi="Times New Roman"/>
+                <w:sz w:val="20"/>
+              </w:rPr>
+              <w:t xml:space="preserve">单项联络工程投资除以可转负荷。c_L,P=I_L/F_L</w:t>
+            </w:r>
+          </w:p>
+        </w:tc>
+        <w:tc>
+          <w:tcPr>
+            <w:vAlign w:val="center"/>
+          </w:tcPr>
+          <w:p>
+            <w:pPr>
+              <w:pStyle w:val="Compact"/>
+              <w:spacing w:line="280" w:lineRule="exact"/>
+              <w:ind w:firstLine="0"/>
+              <w:jc w:val="center"/>
+            </w:pPr>
+            <w:r>
+              <w:rPr>
+                <w:rFonts w:ascii="Times New Roman" w:hAnsi="Times New Roman"/>
+                <w:sz w:val="20"/>
+              </w:rPr>
+              <w:t xml:space="preserve">第四章4.3、4.5；研究工程经济量</w:t>
+            </w:r>
+          </w:p>
+        </w:tc>
+      </w:tr>
+      <w:tr>
+        <w:trPr>
+          <w:cantSplit/>
+        </w:trPr>
+        <w:tc>
+          <w:tcPr>
+            <w:vAlign w:val="center"/>
+          </w:tcPr>
+          <w:p>
+            <w:pPr>
+              <w:pStyle w:val="Compact"/>
+              <w:spacing w:line="280" w:lineRule="exact"/>
+              <w:ind w:firstLine="0"/>
+              <w:jc w:val="center"/>
+            </w:pPr>
+            <w:r>
+              <w:rPr>
+                <w:rFonts w:ascii="Times New Roman" w:hAnsi="Times New Roman"/>
+                <w:sz w:val="20"/>
+              </w:rPr>
+              <w:t xml:space="preserve">转接后正向净负荷；L_check⁺；MW</w:t>
+            </w:r>
+          </w:p>
+        </w:tc>
+        <w:tc>
+          <w:tcPr>
+            <w:vAlign w:val="center"/>
+          </w:tcPr>
+          <w:p>
+            <w:pPr>
+              <w:pStyle w:val="Compact"/>
+              <w:spacing w:line="280" w:lineRule="exact"/>
+              <w:ind w:firstLine="0"/>
+              <w:jc w:val="center"/>
+            </w:pPr>
+            <w:r>
+              <w:rPr>
+                <w:rFonts w:ascii="Times New Roman" w:hAnsi="Times New Roman"/>
+                <w:sz w:val="20"/>
+              </w:rPr>
+              <w:t xml:space="preserve">本站正向净负荷减去转出负荷并加上承接负荷。L_check⁺=L⁺−Q_out+Q_in</w:t>
+            </w:r>
+          </w:p>
+        </w:tc>
+        <w:tc>
+          <w:tcPr>
+            <w:vAlign w:val="center"/>
+          </w:tcPr>
+          <w:p>
+            <w:pPr>
+              <w:pStyle w:val="Compact"/>
+              <w:spacing w:line="280" w:lineRule="exact"/>
+              <w:ind w:firstLine="0"/>
+              <w:jc w:val="center"/>
+            </w:pPr>
+            <w:r>
+              <w:rPr>
+                <w:rFonts w:ascii="Times New Roman" w:hAnsi="Times New Roman"/>
+                <w:sz w:val="20"/>
+              </w:rPr>
+              <w:t xml:space="preserve">第五章负荷守恒关系；研究校核量</w:t>
+            </w:r>
+          </w:p>
+        </w:tc>
+      </w:tr>
+      <w:tr>
+        <w:trPr>
+          <w:cantSplit/>
+        </w:trPr>
+        <w:tc>
+          <w:tcPr>
+            <w:vAlign w:val="center"/>
+          </w:tcPr>
+          <w:p>
+            <w:pPr>
+              <w:pStyle w:val="Compact"/>
+              <w:spacing w:line="280" w:lineRule="exact"/>
+              <w:ind w:firstLine="0"/>
+              <w:jc w:val="center"/>
+            </w:pPr>
+            <w:r>
+              <w:rPr>
+                <w:rFonts w:ascii="Times New Roman" w:hAnsi="Times New Roman"/>
+                <w:sz w:val="20"/>
+              </w:rPr>
+              <w:t xml:space="preserve">主变措施费用现值；C_T；万元</w:t>
+            </w:r>
+          </w:p>
+        </w:tc>
+        <w:tc>
+          <w:tcPr>
+            <w:vAlign w:val="center"/>
+          </w:tcPr>
+          <w:p>
+            <w:pPr>
+              <w:pStyle w:val="Compact"/>
+              <w:spacing w:line="280" w:lineRule="exact"/>
+              <w:ind w:firstLine="0"/>
+              <w:jc w:val="center"/>
+            </w:pPr>
+            <w:r>
+              <w:rPr>
+                <w:rFonts w:ascii="Times New Roman" w:hAnsi="Times New Roman"/>
+                <w:sz w:val="20"/>
+              </w:rPr>
+              <w:t xml:space="preserve">共同评价期内主变新增措施的建设、运维和更新支出折现合计。C_T=Σ_(e∈主变)C_e</w:t>
+            </w:r>
+          </w:p>
+        </w:tc>
+        <w:tc>
+          <w:tcPr>
+            <w:vAlign w:val="center"/>
+          </w:tcPr>
+          <w:p>
+            <w:pPr>
+              <w:pStyle w:val="Compact"/>
+              <w:spacing w:line="280" w:lineRule="exact"/>
+              <w:ind w:firstLine="0"/>
+              <w:jc w:val="center"/>
+            </w:pPr>
+            <w:r>
+              <w:rPr>
+                <w:rFonts w:ascii="Times New Roman" w:hAnsi="Times New Roman"/>
+                <w:sz w:val="20"/>
+              </w:rPr>
+              <w:t xml:space="preserve">第四章评价期费用方法；费用分项</w:t>
+            </w:r>
+          </w:p>
+        </w:tc>
+      </w:tr>
+      <w:tr>
+        <w:trPr>
+          <w:cantSplit/>
+        </w:trPr>
+        <w:tc>
+          <w:tcPr>
+            <w:vAlign w:val="center"/>
+          </w:tcPr>
+          <w:p>
+            <w:pPr>
+              <w:pStyle w:val="Compact"/>
+              <w:spacing w:line="280" w:lineRule="exact"/>
+              <w:ind w:firstLine="0"/>
+              <w:jc w:val="center"/>
+            </w:pPr>
+            <w:r>
+              <w:rPr>
+                <w:rFonts w:ascii="Times New Roman" w:hAnsi="Times New Roman"/>
+                <w:sz w:val="20"/>
+              </w:rPr>
+              <w:t xml:space="preserve">储能措施费用现值；C_B；万元</w:t>
+            </w:r>
+          </w:p>
+        </w:tc>
+        <w:tc>
+          <w:tcPr>
+            <w:vAlign w:val="center"/>
+          </w:tcPr>
+          <w:p>
+            <w:pPr>
+              <w:pStyle w:val="Compact"/>
+              <w:spacing w:line="280" w:lineRule="exact"/>
+              <w:ind w:firstLine="0"/>
+              <w:jc w:val="center"/>
+            </w:pPr>
+            <w:r>
+              <w:rPr>
+                <w:rFonts w:ascii="Times New Roman" w:hAnsi="Times New Roman"/>
+                <w:sz w:val="20"/>
+              </w:rPr>
+              <w:t xml:space="preserve">共同评价期内储能新增措施的建设、运维和更新支出折现合计。C_B=Σ_(e∈储能)C_e</w:t>
+            </w:r>
+          </w:p>
+        </w:tc>
+        <w:tc>
+          <w:tcPr>
+            <w:vAlign w:val="center"/>
+          </w:tcPr>
+          <w:p>
+            <w:pPr>
+              <w:pStyle w:val="Compact"/>
+              <w:spacing w:line="280" w:lineRule="exact"/>
+              <w:ind w:firstLine="0"/>
+              <w:jc w:val="center"/>
+            </w:pPr>
+            <w:r>
+              <w:rPr>
+                <w:rFonts w:ascii="Times New Roman" w:hAnsi="Times New Roman"/>
+                <w:sz w:val="20"/>
+              </w:rPr>
+              <w:t xml:space="preserve">第四章评价期费用方法；费用分项</w:t>
+            </w:r>
+          </w:p>
+        </w:tc>
+      </w:tr>
+      <w:tr>
+        <w:trPr>
+          <w:cantSplit/>
+        </w:trPr>
+        <w:tc>
+          <w:tcPr>
+            <w:vAlign w:val="center"/>
+          </w:tcPr>
+          <w:p>
+            <w:pPr>
+              <w:pStyle w:val="Compact"/>
+              <w:spacing w:line="280" w:lineRule="exact"/>
+              <w:ind w:firstLine="0"/>
+              <w:jc w:val="center"/>
+            </w:pPr>
+            <w:r>
+              <w:rPr>
+                <w:rFonts w:ascii="Times New Roman" w:hAnsi="Times New Roman"/>
+                <w:sz w:val="20"/>
+              </w:rPr>
+              <w:t xml:space="preserve">线路措施费用现值；C_L；万元</w:t>
+            </w:r>
+          </w:p>
+        </w:tc>
+        <w:tc>
+          <w:tcPr>
+            <w:vAlign w:val="center"/>
+          </w:tcPr>
+          <w:p>
+            <w:pPr>
+              <w:pStyle w:val="Compact"/>
+              <w:spacing w:line="280" w:lineRule="exact"/>
+              <w:ind w:firstLine="0"/>
+              <w:jc w:val="center"/>
+            </w:pPr>
+            <w:r>
+              <w:rPr>
+                <w:rFonts w:ascii="Times New Roman" w:hAnsi="Times New Roman"/>
+                <w:sz w:val="20"/>
+              </w:rPr>
+              <w:t xml:space="preserve">共同评价期内联络线路新增措施的建设、运维和更新支出折现合计。C_L=Σ_(e∈线路)C_e</w:t>
+            </w:r>
+          </w:p>
+        </w:tc>
+        <w:tc>
+          <w:tcPr>
+            <w:vAlign w:val="center"/>
+          </w:tcPr>
+          <w:p>
+            <w:pPr>
+              <w:pStyle w:val="Compact"/>
+              <w:spacing w:line="280" w:lineRule="exact"/>
+              <w:ind w:firstLine="0"/>
+              <w:jc w:val="center"/>
+            </w:pPr>
+            <w:r>
+              <w:rPr>
+                <w:rFonts w:ascii="Times New Roman" w:hAnsi="Times New Roman"/>
+                <w:sz w:val="20"/>
+              </w:rPr>
+              <w:t xml:space="preserve">第四章评价期费用方法；费用分项</w:t>
+            </w:r>
+          </w:p>
+        </w:tc>
+      </w:tr>
+      <w:tr>
+        <w:trPr>
+          <w:cantSplit/>
+        </w:trPr>
+        <w:tc>
+          <w:tcPr>
+            <w:vAlign w:val="center"/>
+          </w:tcPr>
+          <w:p>
+            <w:pPr>
+              <w:pStyle w:val="Compact"/>
+              <w:spacing w:line="280" w:lineRule="exact"/>
+              <w:ind w:firstLine="0"/>
+              <w:jc w:val="center"/>
+            </w:pPr>
+            <w:r>
+              <w:rPr>
+                <w:rFonts w:ascii="Times New Roman" w:hAnsi="Times New Roman"/>
+                <w:sz w:val="20"/>
+              </w:rPr>
+              <w:t xml:space="preserve">刚性方案费用现值、弹性方案费用现值；C_rigid、C_elastic；万元</w:t>
+            </w:r>
+          </w:p>
+        </w:tc>
+        <w:tc>
+          <w:tcPr>
+            <w:vAlign w:val="center"/>
+          </w:tcPr>
+          <w:p>
+            <w:pPr>
+              <w:pStyle w:val="Compact"/>
+              <w:spacing w:line="280" w:lineRule="exact"/>
+              <w:ind w:firstLine="0"/>
+              <w:jc w:val="center"/>
+            </w:pPr>
+            <w:r>
+              <w:rPr>
+                <w:rFonts w:ascii="Times New Roman" w:hAnsi="Times New Roman"/>
+                <w:sz w:val="20"/>
+              </w:rPr>
+              <w:t xml:space="preserve">两方案均按共同评价期计算新增措施费用现值。C=C_T+C_B+C_L</w:t>
+            </w:r>
+          </w:p>
+        </w:tc>
+        <w:tc>
+          <w:tcPr>
+            <w:vAlign w:val="center"/>
+          </w:tcPr>
+          <w:p>
+            <w:pPr>
+              <w:pStyle w:val="Compact"/>
+              <w:spacing w:line="280" w:lineRule="exact"/>
+              <w:ind w:firstLine="0"/>
+              <w:jc w:val="center"/>
+            </w:pPr>
+            <w:r>
+              <w:rPr>
+                <w:rFonts w:ascii="Times New Roman" w:hAnsi="Times New Roman"/>
+                <w:sz w:val="20"/>
+              </w:rPr>
+              <w:t xml:space="preserve">第四章评价期费用方法；方案统计量</w:t>
+            </w:r>
+          </w:p>
+        </w:tc>
+      </w:tr>
+      <w:tr>
+        <w:trPr>
+          <w:cantSplit/>
+        </w:trPr>
+        <w:tc>
+          <w:tcPr>
+            <w:vAlign w:val="center"/>
+          </w:tcPr>
+          <w:p>
+            <w:pPr>
+              <w:pStyle w:val="Compact"/>
+              <w:spacing w:line="280" w:lineRule="exact"/>
+              <w:ind w:firstLine="0"/>
+              <w:jc w:val="center"/>
+            </w:pPr>
+            <w:r>
+              <w:rPr>
+                <w:rFonts w:ascii="Times New Roman" w:hAnsi="Times New Roman"/>
+                <w:sz w:val="20"/>
+              </w:rPr>
+              <w:t xml:space="preserve">各站最大正向净负荷合计、各站最大反向净负荷合计；ΣP_i⁺、ΣP_i⁻；MW</w:t>
+            </w:r>
+          </w:p>
+        </w:tc>
+        <w:tc>
+          <w:tcPr>
+            <w:vAlign w:val="center"/>
+          </w:tcPr>
+          <w:p>
+            <w:pPr>
+              <w:pStyle w:val="Compact"/>
+              <w:spacing w:line="280" w:lineRule="exact"/>
+              <w:ind w:firstLine="0"/>
+              <w:jc w:val="center"/>
+            </w:pPr>
+            <w:r>
+              <w:rPr>
+                <w:rFonts w:ascii="Times New Roman" w:hAnsi="Times New Roman"/>
+                <w:sz w:val="20"/>
+              </w:rPr>
+              <w:t xml:space="preserve">分别对各站独立正向或反向最大值求和，不等于区域同时峰值。Σ_i max_t max(±P_i(t),0)</w:t>
+            </w:r>
+          </w:p>
+        </w:tc>
+        <w:tc>
+          <w:tcPr>
+            <w:vAlign w:val="center"/>
+          </w:tcPr>
+          <w:p>
+            <w:pPr>
+              <w:pStyle w:val="Compact"/>
+              <w:spacing w:line="280" w:lineRule="exact"/>
+              <w:ind w:firstLine="0"/>
+              <w:jc w:val="center"/>
+            </w:pPr>
+            <w:r>
+              <w:rPr>
+                <w:rFonts w:ascii="Times New Roman" w:hAnsi="Times New Roman"/>
+                <w:sz w:val="20"/>
+              </w:rPr>
+              <w:t xml:space="preserve">第三章站级时序统计；研究统计量</w:t>
+            </w:r>
+          </w:p>
+        </w:tc>
+      </w:tr>
+      <w:tr>
+        <w:trPr>
+          <w:cantSplit/>
+        </w:trPr>
+        <w:tc>
+          <w:tcPr>
+            <w:vAlign w:val="center"/>
+          </w:tcPr>
+          <w:p>
+            <w:pPr>
+              <w:pStyle w:val="Compact"/>
+              <w:spacing w:line="280" w:lineRule="exact"/>
+              <w:ind w:firstLine="0"/>
+              <w:jc w:val="center"/>
+            </w:pPr>
+            <w:r>
+              <w:rPr>
+                <w:rFonts w:ascii="Times New Roman" w:hAnsi="Times New Roman"/>
+                <w:sz w:val="20"/>
+              </w:rPr>
+              <w:t xml:space="preserve">既有转供能力使用量、新增转供能力使用量；Q_existing、Q_new；MW</w:t>
+            </w:r>
+          </w:p>
+        </w:tc>
+        <w:tc>
+          <w:tcPr>
+            <w:vAlign w:val="center"/>
+          </w:tcPr>
+          <w:p>
+            <w:pPr>
+              <w:pStyle w:val="Compact"/>
+              <w:spacing w:line="280" w:lineRule="exact"/>
+              <w:ind w:firstLine="0"/>
+              <w:jc w:val="center"/>
+            </w:pPr>
+            <w:r>
+              <w:rPr>
+                <w:rFonts w:ascii="Times New Roman" w:hAnsi="Times New Roman"/>
+                <w:sz w:val="20"/>
+              </w:rPr>
+              <w:t xml:space="preserve">所选方案占用的既有或新增可转负荷能力。Q_used=Q_existing+Q_new</w:t>
+            </w:r>
+          </w:p>
+        </w:tc>
+        <w:tc>
+          <w:tcPr>
+            <w:vAlign w:val="center"/>
+          </w:tcPr>
+          <w:p>
+            <w:pPr>
+              <w:pStyle w:val="Compact"/>
+              <w:spacing w:line="280" w:lineRule="exact"/>
+              <w:ind w:firstLine="0"/>
+              <w:jc w:val="center"/>
+            </w:pPr>
+            <w:r>
+              <w:rPr>
+                <w:rFonts w:ascii="Times New Roman" w:hAnsi="Times New Roman"/>
+                <w:sz w:val="20"/>
+              </w:rPr>
+              <w:t xml:space="preserve">第五章站间能力预算；研究结果量</w:t>
+            </w:r>
+          </w:p>
+        </w:tc>
+      </w:tr>
+      <w:tr>
+        <w:trPr>
+          <w:cantSplit/>
+        </w:trPr>
+        <w:tc>
+          <w:tcPr>
+            <w:vAlign w:val="center"/>
+          </w:tcPr>
+          <w:p>
+            <w:pPr>
+              <w:pStyle w:val="Compact"/>
+              <w:spacing w:line="280" w:lineRule="exact"/>
+              <w:ind w:firstLine="0"/>
+              <w:jc w:val="center"/>
+            </w:pPr>
+            <w:r>
+              <w:rPr>
+                <w:rFonts w:ascii="Times New Roman" w:hAnsi="Times New Roman"/>
+                <w:sz w:val="20"/>
+              </w:rPr>
+              <w:t xml:space="preserve">分布式电源两类渗透率换算；η_E、η_C；1</w:t>
+            </w:r>
+          </w:p>
+        </w:tc>
+        <w:tc>
+          <w:tcPr>
+            <w:vAlign w:val="center"/>
+          </w:tcPr>
+          <w:p>
+            <w:pPr>
+              <w:pStyle w:val="Compact"/>
+              <w:spacing w:line="280" w:lineRule="exact"/>
+              <w:ind w:firstLine="0"/>
+              <w:jc w:val="center"/>
+            </w:pPr>
+            <w:r>
+              <w:rPr>
+                <w:rFonts w:ascii="Times New Roman" w:hAnsi="Times New Roman"/>
+                <w:sz w:val="20"/>
+              </w:rPr>
+              <w:t xml:space="preserve">同一年度和供电范围下，以年利用小时和用户年负荷率联系装机与电量。η_E=η_C T_G/(8760 f_user)</w:t>
+            </w:r>
+          </w:p>
+        </w:tc>
+        <w:tc>
+          <w:tcPr>
+            <w:vAlign w:val="center"/>
+          </w:tcPr>
+          <w:p>
+            <w:pPr>
+              <w:pStyle w:val="Compact"/>
+              <w:spacing w:line="280" w:lineRule="exact"/>
+              <w:ind w:firstLine="0"/>
+              <w:jc w:val="center"/>
+            </w:pPr>
+            <w:r>
+              <w:rPr>
+                <w:rFonts w:ascii="Times New Roman" w:hAnsi="Times New Roman"/>
+                <w:sz w:val="20"/>
+              </w:rPr>
+              <w:t xml:space="preserve">由装机、电量渗透率及年利用小时定义推得；外推中换算因子固定，非普遍实测相关结论</w:t>
+            </w:r>
+          </w:p>
+        </w:tc>
+      </w:tr>
+    </w:tbl>
     <w:p>
       <w:pPr>
-        <w:pStyle w:val="FirstParagraph"/>
+        <w:pStyle w:val="Heading2"/>
       </w:pPr>
-      <w:r>
-        <w:t xml:space="preserve">以下编号与本轮正式Word、PDF一致，释义中的引文编号同正文。标准定义、等价表达和研究计算式的性质按前述术语条目区分。</w:t>
-      </w:r>
+      <w:bookmarkStart w:id="37" w:name="正文公式与符号逐式索引"/>
+      <w:r>
+        <w:t xml:space="preserve">正文公式与符号逐式索引</w:t>
+      </w:r>
+      <w:bookmarkEnd w:id="37"/>
     </w:p>
     <w:p>
       <w:pPr>
         <w:pStyle w:val="Heading3"/>
       </w:pPr>
-      <w:bookmarkStart w:id="37" w:name="式3-1"/>
+      <w:bookmarkStart w:id="38" w:name="式3-1"/>
       <w:r>
         <w:t xml:space="preserve">式（3-1）</w:t>
       </w:r>
-      <w:bookmarkEnd w:id="37"/>
+      <w:bookmarkEnd w:id="38"/>
     </w:p>
     <w:p>
       <w:pPr>
@@ -7600,11 +8804,11 @@
       <w:pPr>
         <w:pStyle w:val="Heading3"/>
       </w:pPr>
-      <w:bookmarkStart w:id="38" w:name="式3-2"/>
+      <w:bookmarkStart w:id="39" w:name="式3-2"/>
       <w:r>
         <w:t xml:space="preserve">式（3-2）</w:t>
       </w:r>
-      <w:bookmarkEnd w:id="38"/>
+      <w:bookmarkEnd w:id="39"/>
     </w:p>
     <w:p>
       <w:pPr>
@@ -7903,11 +9107,11 @@
       <w:pPr>
         <w:pStyle w:val="Heading3"/>
       </w:pPr>
-      <w:bookmarkStart w:id="39" w:name="式3-3"/>
+      <w:bookmarkStart w:id="40" w:name="式3-3"/>
       <w:r>
         <w:t xml:space="preserve">式（3-3）</w:t>
       </w:r>
-      <w:bookmarkEnd w:id="39"/>
+      <w:bookmarkEnd w:id="40"/>
     </w:p>
     <w:p>
       <w:pPr>
@@ -8210,11 +9414,11 @@
       <w:pPr>
         <w:pStyle w:val="Heading3"/>
       </w:pPr>
-      <w:bookmarkStart w:id="40" w:name="式3-4"/>
+      <w:bookmarkStart w:id="41" w:name="式3-4"/>
       <w:r>
         <w:t xml:space="preserve">式（3-4）</w:t>
       </w:r>
-      <w:bookmarkEnd w:id="40"/>
+      <w:bookmarkEnd w:id="41"/>
     </w:p>
     <w:p>
       <w:pPr>
@@ -8450,11 +9654,11 @@
       <w:pPr>
         <w:pStyle w:val="Heading3"/>
       </w:pPr>
-      <w:bookmarkStart w:id="41" w:name="式3-5"/>
+      <w:bookmarkStart w:id="42" w:name="式3-5"/>
       <w:r>
         <w:t xml:space="preserve">式（3-5）</w:t>
       </w:r>
-      <w:bookmarkEnd w:id="41"/>
+      <w:bookmarkEnd w:id="42"/>
     </w:p>
     <w:p>
       <w:pPr>
@@ -8903,11 +10107,11 @@
       <w:pPr>
         <w:pStyle w:val="Heading3"/>
       </w:pPr>
-      <w:bookmarkStart w:id="42" w:name="式3-6"/>
+      <w:bookmarkStart w:id="43" w:name="式3-6"/>
       <w:r>
         <w:t xml:space="preserve">式（3-6）</w:t>
       </w:r>
-      <w:bookmarkEnd w:id="42"/>
+      <w:bookmarkEnd w:id="43"/>
     </w:p>
     <w:p>
       <w:pPr>
@@ -9222,11 +10426,11 @@
       <w:pPr>
         <w:pStyle w:val="Heading3"/>
       </w:pPr>
-      <w:bookmarkStart w:id="43" w:name="式3-7"/>
+      <w:bookmarkStart w:id="44" w:name="式3-7"/>
       <w:r>
         <w:t xml:space="preserve">式（3-7）</w:t>
       </w:r>
-      <w:bookmarkEnd w:id="43"/>
+      <w:bookmarkEnd w:id="44"/>
     </w:p>
     <w:p>
       <w:pPr>
@@ -9508,11 +10712,11 @@
       <w:pPr>
         <w:pStyle w:val="Heading3"/>
       </w:pPr>
-      <w:bookmarkStart w:id="44" w:name="式3-8"/>
+      <w:bookmarkStart w:id="45" w:name="式3-8"/>
       <w:r>
         <w:t xml:space="preserve">式（3-8）</w:t>
       </w:r>
-      <w:bookmarkEnd w:id="44"/>
+      <w:bookmarkEnd w:id="45"/>
     </w:p>
     <w:p>
       <w:pPr>
@@ -9896,11 +11100,11 @@
       <w:pPr>
         <w:pStyle w:val="Heading3"/>
       </w:pPr>
-      <w:bookmarkStart w:id="45" w:name="式4-1"/>
+      <w:bookmarkStart w:id="46" w:name="式4-1"/>
       <w:r>
         <w:t xml:space="preserve">式（4-1）</w:t>
       </w:r>
-      <w:bookmarkEnd w:id="45"/>
+      <w:bookmarkEnd w:id="46"/>
     </w:p>
     <w:p>
       <w:pPr>
@@ -10004,11 +11208,11 @@
       <w:pPr>
         <w:pStyle w:val="Heading3"/>
       </w:pPr>
-      <w:bookmarkStart w:id="46" w:name="式4-2"/>
+      <w:bookmarkStart w:id="47" w:name="式4-2"/>
       <w:r>
         <w:t xml:space="preserve">式（4-2）</w:t>
       </w:r>
-      <w:bookmarkEnd w:id="46"/>
+      <w:bookmarkEnd w:id="47"/>
     </w:p>
     <w:p>
       <w:pPr>
@@ -10520,11 +11724,11 @@
       <w:pPr>
         <w:pStyle w:val="Heading3"/>
       </w:pPr>
-      <w:bookmarkStart w:id="47" w:name="式4-3"/>
+      <w:bookmarkStart w:id="48" w:name="式4-3"/>
       <w:r>
         <w:t xml:space="preserve">式（4-3）</w:t>
       </w:r>
-      <w:bookmarkEnd w:id="47"/>
+      <w:bookmarkEnd w:id="48"/>
     </w:p>
     <w:p>
       <w:pPr>
@@ -10664,11 +11868,11 @@
       <w:pPr>
         <w:pStyle w:val="Heading3"/>
       </w:pPr>
-      <w:bookmarkStart w:id="48" w:name="式4-4"/>
+      <w:bookmarkStart w:id="49" w:name="式4-4"/>
       <w:r>
         <w:t xml:space="preserve">式（4-4）</w:t>
       </w:r>
-      <w:bookmarkEnd w:id="48"/>
+      <w:bookmarkEnd w:id="49"/>
     </w:p>
     <w:p>
       <w:pPr>
@@ -10790,11 +11994,11 @@
       <w:pPr>
         <w:pStyle w:val="Heading3"/>
       </w:pPr>
-      <w:bookmarkStart w:id="49" w:name="式4-5"/>
+      <w:bookmarkStart w:id="50" w:name="式4-5"/>
       <w:r>
         <w:t xml:space="preserve">式（4-5）</w:t>
       </w:r>
-      <w:bookmarkEnd w:id="49"/>
+      <w:bookmarkEnd w:id="50"/>
     </w:p>
     <w:p>
       <w:pPr>
@@ -11083,11 +12287,11 @@
       <w:pPr>
         <w:pStyle w:val="Heading3"/>
       </w:pPr>
-      <w:bookmarkStart w:id="50" w:name="式4-6"/>
+      <w:bookmarkStart w:id="51" w:name="式4-6"/>
       <w:r>
         <w:t xml:space="preserve">式（4-6）</w:t>
       </w:r>
-      <w:bookmarkEnd w:id="50"/>
+      <w:bookmarkEnd w:id="51"/>
     </w:p>
     <w:p>
       <w:pPr>
@@ -11240,18 +12444,18 @@
         </m:r>
       </m:oMath>
       <w:r>
-        <w:t xml:space="preserve">为峰段持续时间，单位h；215为单柜能量，单位kWh，2.15 h为额定能量与功率之比。</w:t>
+        <w:t xml:space="preserve">为峰值持续时间，单位h；215为单柜能量，单位kWh，2.15 h为额定能量与功率之比。</w:t>
       </w:r>
     </w:p>
     <w:p>
       <w:pPr>
         <w:pStyle w:val="Heading3"/>
       </w:pPr>
-      <w:bookmarkStart w:id="51" w:name="式4-7"/>
+      <w:bookmarkStart w:id="52" w:name="式4-7"/>
       <w:r>
         <w:t xml:space="preserve">式（4-7）</w:t>
       </w:r>
-      <w:bookmarkEnd w:id="51"/>
+      <w:bookmarkEnd w:id="52"/>
     </w:p>
     <w:p>
       <w:pPr>
@@ -11452,18 +12656,18 @@
         </m:sSub>
       </m:oMath>
       <w:r>
-        <w:t xml:space="preserve">为主变采购容量投资系数，0.95为功率因数。</w:t>
+        <w:t xml:space="preserve">为主变新购容量投资系数，0.95为功率因数。</w:t>
       </w:r>
     </w:p>
     <w:p>
       <w:pPr>
         <w:pStyle w:val="Heading3"/>
       </w:pPr>
-      <w:bookmarkStart w:id="52" w:name="式4-8"/>
+      <w:bookmarkStart w:id="53" w:name="式4-8"/>
       <w:r>
         <w:t xml:space="preserve">式（4-8）</w:t>
       </w:r>
-      <w:bookmarkEnd w:id="52"/>
+      <w:bookmarkEnd w:id="53"/>
     </w:p>
     <w:p>
       <w:pPr>
@@ -11630,11 +12834,11 @@
       <w:pPr>
         <w:pStyle w:val="Heading3"/>
       </w:pPr>
-      <w:bookmarkStart w:id="53" w:name="式4-9"/>
+      <w:bookmarkStart w:id="54" w:name="式4-9"/>
       <w:r>
         <w:t xml:space="preserve">式（4-9）</w:t>
       </w:r>
-      <w:bookmarkEnd w:id="53"/>
+      <w:bookmarkEnd w:id="54"/>
     </w:p>
     <w:p>
       <w:pPr>
@@ -12118,11 +13322,11 @@
       <w:pPr>
         <w:pStyle w:val="Heading3"/>
       </w:pPr>
-      <w:bookmarkStart w:id="54" w:name="式4-10"/>
+      <w:bookmarkStart w:id="55" w:name="式4-10"/>
       <w:r>
         <w:t xml:space="preserve">式（4-10）</w:t>
       </w:r>
-      <w:bookmarkEnd w:id="54"/>
+      <w:bookmarkEnd w:id="55"/>
     </w:p>
     <w:p>
       <w:pPr>
@@ -12543,11 +13747,11 @@
       <w:pPr>
         <w:pStyle w:val="Heading3"/>
       </w:pPr>
-      <w:bookmarkStart w:id="55" w:name="式4-11"/>
+      <w:bookmarkStart w:id="56" w:name="式4-11"/>
       <w:r>
         <w:t xml:space="preserve">式（4-11）</w:t>
       </w:r>
-      <w:bookmarkEnd w:id="55"/>
+      <w:bookmarkEnd w:id="56"/>
     </w:p>
     <w:p>
       <w:pPr>
@@ -12897,11 +14101,11 @@
       <w:pPr>
         <w:pStyle w:val="Heading3"/>
       </w:pPr>
-      <w:bookmarkStart w:id="56" w:name="式5-1"/>
+      <w:bookmarkStart w:id="57" w:name="式5-1"/>
       <w:r>
         <w:t xml:space="preserve">式（5-1）</w:t>
       </w:r>
-      <w:bookmarkEnd w:id="56"/>
+      <w:bookmarkEnd w:id="57"/>
     </w:p>
     <w:p>
       <w:pPr>
@@ -13216,11 +14420,11 @@
       <w:pPr>
         <w:pStyle w:val="Heading3"/>
       </w:pPr>
-      <w:bookmarkStart w:id="57" w:name="式5-2"/>
+      <w:bookmarkStart w:id="58" w:name="式5-2"/>
       <w:r>
         <w:t xml:space="preserve">式（5-2）</w:t>
       </w:r>
-      <w:bookmarkEnd w:id="57"/>
+      <w:bookmarkEnd w:id="58"/>
     </w:p>
     <w:p>
       <w:pPr>
@@ -13578,11 +14782,11 @@
       <w:pPr>
         <w:pStyle w:val="Heading3"/>
       </w:pPr>
-      <w:bookmarkStart w:id="58" w:name="式5-3"/>
+      <w:bookmarkStart w:id="59" w:name="式5-3"/>
       <w:r>
         <w:t xml:space="preserve">式（5-3）</w:t>
       </w:r>
-      <w:bookmarkEnd w:id="58"/>
+      <w:bookmarkEnd w:id="59"/>
     </w:p>
     <w:p>
       <w:pPr>
@@ -14056,7 +15260,7 @@
         </m:sSub>
       </m:oMath>
       <w:r>
-        <w:t xml:space="preserve">为站内主变总容量；</w:t>
+        <w:t xml:space="preserve">为站内公用主变总容量；</w:t>
       </w:r>
       <m:oMath>
         <m:sSub>
@@ -14086,11 +15290,11 @@
       <w:pPr>
         <w:pStyle w:val="Heading3"/>
       </w:pPr>
-      <w:bookmarkStart w:id="59" w:name="式5-4"/>
+      <w:bookmarkStart w:id="60" w:name="式5-4"/>
       <w:r>
         <w:t xml:space="preserve">式（5-4）</w:t>
       </w:r>
-      <w:bookmarkEnd w:id="59"/>
+      <w:bookmarkEnd w:id="60"/>
     </w:p>
     <w:p>
       <w:pPr>
@@ -14474,11 +15678,11 @@
       <w:pPr>
         <w:pStyle w:val="Heading3"/>
       </w:pPr>
-      <w:bookmarkStart w:id="60" w:name="式5-5"/>
+      <w:bookmarkStart w:id="61" w:name="式5-5"/>
       <w:r>
         <w:t xml:space="preserve">式（5-5）</w:t>
       </w:r>
-      <w:bookmarkEnd w:id="60"/>
+      <w:bookmarkEnd w:id="61"/>
     </w:p>
     <w:p>
       <w:pPr>
@@ -14879,11 +16083,11 @@
       <w:pPr>
         <w:pStyle w:val="Heading3"/>
       </w:pPr>
-      <w:bookmarkStart w:id="61" w:name="式5-6"/>
+      <w:bookmarkStart w:id="62" w:name="式5-6"/>
       <w:r>
         <w:t xml:space="preserve">式（5-6）</w:t>
       </w:r>
-      <w:bookmarkEnd w:id="61"/>
+      <w:bookmarkEnd w:id="62"/>
     </w:p>
     <w:p>
       <w:pPr>
@@ -15114,11 +16318,11 @@
       <w:pPr>
         <w:pStyle w:val="Heading3"/>
       </w:pPr>
-      <w:bookmarkStart w:id="62" w:name="式5-7"/>
+      <w:bookmarkStart w:id="63" w:name="式5-7"/>
       <w:r>
         <w:t xml:space="preserve">式（5-7）</w:t>
       </w:r>
-      <w:bookmarkEnd w:id="62"/>
+      <w:bookmarkEnd w:id="63"/>
     </w:p>
     <w:p>
       <w:pPr>
@@ -15481,11 +16685,11 @@
       <w:pPr>
         <w:pStyle w:val="Heading3"/>
       </w:pPr>
-      <w:bookmarkStart w:id="63" w:name="式5-8"/>
+      <w:bookmarkStart w:id="64" w:name="式5-8"/>
       <w:r>
         <w:t xml:space="preserve">式（5-8）</w:t>
       </w:r>
-      <w:bookmarkEnd w:id="63"/>
+      <w:bookmarkEnd w:id="64"/>
     </w:p>
     <w:p>
       <w:pPr>
@@ -15776,11 +16980,11 @@
       <w:pPr>
         <w:pStyle w:val="Heading3"/>
       </w:pPr>
-      <w:bookmarkStart w:id="64" w:name="式5-9"/>
+      <w:bookmarkStart w:id="65" w:name="式5-9"/>
       <w:r>
         <w:t xml:space="preserve">式（5-9）</w:t>
       </w:r>
-      <w:bookmarkEnd w:id="64"/>
+      <w:bookmarkEnd w:id="65"/>
     </w:p>
     <w:p>
       <w:pPr>
@@ -16061,11 +17265,11 @@
       <w:pPr>
         <w:pStyle w:val="Heading3"/>
       </w:pPr>
-      <w:bookmarkStart w:id="65" w:name="式5-10"/>
+      <w:bookmarkStart w:id="66" w:name="式5-10"/>
       <w:r>
         <w:t xml:space="preserve">式（5-10）</w:t>
       </w:r>
-      <w:bookmarkEnd w:id="65"/>
+      <w:bookmarkEnd w:id="66"/>
     </w:p>
     <w:p>
       <w:pPr>
@@ -16518,11 +17722,11 @@
       <w:pPr>
         <w:pStyle w:val="Heading3"/>
       </w:pPr>
-      <w:bookmarkStart w:id="66" w:name="式5-11"/>
+      <w:bookmarkStart w:id="67" w:name="式5-11"/>
       <w:r>
         <w:t xml:space="preserve">式（5-11）</w:t>
       </w:r>
-      <w:bookmarkEnd w:id="66"/>
+      <w:bookmarkEnd w:id="67"/>
     </w:p>
     <w:p>
       <w:pPr>
@@ -16760,11 +17964,11 @@
       <w:pPr>
         <w:pStyle w:val="Heading3"/>
       </w:pPr>
-      <w:bookmarkStart w:id="67" w:name="式5-12"/>
+      <w:bookmarkStart w:id="68" w:name="式5-12"/>
       <w:r>
         <w:t xml:space="preserve">式（5-12）</w:t>
       </w:r>
-      <w:bookmarkEnd w:id="67"/>
+      <w:bookmarkEnd w:id="68"/>
     </w:p>
     <w:p>
       <w:pPr>
@@ -17226,11 +18430,11 @@
       <w:pPr>
         <w:pStyle w:val="Heading3"/>
       </w:pPr>
-      <w:bookmarkStart w:id="68" w:name="式5-13"/>
+      <w:bookmarkStart w:id="69" w:name="式5-13"/>
       <w:r>
         <w:t xml:space="preserve">式（5-13）</w:t>
       </w:r>
-      <w:bookmarkEnd w:id="68"/>
+      <w:bookmarkEnd w:id="69"/>
     </w:p>
     <w:p>
       <w:pPr>
@@ -17691,11 +18895,11 @@
       <w:pPr>
         <w:pStyle w:val="Heading3"/>
       </w:pPr>
-      <w:bookmarkStart w:id="69" w:name="式5-14"/>
+      <w:bookmarkStart w:id="70" w:name="式5-14"/>
       <w:r>
         <w:t xml:space="preserve">式（5-14）</w:t>
       </w:r>
-      <w:bookmarkEnd w:id="69"/>
+      <w:bookmarkEnd w:id="70"/>
     </w:p>
     <w:p>
       <w:pPr>
@@ -17982,7 +19186,7 @@
         </m:sSub>
       </m:oMath>
       <w:r>
-        <w:t xml:space="preserve">为相邻两年主变总容量，单位MVA；</w:t>
+        <w:t xml:space="preserve">为相邻两年公用主变总容量，单位MVA；</w:t>
       </w:r>
       <m:oMath>
         <m:sSub>
@@ -18029,11 +19233,11 @@
       <w:pPr>
         <w:pStyle w:val="Heading3"/>
       </w:pPr>
-      <w:bookmarkStart w:id="70" w:name="式5-15"/>
+      <w:bookmarkStart w:id="71" w:name="式5-15"/>
       <w:r>
         <w:t xml:space="preserve">式（5-15）</w:t>
       </w:r>
-      <w:bookmarkEnd w:id="70"/>
+      <w:bookmarkEnd w:id="71"/>
     </w:p>
     <w:p>
       <w:pPr>
@@ -18461,11 +19665,11 @@
       <w:pPr>
         <w:pStyle w:val="Heading3"/>
       </w:pPr>
-      <w:bookmarkStart w:id="71" w:name="式5-16"/>
+      <w:bookmarkStart w:id="72" w:name="式5-16"/>
       <w:r>
         <w:t xml:space="preserve">式（5-16）</w:t>
       </w:r>
-      <w:bookmarkEnd w:id="71"/>
+      <w:bookmarkEnd w:id="72"/>
     </w:p>
     <w:p>
       <w:pPr>
